--- a/docs/manual/QRcode-tool-User-Manual-zh-TW.docx
+++ b/docs/manual/QRcode-tool-User-Manual-zh-TW.docx
@@ -8,7 +8,7 @@
           <w:noProof/>
         </w:rPr>
         <w:drawing>
-          <wp:anchor distT="0" distB="0" distL="0" distR="0" simplePos="0" relativeHeight="251657216" behindDoc="1" locked="0" layoutInCell="1" allowOverlap="1" wp14:anchorId="71CCC544" wp14:editId="57B8AE6C">
+          <wp:anchor distT="0" distB="0" distL="0" distR="0" simplePos="0" relativeHeight="251657216" behindDoc="1" locked="0" layoutInCell="1" allowOverlap="1" wp14:anchorId="479B26D6" wp14:editId="262DAD72">
             <wp:simplePos x="0" y="0"/>
             <wp:positionH relativeFrom="page">
               <wp:posOffset>0</wp:posOffset>
@@ -321,7 +321,7 @@
     <w:sdt>
       <w:sdtPr>
         <w:alias w:val="目錄"/>
-        <w:id w:val="6874039"/>
+        <w:id w:val="1198888665"/>
       </w:sdtPr>
       <w:sdtEndPr>
         <w:rPr>
@@ -357,7 +357,7 @@
           <w:r>
             <w:fldChar w:fldCharType="separate"/>
           </w:r>
-          <w:hyperlink w:anchor="_Toc242656315" w:history="1">
+          <w:hyperlink w:anchor="_Toc242660190" w:history="1">
             <w:r>
               <w:rPr>
                 <w:rStyle w:val="a5"/>
@@ -395,7 +395,7 @@
               <w:rPr>
                 <w:noProof/>
               </w:rPr>
-              <w:instrText xml:space="preserve"> PAGEREF _Toc242656315 \h </w:instrText>
+              <w:instrText xml:space="preserve"> PAGEREF _Toc242660190 \h </w:instrText>
             </w:r>
             <w:r>
               <w:rPr>
@@ -438,7 +438,7 @@
               <w14:ligatures w14:val="standardContextual"/>
             </w:rPr>
           </w:pPr>
-          <w:hyperlink w:anchor="_Toc242656316" w:history="1">
+          <w:hyperlink w:anchor="_Toc242660191" w:history="1">
             <w:r>
               <w:rPr>
                 <w:rStyle w:val="a5"/>
@@ -469,7 +469,7 @@
               <w:rPr>
                 <w:noProof/>
               </w:rPr>
-              <w:instrText xml:space="preserve"> PAGEREF _Toc242656316 \h </w:instrText>
+              <w:instrText xml:space="preserve"> PAGEREF _Toc242660191 \h </w:instrText>
             </w:r>
             <w:r>
               <w:rPr>
@@ -512,7 +512,7 @@
               <w14:ligatures w14:val="standardContextual"/>
             </w:rPr>
           </w:pPr>
-          <w:hyperlink w:anchor="_Toc242656317" w:history="1">
+          <w:hyperlink w:anchor="_Toc242660192" w:history="1">
             <w:r>
               <w:rPr>
                 <w:rStyle w:val="a5"/>
@@ -543,7 +543,7 @@
               <w:rPr>
                 <w:noProof/>
               </w:rPr>
-              <w:instrText xml:space="preserve"> PAGEREF _Toc242656317 \h </w:instrText>
+              <w:instrText xml:space="preserve"> PAGEREF _Toc242660192 \h </w:instrText>
             </w:r>
             <w:r>
               <w:rPr>
@@ -586,7 +586,7 @@
               <w14:ligatures w14:val="standardContextual"/>
             </w:rPr>
           </w:pPr>
-          <w:hyperlink w:anchor="_Toc242656318" w:history="1">
+          <w:hyperlink w:anchor="_Toc242660193" w:history="1">
             <w:r>
               <w:rPr>
                 <w:rStyle w:val="a5"/>
@@ -617,7 +617,7 @@
               <w:rPr>
                 <w:noProof/>
               </w:rPr>
-              <w:instrText xml:space="preserve"> PAGEREF _Toc242656318 \h </w:instrText>
+              <w:instrText xml:space="preserve"> PAGEREF _Toc242660193 \h </w:instrText>
             </w:r>
             <w:r>
               <w:rPr>
@@ -660,7 +660,7 @@
               <w14:ligatures w14:val="standardContextual"/>
             </w:rPr>
           </w:pPr>
-          <w:hyperlink w:anchor="_Toc242656319" w:history="1">
+          <w:hyperlink w:anchor="_Toc242660194" w:history="1">
             <w:r>
               <w:rPr>
                 <w:rStyle w:val="a5"/>
@@ -691,7 +691,7 @@
               <w:rPr>
                 <w:noProof/>
               </w:rPr>
-              <w:instrText xml:space="preserve"> PAGEREF _Toc242656319 \h </w:instrText>
+              <w:instrText xml:space="preserve"> PAGEREF _Toc242660194 \h </w:instrText>
             </w:r>
             <w:r>
               <w:rPr>
@@ -736,7 +736,7 @@
               <w14:ligatures w14:val="standardContextual"/>
             </w:rPr>
           </w:pPr>
-          <w:hyperlink w:anchor="_Toc242656320" w:history="1">
+          <w:hyperlink w:anchor="_Toc242660195" w:history="1">
             <w:r>
               <w:rPr>
                 <w:rStyle w:val="a5"/>
@@ -767,7 +767,7 @@
               <w:rPr>
                 <w:noProof/>
               </w:rPr>
-              <w:instrText xml:space="preserve"> PAGEREF _Toc242656320 \h </w:instrText>
+              <w:instrText xml:space="preserve"> PAGEREF _Toc242660195 \h </w:instrText>
             </w:r>
             <w:r>
               <w:rPr>
@@ -810,7 +810,7 @@
               <w14:ligatures w14:val="standardContextual"/>
             </w:rPr>
           </w:pPr>
-          <w:hyperlink w:anchor="_Toc242656321" w:history="1">
+          <w:hyperlink w:anchor="_Toc242660196" w:history="1">
             <w:r>
               <w:rPr>
                 <w:rStyle w:val="a5"/>
@@ -855,7 +855,7 @@
               <w:rPr>
                 <w:noProof/>
               </w:rPr>
-              <w:instrText xml:space="preserve"> PAGEREF _Toc242656321 \h </w:instrText>
+              <w:instrText xml:space="preserve"> PAGEREF _Toc242660196 \h </w:instrText>
             </w:r>
             <w:r>
               <w:rPr>
@@ -898,7 +898,7 @@
               <w14:ligatures w14:val="standardContextual"/>
             </w:rPr>
           </w:pPr>
-          <w:hyperlink w:anchor="_Toc242656322" w:history="1">
+          <w:hyperlink w:anchor="_Toc242660197" w:history="1">
             <w:r>
               <w:rPr>
                 <w:rStyle w:val="a5"/>
@@ -943,7 +943,7 @@
               <w:rPr>
                 <w:noProof/>
               </w:rPr>
-              <w:instrText xml:space="preserve"> PAGEREF _Toc242656322 \h </w:instrText>
+              <w:instrText xml:space="preserve"> PAGEREF _Toc242660197 \h </w:instrText>
             </w:r>
             <w:r>
               <w:rPr>
@@ -986,7 +986,7 @@
               <w14:ligatures w14:val="standardContextual"/>
             </w:rPr>
           </w:pPr>
-          <w:hyperlink w:anchor="_Toc242656323" w:history="1">
+          <w:hyperlink w:anchor="_Toc242660198" w:history="1">
             <w:r>
               <w:rPr>
                 <w:rStyle w:val="a5"/>
@@ -1038,7 +1038,7 @@
               <w:rPr>
                 <w:noProof/>
               </w:rPr>
-              <w:instrText xml:space="preserve"> PAGEREF _Toc242656323 \h </w:instrText>
+              <w:instrText xml:space="preserve"> PAGEREF _Toc242660198 \h </w:instrText>
             </w:r>
             <w:r>
               <w:rPr>
@@ -1081,7 +1081,7 @@
               <w14:ligatures w14:val="standardContextual"/>
             </w:rPr>
           </w:pPr>
-          <w:hyperlink w:anchor="_Toc242656324" w:history="1">
+          <w:hyperlink w:anchor="_Toc242660199" w:history="1">
             <w:r>
               <w:rPr>
                 <w:rStyle w:val="a5"/>
@@ -1112,7 +1112,7 @@
               <w:rPr>
                 <w:noProof/>
               </w:rPr>
-              <w:instrText xml:space="preserve"> PAGEREF _Toc242656324 \h </w:instrText>
+              <w:instrText xml:space="preserve"> PAGEREF _Toc242660199 \h </w:instrText>
             </w:r>
             <w:r>
               <w:rPr>
@@ -1155,7 +1155,7 @@
               <w14:ligatures w14:val="standardContextual"/>
             </w:rPr>
           </w:pPr>
-          <w:hyperlink w:anchor="_Toc242656325" w:history="1">
+          <w:hyperlink w:anchor="_Toc242660200" w:history="1">
             <w:r>
               <w:rPr>
                 <w:rStyle w:val="a5"/>
@@ -1186,7 +1186,7 @@
               <w:rPr>
                 <w:noProof/>
               </w:rPr>
-              <w:instrText xml:space="preserve"> PAGEREF _Toc242656325 \h </w:instrText>
+              <w:instrText xml:space="preserve"> PAGEREF _Toc242660200 \h </w:instrText>
             </w:r>
             <w:r>
               <w:rPr>
@@ -1231,7 +1231,7 @@
               <w14:ligatures w14:val="standardContextual"/>
             </w:rPr>
           </w:pPr>
-          <w:hyperlink w:anchor="_Toc242656326" w:history="1">
+          <w:hyperlink w:anchor="_Toc242660201" w:history="1">
             <w:r>
               <w:rPr>
                 <w:rStyle w:val="a5"/>
@@ -1262,7 +1262,7 @@
               <w:rPr>
                 <w:noProof/>
               </w:rPr>
-              <w:instrText xml:space="preserve"> PAGEREF _Toc242656326 \h </w:instrText>
+              <w:instrText xml:space="preserve"> PAGEREF _Toc242660201 \h </w:instrText>
             </w:r>
             <w:r>
               <w:rPr>
@@ -1305,7 +1305,7 @@
               <w14:ligatures w14:val="standardContextual"/>
             </w:rPr>
           </w:pPr>
-          <w:hyperlink w:anchor="_Toc242656327" w:history="1">
+          <w:hyperlink w:anchor="_Toc242660202" w:history="1">
             <w:r>
               <w:rPr>
                 <w:rStyle w:val="a5"/>
@@ -1336,7 +1336,7 @@
               <w:rPr>
                 <w:noProof/>
               </w:rPr>
-              <w:instrText xml:space="preserve"> PAGEREF _Toc242656327 \h </w:instrText>
+              <w:instrText xml:space="preserve"> PAGEREF _Toc242660202 \h </w:instrText>
             </w:r>
             <w:r>
               <w:rPr>
@@ -1379,7 +1379,7 @@
               <w14:ligatures w14:val="standardContextual"/>
             </w:rPr>
           </w:pPr>
-          <w:hyperlink w:anchor="_Toc242656328" w:history="1">
+          <w:hyperlink w:anchor="_Toc242660203" w:history="1">
             <w:r>
               <w:rPr>
                 <w:rStyle w:val="a5"/>
@@ -1410,7 +1410,7 @@
               <w:rPr>
                 <w:noProof/>
               </w:rPr>
-              <w:instrText xml:space="preserve"> PAGEREF _Toc242656328 \h </w:instrText>
+              <w:instrText xml:space="preserve"> PAGEREF _Toc242660203 \h </w:instrText>
             </w:r>
             <w:r>
               <w:rPr>
@@ -1453,7 +1453,7 @@
               <w14:ligatures w14:val="standardContextual"/>
             </w:rPr>
           </w:pPr>
-          <w:hyperlink w:anchor="_Toc242656329" w:history="1">
+          <w:hyperlink w:anchor="_Toc242660204" w:history="1">
             <w:r>
               <w:rPr>
                 <w:rStyle w:val="a5"/>
@@ -1484,7 +1484,7 @@
               <w:rPr>
                 <w:noProof/>
               </w:rPr>
-              <w:instrText xml:space="preserve"> PAGEREF _Toc242656329 \h </w:instrText>
+              <w:instrText xml:space="preserve"> PAGEREF _Toc242660204 \h </w:instrText>
             </w:r>
             <w:r>
               <w:rPr>
@@ -1527,7 +1527,7 @@
               <w14:ligatures w14:val="standardContextual"/>
             </w:rPr>
           </w:pPr>
-          <w:hyperlink w:anchor="_Toc242656330" w:history="1">
+          <w:hyperlink w:anchor="_Toc242660205" w:history="1">
             <w:r>
               <w:rPr>
                 <w:rStyle w:val="a5"/>
@@ -1558,7 +1558,7 @@
               <w:rPr>
                 <w:noProof/>
               </w:rPr>
-              <w:instrText xml:space="preserve"> PAGEREF _Toc242656330 \h </w:instrText>
+              <w:instrText xml:space="preserve"> PAGEREF _Toc242660205 \h </w:instrText>
             </w:r>
             <w:r>
               <w:rPr>
@@ -1601,7 +1601,7 @@
               <w14:ligatures w14:val="standardContextual"/>
             </w:rPr>
           </w:pPr>
-          <w:hyperlink w:anchor="_Toc242656331" w:history="1">
+          <w:hyperlink w:anchor="_Toc242660206" w:history="1">
             <w:r>
               <w:rPr>
                 <w:rStyle w:val="a5"/>
@@ -1632,7 +1632,7 @@
               <w:rPr>
                 <w:noProof/>
               </w:rPr>
-              <w:instrText xml:space="preserve"> PAGEREF _Toc242656331 \h </w:instrText>
+              <w:instrText xml:space="preserve"> PAGEREF _Toc242660206 \h </w:instrText>
             </w:r>
             <w:r>
               <w:rPr>
@@ -1677,7 +1677,7 @@
               <w14:ligatures w14:val="standardContextual"/>
             </w:rPr>
           </w:pPr>
-          <w:hyperlink w:anchor="_Toc242656332" w:history="1">
+          <w:hyperlink w:anchor="_Toc242660207" w:history="1">
             <w:r>
               <w:rPr>
                 <w:rStyle w:val="a5"/>
@@ -1708,7 +1708,7 @@
               <w:rPr>
                 <w:noProof/>
               </w:rPr>
-              <w:instrText xml:space="preserve"> PAGEREF _Toc242656332 \h </w:instrText>
+              <w:instrText xml:space="preserve"> PAGEREF _Toc242660207 \h </w:instrText>
             </w:r>
             <w:r>
               <w:rPr>
@@ -1751,7 +1751,7 @@
               <w14:ligatures w14:val="standardContextual"/>
             </w:rPr>
           </w:pPr>
-          <w:hyperlink w:anchor="_Toc242656333" w:history="1">
+          <w:hyperlink w:anchor="_Toc242660208" w:history="1">
             <w:r>
               <w:rPr>
                 <w:rStyle w:val="a5"/>
@@ -1782,7 +1782,7 @@
               <w:rPr>
                 <w:noProof/>
               </w:rPr>
-              <w:instrText xml:space="preserve"> PAGEREF _Toc242656333 \h </w:instrText>
+              <w:instrText xml:space="preserve"> PAGEREF _Toc242660208 \h </w:instrText>
             </w:r>
             <w:r>
               <w:rPr>
@@ -1825,7 +1825,7 @@
               <w14:ligatures w14:val="standardContextual"/>
             </w:rPr>
           </w:pPr>
-          <w:hyperlink w:anchor="_Toc242656334" w:history="1">
+          <w:hyperlink w:anchor="_Toc242660209" w:history="1">
             <w:r>
               <w:rPr>
                 <w:rStyle w:val="a5"/>
@@ -1856,7 +1856,7 @@
               <w:rPr>
                 <w:noProof/>
               </w:rPr>
-              <w:instrText xml:space="preserve"> PAGEREF _Toc242656334 \h </w:instrText>
+              <w:instrText xml:space="preserve"> PAGEREF _Toc242660209 \h </w:instrText>
             </w:r>
             <w:r>
               <w:rPr>
@@ -1899,7 +1899,7 @@
               <w14:ligatures w14:val="standardContextual"/>
             </w:rPr>
           </w:pPr>
-          <w:hyperlink w:anchor="_Toc242656335" w:history="1">
+          <w:hyperlink w:anchor="_Toc242660210" w:history="1">
             <w:r>
               <w:rPr>
                 <w:rStyle w:val="a5"/>
@@ -1930,7 +1930,7 @@
               <w:rPr>
                 <w:noProof/>
               </w:rPr>
-              <w:instrText xml:space="preserve"> PAGEREF _Toc242656335 \h </w:instrText>
+              <w:instrText xml:space="preserve"> PAGEREF _Toc242660210 \h </w:instrText>
             </w:r>
             <w:r>
               <w:rPr>
@@ -1973,7 +1973,7 @@
               <w14:ligatures w14:val="standardContextual"/>
             </w:rPr>
           </w:pPr>
-          <w:hyperlink w:anchor="_Toc242656336" w:history="1">
+          <w:hyperlink w:anchor="_Toc242660211" w:history="1">
             <w:r>
               <w:rPr>
                 <w:rStyle w:val="a5"/>
@@ -2018,7 +2018,7 @@
               <w:rPr>
                 <w:noProof/>
               </w:rPr>
-              <w:instrText xml:space="preserve"> PAGEREF _Toc242656336 \h </w:instrText>
+              <w:instrText xml:space="preserve"> PAGEREF _Toc242660211 \h </w:instrText>
             </w:r>
             <w:r>
               <w:rPr>
@@ -2061,7 +2061,7 @@
               <w14:ligatures w14:val="standardContextual"/>
             </w:rPr>
           </w:pPr>
-          <w:hyperlink w:anchor="_Toc242656337" w:history="1">
+          <w:hyperlink w:anchor="_Toc242660212" w:history="1">
             <w:r>
               <w:rPr>
                 <w:rStyle w:val="a5"/>
@@ -2092,7 +2092,7 @@
               <w:rPr>
                 <w:noProof/>
               </w:rPr>
-              <w:instrText xml:space="preserve"> PAGEREF _Toc242656337 \h </w:instrText>
+              <w:instrText xml:space="preserve"> PAGEREF _Toc242660212 \h </w:instrText>
             </w:r>
             <w:r>
               <w:rPr>
@@ -2137,7 +2137,7 @@
               <w14:ligatures w14:val="standardContextual"/>
             </w:rPr>
           </w:pPr>
-          <w:hyperlink w:anchor="_Toc242656338" w:history="1">
+          <w:hyperlink w:anchor="_Toc242660213" w:history="1">
             <w:r>
               <w:rPr>
                 <w:rStyle w:val="a5"/>
@@ -2168,7 +2168,7 @@
               <w:rPr>
                 <w:noProof/>
               </w:rPr>
-              <w:instrText xml:space="preserve"> PAGEREF _Toc242656338 \h </w:instrText>
+              <w:instrText xml:space="preserve"> PAGEREF _Toc242660213 \h </w:instrText>
             </w:r>
             <w:r>
               <w:rPr>
@@ -2211,7 +2211,7 @@
               <w14:ligatures w14:val="standardContextual"/>
             </w:rPr>
           </w:pPr>
-          <w:hyperlink w:anchor="_Toc242656339" w:history="1">
+          <w:hyperlink w:anchor="_Toc242660214" w:history="1">
             <w:r>
               <w:rPr>
                 <w:rStyle w:val="a5"/>
@@ -2242,7 +2242,7 @@
               <w:rPr>
                 <w:noProof/>
               </w:rPr>
-              <w:instrText xml:space="preserve"> PAGEREF _Toc242656339 \h </w:instrText>
+              <w:instrText xml:space="preserve"> PAGEREF _Toc242660214 \h </w:instrText>
             </w:r>
             <w:r>
               <w:rPr>
@@ -2285,7 +2285,7 @@
               <w14:ligatures w14:val="standardContextual"/>
             </w:rPr>
           </w:pPr>
-          <w:hyperlink w:anchor="_Toc242656340" w:history="1">
+          <w:hyperlink w:anchor="_Toc242660215" w:history="1">
             <w:r>
               <w:rPr>
                 <w:rStyle w:val="a5"/>
@@ -2330,7 +2330,7 @@
               <w:rPr>
                 <w:noProof/>
               </w:rPr>
-              <w:instrText xml:space="preserve"> PAGEREF _Toc242656340 \h </w:instrText>
+              <w:instrText xml:space="preserve"> PAGEREF _Toc242660215 \h </w:instrText>
             </w:r>
             <w:r>
               <w:rPr>
@@ -2373,7 +2373,7 @@
               <w14:ligatures w14:val="standardContextual"/>
             </w:rPr>
           </w:pPr>
-          <w:hyperlink w:anchor="_Toc242656341" w:history="1">
+          <w:hyperlink w:anchor="_Toc242660216" w:history="1">
             <w:r>
               <w:rPr>
                 <w:rStyle w:val="a5"/>
@@ -2404,7 +2404,7 @@
               <w:rPr>
                 <w:noProof/>
               </w:rPr>
-              <w:instrText xml:space="preserve"> PAGEREF _Toc242656341 \h </w:instrText>
+              <w:instrText xml:space="preserve"> PAGEREF _Toc242660216 \h </w:instrText>
             </w:r>
             <w:r>
               <w:rPr>
@@ -2447,7 +2447,7 @@
               <w14:ligatures w14:val="standardContextual"/>
             </w:rPr>
           </w:pPr>
-          <w:hyperlink w:anchor="_Toc242656342" w:history="1">
+          <w:hyperlink w:anchor="_Toc242660217" w:history="1">
             <w:r>
               <w:rPr>
                 <w:rStyle w:val="a5"/>
@@ -2478,7 +2478,7 @@
               <w:rPr>
                 <w:noProof/>
               </w:rPr>
-              <w:instrText xml:space="preserve"> PAGEREF _Toc242656342 \h </w:instrText>
+              <w:instrText xml:space="preserve"> PAGEREF _Toc242660217 \h </w:instrText>
             </w:r>
             <w:r>
               <w:rPr>
@@ -2521,7 +2521,7 @@
               <w14:ligatures w14:val="standardContextual"/>
             </w:rPr>
           </w:pPr>
-          <w:hyperlink w:anchor="_Toc242656343" w:history="1">
+          <w:hyperlink w:anchor="_Toc242660218" w:history="1">
             <w:r>
               <w:rPr>
                 <w:rStyle w:val="a5"/>
@@ -2552,7 +2552,7 @@
               <w:rPr>
                 <w:noProof/>
               </w:rPr>
-              <w:instrText xml:space="preserve"> PAGEREF _Toc242656343 \h </w:instrText>
+              <w:instrText xml:space="preserve"> PAGEREF _Toc242660218 \h </w:instrText>
             </w:r>
             <w:r>
               <w:rPr>
@@ -2595,7 +2595,7 @@
               <w14:ligatures w14:val="standardContextual"/>
             </w:rPr>
           </w:pPr>
-          <w:hyperlink w:anchor="_Toc242656344" w:history="1">
+          <w:hyperlink w:anchor="_Toc242660219" w:history="1">
             <w:r>
               <w:rPr>
                 <w:rStyle w:val="a5"/>
@@ -2626,7 +2626,7 @@
               <w:rPr>
                 <w:noProof/>
               </w:rPr>
-              <w:instrText xml:space="preserve"> PAGEREF _Toc242656344 \h </w:instrText>
+              <w:instrText xml:space="preserve"> PAGEREF _Toc242660219 \h </w:instrText>
             </w:r>
             <w:r>
               <w:rPr>
@@ -2671,7 +2671,7 @@
               <w14:ligatures w14:val="standardContextual"/>
             </w:rPr>
           </w:pPr>
-          <w:hyperlink w:anchor="_Toc242656345" w:history="1">
+          <w:hyperlink w:anchor="_Toc242660220" w:history="1">
             <w:r>
               <w:rPr>
                 <w:rStyle w:val="a5"/>
@@ -2702,7 +2702,7 @@
               <w:rPr>
                 <w:noProof/>
               </w:rPr>
-              <w:instrText xml:space="preserve"> PAGEREF _Toc242656345 \h </w:instrText>
+              <w:instrText xml:space="preserve"> PAGEREF _Toc242660220 \h </w:instrText>
             </w:r>
             <w:r>
               <w:rPr>
@@ -2745,7 +2745,7 @@
               <w14:ligatures w14:val="standardContextual"/>
             </w:rPr>
           </w:pPr>
-          <w:hyperlink w:anchor="_Toc242656346" w:history="1">
+          <w:hyperlink w:anchor="_Toc242660221" w:history="1">
             <w:r>
               <w:rPr>
                 <w:rStyle w:val="a5"/>
@@ -2776,7 +2776,7 @@
               <w:rPr>
                 <w:noProof/>
               </w:rPr>
-              <w:instrText xml:space="preserve"> PAGEREF _Toc242656346 \h </w:instrText>
+              <w:instrText xml:space="preserve"> PAGEREF _Toc242660221 \h </w:instrText>
             </w:r>
             <w:r>
               <w:rPr>
@@ -2819,7 +2819,7 @@
               <w14:ligatures w14:val="standardContextual"/>
             </w:rPr>
           </w:pPr>
-          <w:hyperlink w:anchor="_Toc242656347" w:history="1">
+          <w:hyperlink w:anchor="_Toc242660222" w:history="1">
             <w:r>
               <w:rPr>
                 <w:rStyle w:val="a5"/>
@@ -2850,7 +2850,7 @@
               <w:rPr>
                 <w:noProof/>
               </w:rPr>
-              <w:instrText xml:space="preserve"> PAGEREF _Toc242656347 \h </w:instrText>
+              <w:instrText xml:space="preserve"> PAGEREF _Toc242660222 \h </w:instrText>
             </w:r>
             <w:r>
               <w:rPr>
@@ -2893,7 +2893,7 @@
               <w14:ligatures w14:val="standardContextual"/>
             </w:rPr>
           </w:pPr>
-          <w:hyperlink w:anchor="_Toc242656348" w:history="1">
+          <w:hyperlink w:anchor="_Toc242660223" w:history="1">
             <w:r>
               <w:rPr>
                 <w:rStyle w:val="a5"/>
@@ -2924,7 +2924,7 @@
               <w:rPr>
                 <w:noProof/>
               </w:rPr>
-              <w:instrText xml:space="preserve"> PAGEREF _Toc242656348 \h </w:instrText>
+              <w:instrText xml:space="preserve"> PAGEREF _Toc242660223 \h </w:instrText>
             </w:r>
             <w:r>
               <w:rPr>
@@ -2967,7 +2967,7 @@
               <w14:ligatures w14:val="standardContextual"/>
             </w:rPr>
           </w:pPr>
-          <w:hyperlink w:anchor="_Toc242656349" w:history="1">
+          <w:hyperlink w:anchor="_Toc242660224" w:history="1">
             <w:r>
               <w:rPr>
                 <w:rStyle w:val="a5"/>
@@ -2998,7 +2998,7 @@
               <w:rPr>
                 <w:noProof/>
               </w:rPr>
-              <w:instrText xml:space="preserve"> PAGEREF _Toc242656349 \h </w:instrText>
+              <w:instrText xml:space="preserve"> PAGEREF _Toc242660224 \h </w:instrText>
             </w:r>
             <w:r>
               <w:rPr>
@@ -3041,7 +3041,7 @@
               <w14:ligatures w14:val="standardContextual"/>
             </w:rPr>
           </w:pPr>
-          <w:hyperlink w:anchor="_Toc242656350" w:history="1">
+          <w:hyperlink w:anchor="_Toc242660225" w:history="1">
             <w:r>
               <w:rPr>
                 <w:rStyle w:val="a5"/>
@@ -3072,7 +3072,7 @@
               <w:rPr>
                 <w:noProof/>
               </w:rPr>
-              <w:instrText xml:space="preserve"> PAGEREF _Toc242656350 \h </w:instrText>
+              <w:instrText xml:space="preserve"> PAGEREF _Toc242660225 \h </w:instrText>
             </w:r>
             <w:r>
               <w:rPr>
@@ -3117,7 +3117,7 @@
               <w14:ligatures w14:val="standardContextual"/>
             </w:rPr>
           </w:pPr>
-          <w:hyperlink w:anchor="_Toc242656351" w:history="1">
+          <w:hyperlink w:anchor="_Toc242660226" w:history="1">
             <w:r>
               <w:rPr>
                 <w:rStyle w:val="a5"/>
@@ -3148,7 +3148,7 @@
               <w:rPr>
                 <w:noProof/>
               </w:rPr>
-              <w:instrText xml:space="preserve"> PAGEREF _Toc242656351 \h </w:instrText>
+              <w:instrText xml:space="preserve"> PAGEREF _Toc242660226 \h </w:instrText>
             </w:r>
             <w:r>
               <w:rPr>
@@ -3191,7 +3191,7 @@
               <w14:ligatures w14:val="standardContextual"/>
             </w:rPr>
           </w:pPr>
-          <w:hyperlink w:anchor="_Toc242656352" w:history="1">
+          <w:hyperlink w:anchor="_Toc242660227" w:history="1">
             <w:r>
               <w:rPr>
                 <w:rStyle w:val="a5"/>
@@ -3222,7 +3222,7 @@
               <w:rPr>
                 <w:noProof/>
               </w:rPr>
-              <w:instrText xml:space="preserve"> PAGEREF _Toc242656352 \h </w:instrText>
+              <w:instrText xml:space="preserve"> PAGEREF _Toc242660227 \h </w:instrText>
             </w:r>
             <w:r>
               <w:rPr>
@@ -3265,7 +3265,7 @@
               <w14:ligatures w14:val="standardContextual"/>
             </w:rPr>
           </w:pPr>
-          <w:hyperlink w:anchor="_Toc242656353" w:history="1">
+          <w:hyperlink w:anchor="_Toc242660228" w:history="1">
             <w:r>
               <w:rPr>
                 <w:rStyle w:val="a5"/>
@@ -3296,7 +3296,7 @@
               <w:rPr>
                 <w:noProof/>
               </w:rPr>
-              <w:instrText xml:space="preserve"> PAGEREF _Toc242656353 \h </w:instrText>
+              <w:instrText xml:space="preserve"> PAGEREF _Toc242660228 \h </w:instrText>
             </w:r>
             <w:r>
               <w:rPr>
@@ -3339,7 +3339,7 @@
               <w14:ligatures w14:val="standardContextual"/>
             </w:rPr>
           </w:pPr>
-          <w:hyperlink w:anchor="_Toc242656354" w:history="1">
+          <w:hyperlink w:anchor="_Toc242660229" w:history="1">
             <w:r>
               <w:rPr>
                 <w:rStyle w:val="a5"/>
@@ -3370,7 +3370,7 @@
               <w:rPr>
                 <w:noProof/>
               </w:rPr>
-              <w:instrText xml:space="preserve"> PAGEREF _Toc242656354 \h </w:instrText>
+              <w:instrText xml:space="preserve"> PAGEREF _Toc242660229 \h </w:instrText>
             </w:r>
             <w:r>
               <w:rPr>
@@ -3387,7 +3387,7 @@
               <w:rPr>
                 <w:noProof/>
               </w:rPr>
-              <w:t>21</w:t>
+              <w:t>22</w:t>
             </w:r>
             <w:r>
               <w:rPr>
@@ -3413,7 +3413,7 @@
               <w14:ligatures w14:val="standardContextual"/>
             </w:rPr>
           </w:pPr>
-          <w:hyperlink w:anchor="_Toc242656355" w:history="1">
+          <w:hyperlink w:anchor="_Toc242660230" w:history="1">
             <w:r>
               <w:rPr>
                 <w:rStyle w:val="a5"/>
@@ -3444,7 +3444,7 @@
               <w:rPr>
                 <w:noProof/>
               </w:rPr>
-              <w:instrText xml:space="preserve"> PAGEREF _Toc242656355 \h </w:instrText>
+              <w:instrText xml:space="preserve"> PAGEREF _Toc242660230 \h </w:instrText>
             </w:r>
             <w:r>
               <w:rPr>
@@ -3487,7 +3487,7 @@
               <w14:ligatures w14:val="standardContextual"/>
             </w:rPr>
           </w:pPr>
-          <w:hyperlink w:anchor="_Toc242656356" w:history="1">
+          <w:hyperlink w:anchor="_Toc242660231" w:history="1">
             <w:r>
               <w:rPr>
                 <w:rStyle w:val="a5"/>
@@ -3518,7 +3518,7 @@
               <w:rPr>
                 <w:noProof/>
               </w:rPr>
-              <w:instrText xml:space="preserve"> PAGEREF _Toc242656356 \h </w:instrText>
+              <w:instrText xml:space="preserve"> PAGEREF _Toc242660231 \h </w:instrText>
             </w:r>
             <w:r>
               <w:rPr>
@@ -3563,7 +3563,7 @@
               <w14:ligatures w14:val="standardContextual"/>
             </w:rPr>
           </w:pPr>
-          <w:hyperlink w:anchor="_Toc242656357" w:history="1">
+          <w:hyperlink w:anchor="_Toc242660232" w:history="1">
             <w:r>
               <w:rPr>
                 <w:rStyle w:val="a5"/>
@@ -3601,7 +3601,7 @@
               <w:rPr>
                 <w:noProof/>
               </w:rPr>
-              <w:instrText xml:space="preserve"> PAGEREF _Toc242656357 \h </w:instrText>
+              <w:instrText xml:space="preserve"> PAGEREF _Toc242660232 \h </w:instrText>
             </w:r>
             <w:r>
               <w:rPr>
@@ -3644,7 +3644,7 @@
               <w14:ligatures w14:val="standardContextual"/>
             </w:rPr>
           </w:pPr>
-          <w:hyperlink w:anchor="_Toc242656358" w:history="1">
+          <w:hyperlink w:anchor="_Toc242660233" w:history="1">
             <w:r>
               <w:rPr>
                 <w:rStyle w:val="a5"/>
@@ -3675,7 +3675,7 @@
               <w:rPr>
                 <w:noProof/>
               </w:rPr>
-              <w:instrText xml:space="preserve"> PAGEREF _Toc242656358 \h </w:instrText>
+              <w:instrText xml:space="preserve"> PAGEREF _Toc242660233 \h </w:instrText>
             </w:r>
             <w:r>
               <w:rPr>
@@ -3720,7 +3720,7 @@
               <w14:ligatures w14:val="standardContextual"/>
             </w:rPr>
           </w:pPr>
-          <w:hyperlink w:anchor="_Toc242656359" w:history="1">
+          <w:hyperlink w:anchor="_Toc242660234" w:history="1">
             <w:r>
               <w:rPr>
                 <w:rStyle w:val="a5"/>
@@ -3751,7 +3751,7 @@
               <w:rPr>
                 <w:noProof/>
               </w:rPr>
-              <w:instrText xml:space="preserve"> PAGEREF _Toc242656359 \h </w:instrText>
+              <w:instrText xml:space="preserve"> PAGEREF _Toc242660234 \h </w:instrText>
             </w:r>
             <w:r>
               <w:rPr>
@@ -3794,7 +3794,7 @@
               <w14:ligatures w14:val="standardContextual"/>
             </w:rPr>
           </w:pPr>
-          <w:hyperlink w:anchor="_Toc242656360" w:history="1">
+          <w:hyperlink w:anchor="_Toc242660235" w:history="1">
             <w:r>
               <w:rPr>
                 <w:rStyle w:val="a5"/>
@@ -3825,7 +3825,7 @@
               <w:rPr>
                 <w:noProof/>
               </w:rPr>
-              <w:instrText xml:space="preserve"> PAGEREF _Toc242656360 \h </w:instrText>
+              <w:instrText xml:space="preserve"> PAGEREF _Toc242660235 \h </w:instrText>
             </w:r>
             <w:r>
               <w:rPr>
@@ -3868,7 +3868,7 @@
               <w14:ligatures w14:val="standardContextual"/>
             </w:rPr>
           </w:pPr>
-          <w:hyperlink w:anchor="_Toc242656361" w:history="1">
+          <w:hyperlink w:anchor="_Toc242660236" w:history="1">
             <w:r>
               <w:rPr>
                 <w:rStyle w:val="a5"/>
@@ -3899,7 +3899,7 @@
               <w:rPr>
                 <w:noProof/>
               </w:rPr>
-              <w:instrText xml:space="preserve"> PAGEREF _Toc242656361 \h </w:instrText>
+              <w:instrText xml:space="preserve"> PAGEREF _Toc242660236 \h </w:instrText>
             </w:r>
             <w:r>
               <w:rPr>
@@ -3942,7 +3942,7 @@
               <w14:ligatures w14:val="standardContextual"/>
             </w:rPr>
           </w:pPr>
-          <w:hyperlink w:anchor="_Toc242656362" w:history="1">
+          <w:hyperlink w:anchor="_Toc242660237" w:history="1">
             <w:r>
               <w:rPr>
                 <w:rStyle w:val="a5"/>
@@ -3973,7 +3973,7 @@
               <w:rPr>
                 <w:noProof/>
               </w:rPr>
-              <w:instrText xml:space="preserve"> PAGEREF _Toc242656362 \h </w:instrText>
+              <w:instrText xml:space="preserve"> PAGEREF _Toc242660237 \h </w:instrText>
             </w:r>
             <w:r>
               <w:rPr>
@@ -4016,7 +4016,7 @@
               <w14:ligatures w14:val="standardContextual"/>
             </w:rPr>
           </w:pPr>
-          <w:hyperlink w:anchor="_Toc242656363" w:history="1">
+          <w:hyperlink w:anchor="_Toc242660238" w:history="1">
             <w:r>
               <w:rPr>
                 <w:rStyle w:val="a5"/>
@@ -4047,7 +4047,7 @@
               <w:rPr>
                 <w:noProof/>
               </w:rPr>
-              <w:instrText xml:space="preserve"> PAGEREF _Toc242656363 \h </w:instrText>
+              <w:instrText xml:space="preserve"> PAGEREF _Toc242660238 \h </w:instrText>
             </w:r>
             <w:r>
               <w:rPr>
@@ -4090,7 +4090,7 @@
               <w14:ligatures w14:val="standardContextual"/>
             </w:rPr>
           </w:pPr>
-          <w:hyperlink w:anchor="_Toc242656364" w:history="1">
+          <w:hyperlink w:anchor="_Toc242660239" w:history="1">
             <w:r>
               <w:rPr>
                 <w:rStyle w:val="a5"/>
@@ -4121,7 +4121,7 @@
               <w:rPr>
                 <w:noProof/>
               </w:rPr>
-              <w:instrText xml:space="preserve"> PAGEREF _Toc242656364 \h </w:instrText>
+              <w:instrText xml:space="preserve"> PAGEREF _Toc242660239 \h </w:instrText>
             </w:r>
             <w:r>
               <w:rPr>
@@ -4164,7 +4164,7 @@
               <w14:ligatures w14:val="standardContextual"/>
             </w:rPr>
           </w:pPr>
-          <w:hyperlink w:anchor="_Toc242656365" w:history="1">
+          <w:hyperlink w:anchor="_Toc242660240" w:history="1">
             <w:r>
               <w:rPr>
                 <w:rStyle w:val="a5"/>
@@ -4195,7 +4195,7 @@
               <w:rPr>
                 <w:noProof/>
               </w:rPr>
-              <w:instrText xml:space="preserve"> PAGEREF _Toc242656365 \h </w:instrText>
+              <w:instrText xml:space="preserve"> PAGEREF _Toc242660240 \h </w:instrText>
             </w:r>
             <w:r>
               <w:rPr>
@@ -4240,7 +4240,7 @@
               <w14:ligatures w14:val="standardContextual"/>
             </w:rPr>
           </w:pPr>
-          <w:hyperlink w:anchor="_Toc242656366" w:history="1">
+          <w:hyperlink w:anchor="_Toc242660241" w:history="1">
             <w:r>
               <w:rPr>
                 <w:rStyle w:val="a5"/>
@@ -4271,7 +4271,7 @@
               <w:rPr>
                 <w:noProof/>
               </w:rPr>
-              <w:instrText xml:space="preserve"> PAGEREF _Toc242656366 \h </w:instrText>
+              <w:instrText xml:space="preserve"> PAGEREF _Toc242660241 \h </w:instrText>
             </w:r>
             <w:r>
               <w:rPr>
@@ -4314,7 +4314,7 @@
               <w14:ligatures w14:val="standardContextual"/>
             </w:rPr>
           </w:pPr>
-          <w:hyperlink w:anchor="_Toc242656367" w:history="1">
+          <w:hyperlink w:anchor="_Toc242660242" w:history="1">
             <w:r>
               <w:rPr>
                 <w:rStyle w:val="a5"/>
@@ -4345,7 +4345,7 @@
               <w:rPr>
                 <w:noProof/>
               </w:rPr>
-              <w:instrText xml:space="preserve"> PAGEREF _Toc242656367 \h </w:instrText>
+              <w:instrText xml:space="preserve"> PAGEREF _Toc242660242 \h </w:instrText>
             </w:r>
             <w:r>
               <w:rPr>
@@ -4388,7 +4388,7 @@
               <w14:ligatures w14:val="standardContextual"/>
             </w:rPr>
           </w:pPr>
-          <w:hyperlink w:anchor="_Toc242656368" w:history="1">
+          <w:hyperlink w:anchor="_Toc242660243" w:history="1">
             <w:r>
               <w:rPr>
                 <w:rStyle w:val="a5"/>
@@ -4419,7 +4419,7 @@
               <w:rPr>
                 <w:noProof/>
               </w:rPr>
-              <w:instrText xml:space="preserve"> PAGEREF _Toc242656368 \h </w:instrText>
+              <w:instrText xml:space="preserve"> PAGEREF _Toc242660243 \h </w:instrText>
             </w:r>
             <w:r>
               <w:rPr>
@@ -4462,7 +4462,7 @@
               <w14:ligatures w14:val="standardContextual"/>
             </w:rPr>
           </w:pPr>
-          <w:hyperlink w:anchor="_Toc242656369" w:history="1">
+          <w:hyperlink w:anchor="_Toc242660244" w:history="1">
             <w:r>
               <w:rPr>
                 <w:rStyle w:val="a5"/>
@@ -4493,7 +4493,7 @@
               <w:rPr>
                 <w:noProof/>
               </w:rPr>
-              <w:instrText xml:space="preserve"> PAGEREF _Toc242656369 \h </w:instrText>
+              <w:instrText xml:space="preserve"> PAGEREF _Toc242660244 \h </w:instrText>
             </w:r>
             <w:r>
               <w:rPr>
@@ -4536,7 +4536,7 @@
               <w14:ligatures w14:val="standardContextual"/>
             </w:rPr>
           </w:pPr>
-          <w:hyperlink w:anchor="_Toc242656370" w:history="1">
+          <w:hyperlink w:anchor="_Toc242660245" w:history="1">
             <w:r>
               <w:rPr>
                 <w:rStyle w:val="a5"/>
@@ -4567,7 +4567,7 @@
               <w:rPr>
                 <w:noProof/>
               </w:rPr>
-              <w:instrText xml:space="preserve"> PAGEREF _Toc242656370 \h </w:instrText>
+              <w:instrText xml:space="preserve"> PAGEREF _Toc242660245 \h </w:instrText>
             </w:r>
             <w:r>
               <w:rPr>
@@ -4612,7 +4612,7 @@
               <w14:ligatures w14:val="standardContextual"/>
             </w:rPr>
           </w:pPr>
-          <w:hyperlink w:anchor="_Toc242656371" w:history="1">
+          <w:hyperlink w:anchor="_Toc242660246" w:history="1">
             <w:r>
               <w:rPr>
                 <w:rStyle w:val="a5"/>
@@ -4643,7 +4643,7 @@
               <w:rPr>
                 <w:noProof/>
               </w:rPr>
-              <w:instrText xml:space="preserve"> PAGEREF _Toc242656371 \h </w:instrText>
+              <w:instrText xml:space="preserve"> PAGEREF _Toc242660246 \h </w:instrText>
             </w:r>
             <w:r>
               <w:rPr>
@@ -4688,7 +4688,7 @@
               <w14:ligatures w14:val="standardContextual"/>
             </w:rPr>
           </w:pPr>
-          <w:hyperlink w:anchor="_Toc242656372" w:history="1">
+          <w:hyperlink w:anchor="_Toc242660247" w:history="1">
             <w:r>
               <w:rPr>
                 <w:rStyle w:val="a5"/>
@@ -4719,7 +4719,7 @@
               <w:rPr>
                 <w:noProof/>
               </w:rPr>
-              <w:instrText xml:space="preserve"> PAGEREF _Toc242656372 \h </w:instrText>
+              <w:instrText xml:space="preserve"> PAGEREF _Toc242660247 \h </w:instrText>
             </w:r>
             <w:r>
               <w:rPr>
@@ -4764,7 +4764,7 @@
               <w14:ligatures w14:val="standardContextual"/>
             </w:rPr>
           </w:pPr>
-          <w:hyperlink w:anchor="_Toc242656373" w:history="1">
+          <w:hyperlink w:anchor="_Toc242660248" w:history="1">
             <w:r>
               <w:rPr>
                 <w:rStyle w:val="a5"/>
@@ -4795,7 +4795,7 @@
               <w:rPr>
                 <w:noProof/>
               </w:rPr>
-              <w:instrText xml:space="preserve"> PAGEREF _Toc242656373 \h </w:instrText>
+              <w:instrText xml:space="preserve"> PAGEREF _Toc242660248 \h </w:instrText>
             </w:r>
             <w:r>
               <w:rPr>
@@ -4886,7 +4886,7 @@
       <w:pPr>
         <w:pStyle w:val="1"/>
       </w:pPr>
-      <w:bookmarkStart w:id="0" w:name="_Toc242656315"/>
+      <w:bookmarkStart w:id="0" w:name="_Toc242660190"/>
       <w:r>
         <w:t>1</w:t>
       </w:r>
@@ -4972,7 +4972,7 @@
       <w:pPr>
         <w:pStyle w:val="2"/>
       </w:pPr>
-      <w:bookmarkStart w:id="1" w:name="_Toc242656316"/>
+      <w:bookmarkStart w:id="1" w:name="_Toc242660191"/>
       <w:r>
         <w:t>1.1</w:t>
       </w:r>
@@ -5759,7 +5759,7 @@
       <w:pPr>
         <w:pStyle w:val="2"/>
       </w:pPr>
-      <w:bookmarkStart w:id="2" w:name="_Toc242656317"/>
+      <w:bookmarkStart w:id="2" w:name="_Toc242660192"/>
       <w:r>
         <w:lastRenderedPageBreak/>
         <w:t>1.2</w:t>
@@ -6238,7 +6238,7 @@
       <w:pPr>
         <w:pStyle w:val="2"/>
       </w:pPr>
-      <w:bookmarkStart w:id="3" w:name="_Toc242656318"/>
+      <w:bookmarkStart w:id="3" w:name="_Toc242660193"/>
       <w:r>
         <w:t>1.3</w:t>
       </w:r>
@@ -6366,7 +6366,7 @@
       <w:pPr>
         <w:pStyle w:val="2"/>
       </w:pPr>
-      <w:bookmarkStart w:id="4" w:name="_Toc242656319"/>
+      <w:bookmarkStart w:id="4" w:name="_Toc242660194"/>
       <w:r>
         <w:t>1.4</w:t>
       </w:r>
@@ -6552,7 +6552,7 @@
       <w:pPr>
         <w:pStyle w:val="1"/>
       </w:pPr>
-      <w:bookmarkStart w:id="5" w:name="_Toc242656320"/>
+      <w:bookmarkStart w:id="5" w:name="_Toc242660195"/>
       <w:r>
         <w:t>2</w:t>
       </w:r>
@@ -6565,7 +6565,7 @@
       <w:pPr>
         <w:pStyle w:val="2"/>
       </w:pPr>
-      <w:bookmarkStart w:id="6" w:name="_Toc242656321"/>
+      <w:bookmarkStart w:id="6" w:name="_Toc242660196"/>
       <w:r>
         <w:t>2.1</w:t>
       </w:r>
@@ -6781,7 +6781,7 @@
       <w:pPr>
         <w:pStyle w:val="2"/>
       </w:pPr>
-      <w:bookmarkStart w:id="7" w:name="_Toc242656322"/>
+      <w:bookmarkStart w:id="7" w:name="_Toc242660197"/>
       <w:r>
         <w:t>2.2</w:t>
       </w:r>
@@ -6938,7 +6938,7 @@
       <w:pPr>
         <w:pStyle w:val="2"/>
       </w:pPr>
-      <w:bookmarkStart w:id="8" w:name="_Toc242656323"/>
+      <w:bookmarkStart w:id="8" w:name="_Toc242660198"/>
       <w:r>
         <w:t>2.3</w:t>
       </w:r>
@@ -7076,7 +7076,7 @@
       <w:pPr>
         <w:pStyle w:val="2"/>
       </w:pPr>
-      <w:bookmarkStart w:id="9" w:name="_Toc242656324"/>
+      <w:bookmarkStart w:id="9" w:name="_Toc242660199"/>
       <w:r>
         <w:t>2.4</w:t>
       </w:r>
@@ -7101,10 +7101,10 @@
           <w:noProof/>
         </w:rPr>
         <w:drawing>
-          <wp:inline distT="0" distB="0" distL="0" distR="0" wp14:anchorId="630854A7" wp14:editId="51A46854">
+          <wp:inline distT="0" distB="0" distL="0" distR="0" wp14:anchorId="4163AFC0" wp14:editId="285A4194">
             <wp:extent cx="3962400" cy="4352925"/>
             <wp:effectExtent l="0" t="0" r="0" b="0"/>
-            <wp:docPr id="1447549845" name="welcome" descr="welcome" title="welcome"/>
+            <wp:docPr id="95666600" name="welcome" descr="welcome" title="welcome"/>
             <wp:cNvGraphicFramePr>
               <a:graphicFrameLocks xmlns:a="http://schemas.openxmlformats.org/drawingml/2006/main" noChangeAspect="1"/>
             </wp:cNvGraphicFramePr>
@@ -7287,7 +7287,7 @@
       <w:pPr>
         <w:pStyle w:val="2"/>
       </w:pPr>
-      <w:bookmarkStart w:id="10" w:name="_Toc242656325"/>
+      <w:bookmarkStart w:id="10" w:name="_Toc242660200"/>
       <w:r>
         <w:t>2.5</w:t>
       </w:r>
@@ -7381,10 +7381,10 @@
           <w:noProof/>
         </w:rPr>
         <w:drawing>
-          <wp:inline distT="0" distB="0" distL="0" distR="0" wp14:anchorId="2B433A4E" wp14:editId="4D20895E">
+          <wp:inline distT="0" distB="0" distL="0" distR="0" wp14:anchorId="299282AA" wp14:editId="74AB7A90">
             <wp:extent cx="3962400" cy="3581400"/>
             <wp:effectExtent l="0" t="0" r="0" b="0"/>
-            <wp:docPr id="1504722336" name="tray-menu" descr="tray-menu" title="tray-menu"/>
+            <wp:docPr id="141553180" name="tray-menu" descr="tray-menu" title="tray-menu"/>
             <wp:cNvGraphicFramePr>
               <a:graphicFrameLocks xmlns:a="http://schemas.openxmlformats.org/drawingml/2006/main" noChangeAspect="1"/>
             </wp:cNvGraphicFramePr>
@@ -7583,7 +7583,7 @@
       <w:pPr>
         <w:pStyle w:val="1"/>
       </w:pPr>
-      <w:bookmarkStart w:id="11" w:name="_Toc242656326"/>
+      <w:bookmarkStart w:id="11" w:name="_Toc242660201"/>
       <w:r>
         <w:t>3</w:t>
       </w:r>
@@ -7596,7 +7596,7 @@
       <w:pPr>
         <w:pStyle w:val="2"/>
       </w:pPr>
-      <w:bookmarkStart w:id="12" w:name="_Toc242656327"/>
+      <w:bookmarkStart w:id="12" w:name="_Toc242660202"/>
       <w:r>
         <w:t>3.1</w:t>
       </w:r>
@@ -7788,10 +7788,10 @@
           <w:noProof/>
         </w:rPr>
         <w:drawing>
-          <wp:inline distT="0" distB="0" distL="0" distR="0" wp14:anchorId="7442BC7A" wp14:editId="3F4592A6">
+          <wp:inline distT="0" distB="0" distL="0" distR="0" wp14:anchorId="7189D91A" wp14:editId="505A9EC6">
             <wp:extent cx="5905500" cy="3409950"/>
             <wp:effectExtent l="0" t="0" r="0" b="0"/>
-            <wp:docPr id="1470718337" name="scan-screen" descr="scan-screen" title="scan-screen"/>
+            <wp:docPr id="1976604398" name="scan-screen" descr="scan-screen" title="scan-screen"/>
             <wp:cNvGraphicFramePr>
               <a:graphicFrameLocks xmlns:a="http://schemas.openxmlformats.org/drawingml/2006/main" noChangeAspect="1"/>
             </wp:cNvGraphicFramePr>
@@ -8278,7 +8278,7 @@
       <w:pPr>
         <w:pStyle w:val="2"/>
       </w:pPr>
-      <w:bookmarkStart w:id="13" w:name="_Toc242656328"/>
+      <w:bookmarkStart w:id="13" w:name="_Toc242660203"/>
       <w:r>
         <w:t>3.2</w:t>
       </w:r>
@@ -8377,10 +8377,10 @@
           <w:noProof/>
         </w:rPr>
         <w:drawing>
-          <wp:inline distT="0" distB="0" distL="0" distR="0" wp14:anchorId="6B17CDBB" wp14:editId="0B3C8090">
+          <wp:inline distT="0" distB="0" distL="0" distR="0" wp14:anchorId="3F89F429" wp14:editId="2A68A7C1">
             <wp:extent cx="5905500" cy="3409950"/>
             <wp:effectExtent l="0" t="0" r="0" b="0"/>
-            <wp:docPr id="2068848495" name="scan-region" descr="scan-region" title="scan-region"/>
+            <wp:docPr id="645993560" name="scan-region" descr="scan-region" title="scan-region"/>
             <wp:cNvGraphicFramePr>
               <a:graphicFrameLocks xmlns:a="http://schemas.openxmlformats.org/drawingml/2006/main" noChangeAspect="1"/>
             </wp:cNvGraphicFramePr>
@@ -8531,7 +8531,7 @@
       <w:pPr>
         <w:pStyle w:val="2"/>
       </w:pPr>
-      <w:bookmarkStart w:id="14" w:name="_Toc242656329"/>
+      <w:bookmarkStart w:id="14" w:name="_Toc242660204"/>
       <w:r>
         <w:t>3.3</w:t>
       </w:r>
@@ -8561,7 +8561,7 @@
       <w:pPr>
         <w:pStyle w:val="2"/>
       </w:pPr>
-      <w:bookmarkStart w:id="15" w:name="_Toc242656330"/>
+      <w:bookmarkStart w:id="15" w:name="_Toc242660205"/>
       <w:r>
         <w:t>3.4</w:t>
       </w:r>
@@ -9252,7 +9252,7 @@
       <w:pPr>
         <w:pStyle w:val="2"/>
       </w:pPr>
-      <w:bookmarkStart w:id="16" w:name="_Toc242656331"/>
+      <w:bookmarkStart w:id="16" w:name="_Toc242660206"/>
       <w:r>
         <w:t>3.5</w:t>
       </w:r>
@@ -9400,7 +9400,7 @@
       <w:pPr>
         <w:pStyle w:val="1"/>
       </w:pPr>
-      <w:bookmarkStart w:id="17" w:name="_Toc242656332"/>
+      <w:bookmarkStart w:id="17" w:name="_Toc242660207"/>
       <w:r>
         <w:t>4</w:t>
       </w:r>
@@ -9413,7 +9413,7 @@
       <w:pPr>
         <w:pStyle w:val="2"/>
       </w:pPr>
-      <w:bookmarkStart w:id="18" w:name="_Toc242656333"/>
+      <w:bookmarkStart w:id="18" w:name="_Toc242660208"/>
       <w:r>
         <w:t>4.1</w:t>
       </w:r>
@@ -9603,10 +9603,10 @@
           <w:noProof/>
         </w:rPr>
         <w:drawing>
-          <wp:inline distT="0" distB="0" distL="0" distR="0" wp14:anchorId="2B1CD115" wp14:editId="0B8DD206">
+          <wp:inline distT="0" distB="0" distL="0" distR="0" wp14:anchorId="0BF86F4F" wp14:editId="54D2D528">
             <wp:extent cx="4676775" cy="3895725"/>
             <wp:effectExtent l="0" t="0" r="0" b="0"/>
-            <wp:docPr id="1566777347" name="camera" descr="camera" title="camera"/>
+            <wp:docPr id="1639781575" name="camera" descr="camera" title="camera"/>
             <wp:cNvGraphicFramePr>
               <a:graphicFrameLocks xmlns:a="http://schemas.openxmlformats.org/drawingml/2006/main" noChangeAspect="1"/>
             </wp:cNvGraphicFramePr>
@@ -9846,7 +9846,7 @@
       <w:pPr>
         <w:pStyle w:val="2"/>
       </w:pPr>
-      <w:bookmarkStart w:id="19" w:name="_Toc242656334"/>
+      <w:bookmarkStart w:id="19" w:name="_Toc242660209"/>
       <w:r>
         <w:t>4.2</w:t>
       </w:r>
@@ -9941,7 +9941,7 @@
       <w:pPr>
         <w:pStyle w:val="2"/>
       </w:pPr>
-      <w:bookmarkStart w:id="20" w:name="_Toc242656335"/>
+      <w:bookmarkStart w:id="20" w:name="_Toc242660210"/>
       <w:r>
         <w:t>4.3</w:t>
       </w:r>
@@ -10042,10 +10042,10 @@
         </w:rPr>
         <w:lastRenderedPageBreak/>
         <w:drawing>
-          <wp:inline distT="0" distB="0" distL="0" distR="0" wp14:anchorId="5ABED6EB" wp14:editId="6647CBB0">
+          <wp:inline distT="0" distB="0" distL="0" distR="0" wp14:anchorId="374846DC" wp14:editId="6AD32BE7">
             <wp:extent cx="4676775" cy="3667125"/>
             <wp:effectExtent l="0" t="0" r="0" b="0"/>
-            <wp:docPr id="1486981267" name="image-preview" descr="image-preview" title="image-preview"/>
+            <wp:docPr id="1192387637" name="image-preview" descr="image-preview" title="image-preview"/>
             <wp:cNvGraphicFramePr>
               <a:graphicFrameLocks xmlns:a="http://schemas.openxmlformats.org/drawingml/2006/main" noChangeAspect="1"/>
             </wp:cNvGraphicFramePr>
@@ -10130,7 +10130,7 @@
       <w:pPr>
         <w:pStyle w:val="2"/>
       </w:pPr>
-      <w:bookmarkStart w:id="21" w:name="_Toc242656336"/>
+      <w:bookmarkStart w:id="21" w:name="_Toc242660211"/>
       <w:r>
         <w:t>4.4</w:t>
       </w:r>
@@ -10685,7 +10685,7 @@
       <w:pPr>
         <w:pStyle w:val="2"/>
       </w:pPr>
-      <w:bookmarkStart w:id="22" w:name="_Toc242656337"/>
+      <w:bookmarkStart w:id="22" w:name="_Toc242660212"/>
       <w:r>
         <w:lastRenderedPageBreak/>
         <w:t>4.5</w:t>
@@ -11654,7 +11654,7 @@
       <w:pPr>
         <w:pStyle w:val="1"/>
       </w:pPr>
-      <w:bookmarkStart w:id="23" w:name="_Toc242656338"/>
+      <w:bookmarkStart w:id="23" w:name="_Toc242660213"/>
       <w:r>
         <w:t>5</w:t>
       </w:r>
@@ -11667,7 +11667,7 @@
       <w:pPr>
         <w:pStyle w:val="2"/>
       </w:pPr>
-      <w:bookmarkStart w:id="24" w:name="_Toc242656339"/>
+      <w:bookmarkStart w:id="24" w:name="_Toc242660214"/>
       <w:r>
         <w:t>5.1</w:t>
       </w:r>
@@ -11791,7 +11791,7 @@
       <w:pPr>
         <w:pStyle w:val="2"/>
       </w:pPr>
-      <w:bookmarkStart w:id="25" w:name="_Toc242656340"/>
+      <w:bookmarkStart w:id="25" w:name="_Toc242660215"/>
       <w:r>
         <w:t>5.2</w:t>
       </w:r>
@@ -12083,7 +12083,7 @@
       <w:pPr>
         <w:pStyle w:val="2"/>
       </w:pPr>
-      <w:bookmarkStart w:id="26" w:name="_Toc242656341"/>
+      <w:bookmarkStart w:id="26" w:name="_Toc242660216"/>
       <w:r>
         <w:t>5.3</w:t>
       </w:r>
@@ -12115,10 +12115,10 @@
         </w:rPr>
         <w:lastRenderedPageBreak/>
         <w:drawing>
-          <wp:inline distT="0" distB="0" distL="0" distR="0" wp14:anchorId="6B5E025D" wp14:editId="108DAB6A">
+          <wp:inline distT="0" distB="0" distL="0" distR="0" wp14:anchorId="42482FC9" wp14:editId="665DF707">
             <wp:extent cx="4324350" cy="2600325"/>
             <wp:effectExtent l="0" t="0" r="0" b="0"/>
-            <wp:docPr id="14088481" name="detail-wifi" descr="detail-wifi" title="detail-wifi"/>
+            <wp:docPr id="1622119269" name="detail-wifi" descr="detail-wifi" title="detail-wifi"/>
             <wp:cNvGraphicFramePr>
               <a:graphicFrameLocks xmlns:a="http://schemas.openxmlformats.org/drawingml/2006/main" noChangeAspect="1"/>
             </wp:cNvGraphicFramePr>
@@ -12211,7 +12211,7 @@
       <w:pPr>
         <w:pStyle w:val="2"/>
       </w:pPr>
-      <w:bookmarkStart w:id="27" w:name="_Toc242656342"/>
+      <w:bookmarkStart w:id="27" w:name="_Toc242660217"/>
       <w:r>
         <w:t>5.4</w:t>
       </w:r>
@@ -13166,7 +13166,7 @@
       <w:pPr>
         <w:pStyle w:val="2"/>
       </w:pPr>
-      <w:bookmarkStart w:id="28" w:name="_Toc242656343"/>
+      <w:bookmarkStart w:id="28" w:name="_Toc242660218"/>
       <w:r>
         <w:lastRenderedPageBreak/>
         <w:t>5.5</w:t>
@@ -13197,7 +13197,7 @@
       <w:pPr>
         <w:pStyle w:val="2"/>
       </w:pPr>
-      <w:bookmarkStart w:id="29" w:name="_Toc242656344"/>
+      <w:bookmarkStart w:id="29" w:name="_Toc242660219"/>
       <w:r>
         <w:t>5.6</w:t>
       </w:r>
@@ -13261,7 +13261,7 @@
       <w:pPr>
         <w:pStyle w:val="1"/>
       </w:pPr>
-      <w:bookmarkStart w:id="30" w:name="_Toc242656345"/>
+      <w:bookmarkStart w:id="30" w:name="_Toc242660220"/>
       <w:r>
         <w:t>6</w:t>
       </w:r>
@@ -13291,7 +13291,7 @@
       <w:pPr>
         <w:pStyle w:val="2"/>
       </w:pPr>
-      <w:bookmarkStart w:id="31" w:name="_Toc242656346"/>
+      <w:bookmarkStart w:id="31" w:name="_Toc242660221"/>
       <w:r>
         <w:t>6.1</w:t>
       </w:r>
@@ -13316,10 +13316,10 @@
           <w:noProof/>
         </w:rPr>
         <w:drawing>
-          <wp:inline distT="0" distB="0" distL="0" distR="0" wp14:anchorId="25F5BE47" wp14:editId="5F91692E">
+          <wp:inline distT="0" distB="0" distL="0" distR="0" wp14:anchorId="3DDAAC8C" wp14:editId="091A4B02">
             <wp:extent cx="4324350" cy="2781300"/>
             <wp:effectExtent l="0" t="0" r="0" b="0"/>
-            <wp:docPr id="1653084892" name="detail-warning" descr="detail-warning" title="detail-warning"/>
+            <wp:docPr id="1330865347" name="detail-warning" descr="detail-warning" title="detail-warning"/>
             <wp:cNvGraphicFramePr>
               <a:graphicFrameLocks xmlns:a="http://schemas.openxmlformats.org/drawingml/2006/main" noChangeAspect="1"/>
             </wp:cNvGraphicFramePr>
@@ -13404,7 +13404,7 @@
       <w:pPr>
         <w:pStyle w:val="2"/>
       </w:pPr>
-      <w:bookmarkStart w:id="32" w:name="_Toc242656347"/>
+      <w:bookmarkStart w:id="32" w:name="_Toc242660222"/>
       <w:r>
         <w:t>6.2</w:t>
       </w:r>
@@ -13780,7 +13780,7 @@
       <w:pPr>
         <w:pStyle w:val="2"/>
       </w:pPr>
-      <w:bookmarkStart w:id="33" w:name="_Toc242656348"/>
+      <w:bookmarkStart w:id="33" w:name="_Toc242660223"/>
       <w:r>
         <w:t>6.3</w:t>
       </w:r>
@@ -14939,7 +14939,7 @@
       <w:pPr>
         <w:pStyle w:val="2"/>
       </w:pPr>
-      <w:bookmarkStart w:id="34" w:name="_Toc242656349"/>
+      <w:bookmarkStart w:id="34" w:name="_Toc242660224"/>
       <w:r>
         <w:t>6.4</w:t>
       </w:r>
@@ -14965,10 +14965,10 @@
         </w:rPr>
         <w:lastRenderedPageBreak/>
         <w:drawing>
-          <wp:inline distT="0" distB="0" distL="0" distR="0" wp14:anchorId="687CFD2C" wp14:editId="1E097DAB">
+          <wp:inline distT="0" distB="0" distL="0" distR="0" wp14:anchorId="50BC3E87" wp14:editId="60B7A0BA">
             <wp:extent cx="4324350" cy="2600325"/>
             <wp:effectExtent l="0" t="0" r="0" b="0"/>
-            <wp:docPr id="1726295843" name="detail-danger" descr="detail-danger" title="detail-danger"/>
+            <wp:docPr id="1724556526" name="detail-danger" descr="detail-danger" title="detail-danger"/>
             <wp:cNvGraphicFramePr>
               <a:graphicFrameLocks xmlns:a="http://schemas.openxmlformats.org/drawingml/2006/main" noChangeAspect="1"/>
             </wp:cNvGraphicFramePr>
@@ -15066,7 +15066,7 @@
       <w:pPr>
         <w:pStyle w:val="2"/>
       </w:pPr>
-      <w:bookmarkStart w:id="35" w:name="_Toc242656350"/>
+      <w:bookmarkStart w:id="35" w:name="_Toc242660225"/>
       <w:r>
         <w:t>6.5</w:t>
       </w:r>
@@ -15197,10 +15197,10 @@
         </w:rPr>
         <w:lastRenderedPageBreak/>
         <w:drawing>
-          <wp:inline distT="0" distB="0" distL="0" distR="0" wp14:anchorId="6D26C62F" wp14:editId="038DFAB4">
+          <wp:inline distT="0" distB="0" distL="0" distR="0" wp14:anchorId="7F9DD7AF" wp14:editId="656845CA">
             <wp:extent cx="4324350" cy="2600325"/>
             <wp:effectExtent l="0" t="0" r="0" b="0"/>
-            <wp:docPr id="272465513" name="detail-link" descr="detail-link" title="detail-link"/>
+            <wp:docPr id="1162205508" name="detail-link" descr="detail-link" title="detail-link"/>
             <wp:cNvGraphicFramePr>
               <a:graphicFrameLocks xmlns:a="http://schemas.openxmlformats.org/drawingml/2006/main" noChangeAspect="1"/>
             </wp:cNvGraphicFramePr>
@@ -15325,7 +15325,7 @@
       <w:pPr>
         <w:pStyle w:val="1"/>
       </w:pPr>
-      <w:bookmarkStart w:id="36" w:name="_Toc242656351"/>
+      <w:bookmarkStart w:id="36" w:name="_Toc242660226"/>
       <w:r>
         <w:t>7</w:t>
       </w:r>
@@ -15395,7 +15395,7 @@
       <w:pPr>
         <w:pStyle w:val="2"/>
       </w:pPr>
-      <w:bookmarkStart w:id="37" w:name="_Toc242656352"/>
+      <w:bookmarkStart w:id="37" w:name="_Toc242660227"/>
       <w:r>
         <w:t>7.1</w:t>
       </w:r>
@@ -15415,10 +15415,10 @@
           <w:noProof/>
         </w:rPr>
         <w:drawing>
-          <wp:inline distT="0" distB="0" distL="0" distR="0" wp14:anchorId="78D78828" wp14:editId="7F8F4C48">
+          <wp:inline distT="0" distB="0" distL="0" distR="0" wp14:anchorId="6C4A41E7" wp14:editId="77CF2DDB">
             <wp:extent cx="3962400" cy="1428750"/>
             <wp:effectExtent l="0" t="0" r="0" b="0"/>
-            <wp:docPr id="324323289" name="toolbar-row" descr="toolbar-row" title="toolbar-row"/>
+            <wp:docPr id="705070477" name="toolbar-row" descr="toolbar-row" title="toolbar-row"/>
             <wp:cNvGraphicFramePr>
               <a:graphicFrameLocks xmlns:a="http://schemas.openxmlformats.org/drawingml/2006/main" noChangeAspect="1"/>
             </wp:cNvGraphicFramePr>
@@ -16306,7 +16306,21 @@
                 <w:sz w:val="19"/>
                 <w:szCs w:val="19"/>
               </w:rPr>
-              <w:t>收合成泡泡</w:t>
+              <w:t>使用說明書（「</w:t>
+            </w:r>
+            <w:r>
+              <w:rPr>
+                <w:sz w:val="19"/>
+                <w:szCs w:val="19"/>
+              </w:rPr>
+              <w:t>?</w:t>
+            </w:r>
+            <w:r>
+              <w:rPr>
+                <w:sz w:val="19"/>
+                <w:szCs w:val="19"/>
+              </w:rPr>
+              <w:t>」按鈕）</w:t>
             </w:r>
           </w:p>
         </w:tc>
@@ -16330,7 +16344,35 @@
                 <w:sz w:val="19"/>
                 <w:szCs w:val="19"/>
               </w:rPr>
-              <w:t>隱藏工具列，改為顯示小圓形泡泡。</w:t>
+              <w:t>在瀏覽器的新分頁中開啟</w:t>
+            </w:r>
+            <w:r>
+              <w:rPr>
+                <w:sz w:val="19"/>
+                <w:szCs w:val="19"/>
+              </w:rPr>
+              <w:t xml:space="preserve"> GitHub </w:t>
+            </w:r>
+            <w:r>
+              <w:rPr>
+                <w:sz w:val="19"/>
+                <w:szCs w:val="19"/>
+              </w:rPr>
+              <w:t>上的</w:t>
+            </w:r>
+            <w:r>
+              <w:rPr>
+                <w:sz w:val="19"/>
+                <w:szCs w:val="19"/>
+              </w:rPr>
+              <w:t xml:space="preserve"> PDF </w:t>
+            </w:r>
+            <w:r>
+              <w:rPr>
+                <w:sz w:val="19"/>
+                <w:szCs w:val="19"/>
+              </w:rPr>
+              <w:t>使用說明書。介面為中文時開啟繁體中文版，其他語言開啟英文版。</w:t>
             </w:r>
           </w:p>
         </w:tc>
@@ -16365,6 +16407,66 @@
                 <w:sz w:val="19"/>
                 <w:szCs w:val="19"/>
               </w:rPr>
+              <w:t>收合成泡泡</w:t>
+            </w:r>
+          </w:p>
+        </w:tc>
+        <w:tc>
+          <w:tcPr>
+            <w:tcW w:w="6137" w:type="dxa"/>
+            <w:tcMar>
+              <w:top w:w="90" w:type="dxa"/>
+              <w:left w:w="140" w:type="dxa"/>
+              <w:bottom w:w="90" w:type="dxa"/>
+              <w:right w:w="140" w:type="dxa"/>
+            </w:tcMar>
+            <w:vAlign w:val="center"/>
+          </w:tcPr>
+          <w:p>
+            <w:pPr>
+              <w:spacing w:after="0" w:line="300" w:lineRule="auto"/>
+            </w:pPr>
+            <w:r>
+              <w:rPr>
+                <w:sz w:val="19"/>
+                <w:szCs w:val="19"/>
+              </w:rPr>
+              <w:t>隱藏工具列，改為顯示小圓形泡泡。</w:t>
+            </w:r>
+          </w:p>
+        </w:tc>
+      </w:tr>
+      <w:tr>
+        <w:tblPrEx>
+          <w:tblCellMar>
+            <w:top w:w="0" w:type="dxa"/>
+            <w:bottom w:w="0" w:type="dxa"/>
+          </w:tblCellMar>
+        </w:tblPrEx>
+        <w:trPr>
+          <w:cantSplit/>
+        </w:trPr>
+        <w:tc>
+          <w:tcPr>
+            <w:tcW w:w="3161" w:type="dxa"/>
+            <w:tcMar>
+              <w:top w:w="90" w:type="dxa"/>
+              <w:left w:w="140" w:type="dxa"/>
+              <w:bottom w:w="90" w:type="dxa"/>
+              <w:right w:w="140" w:type="dxa"/>
+            </w:tcMar>
+            <w:vAlign w:val="center"/>
+          </w:tcPr>
+          <w:p>
+            <w:pPr>
+              <w:spacing w:after="0" w:line="300" w:lineRule="auto"/>
+            </w:pPr>
+            <w:r>
+              <w:rPr>
+                <w:sz w:val="19"/>
+                <w:szCs w:val="19"/>
+              </w:rPr>
+              <w:lastRenderedPageBreak/>
               <w:t>關閉工具列</w:t>
             </w:r>
           </w:p>
@@ -16404,9 +16506,8 @@
       <w:pPr>
         <w:pStyle w:val="2"/>
       </w:pPr>
-      <w:bookmarkStart w:id="38" w:name="_Toc242656353"/>
-      <w:r>
-        <w:lastRenderedPageBreak/>
+      <w:bookmarkStart w:id="38" w:name="_Toc242660228"/>
+      <w:r>
         <w:t>7.2</w:t>
       </w:r>
       <w:r>
@@ -16470,10 +16571,10 @@
                 <w:noProof/>
               </w:rPr>
               <w:drawing>
-                <wp:inline distT="0" distB="0" distL="0" distR="0" wp14:anchorId="376E59C5" wp14:editId="1F76BEE6">
+                <wp:inline distT="0" distB="0" distL="0" distR="0" wp14:anchorId="621F1CF9" wp14:editId="5EA76462">
                   <wp:extent cx="2809875" cy="3905250"/>
                   <wp:effectExtent l="0" t="0" r="0" b="0"/>
-                  <wp:docPr id="2028816148" name="toolbar-right" descr="toolbar-right" title="toolbar-right"/>
+                  <wp:docPr id="1413468313" name="toolbar-right" descr="toolbar-right" title="toolbar-right"/>
                   <wp:cNvGraphicFramePr>
                     <a:graphicFrameLocks xmlns:a="http://schemas.openxmlformats.org/drawingml/2006/main" noChangeAspect="1"/>
                   </wp:cNvGraphicFramePr>
@@ -16544,10 +16645,10 @@
                 <w:noProof/>
               </w:rPr>
               <w:drawing>
-                <wp:inline distT="0" distB="0" distL="0" distR="0" wp14:anchorId="29863959" wp14:editId="1D52E33A">
+                <wp:inline distT="0" distB="0" distL="0" distR="0" wp14:anchorId="56C2DAF8" wp14:editId="0C572DFE">
                   <wp:extent cx="2809875" cy="3905250"/>
                   <wp:effectExtent l="0" t="0" r="0" b="0"/>
-                  <wp:docPr id="1666798739" name="toolbar-left" descr="toolbar-left" title="toolbar-left"/>
+                  <wp:docPr id="2122368017" name="toolbar-left" descr="toolbar-left" title="toolbar-left"/>
                   <wp:cNvGraphicFramePr>
                     <a:graphicFrameLocks xmlns:a="http://schemas.openxmlformats.org/drawingml/2006/main" noChangeAspect="1"/>
                   </wp:cNvGraphicFramePr>
@@ -16703,8 +16804,9 @@
       <w:pPr>
         <w:pStyle w:val="2"/>
       </w:pPr>
-      <w:bookmarkStart w:id="39" w:name="_Toc242656354"/>
-      <w:r>
+      <w:bookmarkStart w:id="39" w:name="_Toc242660229"/>
+      <w:r>
+        <w:lastRenderedPageBreak/>
         <w:t>7.3</w:t>
       </w:r>
       <w:r>
@@ -16714,18 +16816,14 @@
     </w:p>
     <w:p>
       <w:r>
-        <w:t>按住工具列一端的點狀區域並拖曳即可移動工具列。程式會記住最後的位置，下次顯示時會出現在同</w:t>
-      </w:r>
-      <w:r>
-        <w:lastRenderedPageBreak/>
-        <w:t>一個地方。若中斷外接螢幕等原因使原本的位置不在任何螢幕上，工具列會自動回到預設位置。</w:t>
+        <w:t>按住工具列一端的點狀區域並拖曳即可移動工具列。程式會記住最後的位置，下次顯示時會出現在同一個地方。若中斷外接螢幕等原因使原本的位置不在任何螢幕上，工具列會自動回到預設位置。</w:t>
       </w:r>
     </w:p>
     <w:p>
       <w:pPr>
         <w:pStyle w:val="2"/>
       </w:pPr>
-      <w:bookmarkStart w:id="40" w:name="_Toc242656355"/>
+      <w:bookmarkStart w:id="40" w:name="_Toc242660230"/>
       <w:r>
         <w:t>7.4</w:t>
       </w:r>
@@ -16750,10 +16848,10 @@
           <w:noProof/>
         </w:rPr>
         <w:drawing>
-          <wp:inline distT="0" distB="0" distL="0" distR="0" wp14:anchorId="0FE3DE06" wp14:editId="33C93744">
+          <wp:inline distT="0" distB="0" distL="0" distR="0" wp14:anchorId="078C3135" wp14:editId="2848801E">
             <wp:extent cx="2876550" cy="1752600"/>
             <wp:effectExtent l="0" t="0" r="0" b="0"/>
-            <wp:docPr id="248811203" name="bubble" descr="bubble" title="bubble"/>
+            <wp:docPr id="1533810263" name="bubble" descr="bubble" title="bubble"/>
             <wp:cNvGraphicFramePr>
               <a:graphicFrameLocks xmlns:a="http://schemas.openxmlformats.org/drawingml/2006/main" noChangeAspect="1"/>
             </wp:cNvGraphicFramePr>
@@ -17187,7 +17285,7 @@
       <w:pPr>
         <w:pStyle w:val="2"/>
       </w:pPr>
-      <w:bookmarkStart w:id="41" w:name="_Toc242656356"/>
+      <w:bookmarkStart w:id="41" w:name="_Toc242660231"/>
       <w:r>
         <w:t>7.5</w:t>
       </w:r>
@@ -17263,7 +17361,7 @@
       <w:pPr>
         <w:pStyle w:val="1"/>
       </w:pPr>
-      <w:bookmarkStart w:id="42" w:name="_Toc242656357"/>
+      <w:bookmarkStart w:id="42" w:name="_Toc242660232"/>
       <w:r>
         <w:t>8</w:t>
       </w:r>
@@ -17387,10 +17485,10 @@
           <w:noProof/>
         </w:rPr>
         <w:drawing>
-          <wp:inline distT="0" distB="0" distL="0" distR="0" wp14:anchorId="4959F030" wp14:editId="1A603C07">
+          <wp:inline distT="0" distB="0" distL="0" distR="0" wp14:anchorId="0067CBC7" wp14:editId="290152B5">
             <wp:extent cx="4676775" cy="3314700"/>
             <wp:effectExtent l="0" t="0" r="0" b="0"/>
-            <wp:docPr id="1387179316" name="generator" descr="generator" title="generator"/>
+            <wp:docPr id="1996346375" name="generator" descr="generator" title="generator"/>
             <wp:cNvGraphicFramePr>
               <a:graphicFrameLocks xmlns:a="http://schemas.openxmlformats.org/drawingml/2006/main" noChangeAspect="1"/>
             </wp:cNvGraphicFramePr>
@@ -17483,7 +17581,7 @@
       <w:pPr>
         <w:pStyle w:val="2"/>
       </w:pPr>
-      <w:bookmarkStart w:id="43" w:name="_Toc242656358"/>
+      <w:bookmarkStart w:id="43" w:name="_Toc242660233"/>
       <w:r>
         <w:t>8.1</w:t>
       </w:r>
@@ -18074,7 +18172,7 @@
       <w:pPr>
         <w:pStyle w:val="1"/>
       </w:pPr>
-      <w:bookmarkStart w:id="44" w:name="_Toc242656359"/>
+      <w:bookmarkStart w:id="44" w:name="_Toc242660234"/>
       <w:r>
         <w:t>9</w:t>
       </w:r>
@@ -18092,7 +18190,7 @@
       <w:pPr>
         <w:pStyle w:val="2"/>
       </w:pPr>
-      <w:bookmarkStart w:id="45" w:name="_Toc242656360"/>
+      <w:bookmarkStart w:id="45" w:name="_Toc242660235"/>
       <w:r>
         <w:t>9.1</w:t>
       </w:r>
@@ -18112,10 +18210,10 @@
           <w:noProof/>
         </w:rPr>
         <w:drawing>
-          <wp:inline distT="0" distB="0" distL="0" distR="0" wp14:anchorId="78EBA32B" wp14:editId="02DFA588">
+          <wp:inline distT="0" distB="0" distL="0" distR="0" wp14:anchorId="32CEB330" wp14:editId="3EBCFA99">
             <wp:extent cx="5038725" cy="3714750"/>
             <wp:effectExtent l="0" t="0" r="0" b="0"/>
-            <wp:docPr id="1930613872" name="settings-general" descr="settings-general" title="settings-general"/>
+            <wp:docPr id="2048090130" name="settings-general" descr="settings-general" title="settings-general"/>
             <wp:cNvGraphicFramePr>
               <a:graphicFrameLocks xmlns:a="http://schemas.openxmlformats.org/drawingml/2006/main" noChangeAspect="1"/>
             </wp:cNvGraphicFramePr>
@@ -18914,7 +19012,7 @@
       <w:pPr>
         <w:pStyle w:val="2"/>
       </w:pPr>
-      <w:bookmarkStart w:id="46" w:name="_Toc242656361"/>
+      <w:bookmarkStart w:id="46" w:name="_Toc242660236"/>
       <w:r>
         <w:t>9.2</w:t>
       </w:r>
@@ -18934,10 +19032,10 @@
           <w:noProof/>
         </w:rPr>
         <w:drawing>
-          <wp:inline distT="0" distB="0" distL="0" distR="0" wp14:anchorId="58DDFE17" wp14:editId="57698E39">
+          <wp:inline distT="0" distB="0" distL="0" distR="0" wp14:anchorId="72E6A854" wp14:editId="15D49C2C">
             <wp:extent cx="5038725" cy="3714750"/>
             <wp:effectExtent l="0" t="0" r="0" b="0"/>
-            <wp:docPr id="461055239" name="settings-scanning" descr="settings-scanning" title="settings-scanning"/>
+            <wp:docPr id="326718435" name="settings-scanning" descr="settings-scanning" title="settings-scanning"/>
             <wp:cNvGraphicFramePr>
               <a:graphicFrameLocks xmlns:a="http://schemas.openxmlformats.org/drawingml/2006/main" noChangeAspect="1"/>
             </wp:cNvGraphicFramePr>
@@ -19556,7 +19654,7 @@
       <w:pPr>
         <w:pStyle w:val="2"/>
       </w:pPr>
-      <w:bookmarkStart w:id="47" w:name="_Toc242656362"/>
+      <w:bookmarkStart w:id="47" w:name="_Toc242660237"/>
       <w:r>
         <w:t>9.3</w:t>
       </w:r>
@@ -19576,10 +19674,10 @@
           <w:noProof/>
         </w:rPr>
         <w:drawing>
-          <wp:inline distT="0" distB="0" distL="0" distR="0" wp14:anchorId="078217B2" wp14:editId="24D3CC3A">
+          <wp:inline distT="0" distB="0" distL="0" distR="0" wp14:anchorId="18780EFE" wp14:editId="50E3D2EE">
             <wp:extent cx="5038725" cy="3714750"/>
             <wp:effectExtent l="0" t="0" r="0" b="0"/>
-            <wp:docPr id="398232940" name="settings-camera" descr="settings-camera" title="settings-camera"/>
+            <wp:docPr id="514261554" name="settings-camera" descr="settings-camera" title="settings-camera"/>
             <wp:cNvGraphicFramePr>
               <a:graphicFrameLocks xmlns:a="http://schemas.openxmlformats.org/drawingml/2006/main" noChangeAspect="1"/>
             </wp:cNvGraphicFramePr>
@@ -20054,7 +20152,7 @@
       <w:pPr>
         <w:pStyle w:val="2"/>
       </w:pPr>
-      <w:bookmarkStart w:id="48" w:name="_Toc242656363"/>
+      <w:bookmarkStart w:id="48" w:name="_Toc242660238"/>
       <w:r>
         <w:t>9.4</w:t>
       </w:r>
@@ -20074,10 +20172,10 @@
           <w:noProof/>
         </w:rPr>
         <w:drawing>
-          <wp:inline distT="0" distB="0" distL="0" distR="0" wp14:anchorId="6C4E8843" wp14:editId="1BCE5F37">
+          <wp:inline distT="0" distB="0" distL="0" distR="0" wp14:anchorId="4F1FD831" wp14:editId="13B5A094">
             <wp:extent cx="5038725" cy="3714750"/>
             <wp:effectExtent l="0" t="0" r="0" b="0"/>
-            <wp:docPr id="1327087370" name="settings-shortcuts" descr="settings-shortcuts" title="settings-shortcuts"/>
+            <wp:docPr id="2096500491" name="settings-shortcuts" descr="settings-shortcuts" title="settings-shortcuts"/>
             <wp:cNvGraphicFramePr>
               <a:graphicFrameLocks xmlns:a="http://schemas.openxmlformats.org/drawingml/2006/main" noChangeAspect="1"/>
             </wp:cNvGraphicFramePr>
@@ -20902,7 +21000,7 @@
       <w:pPr>
         <w:pStyle w:val="2"/>
       </w:pPr>
-      <w:bookmarkStart w:id="49" w:name="_Toc242656364"/>
+      <w:bookmarkStart w:id="49" w:name="_Toc242660239"/>
       <w:r>
         <w:t>9.5</w:t>
       </w:r>
@@ -20922,10 +21020,10 @@
           <w:noProof/>
         </w:rPr>
         <w:drawing>
-          <wp:inline distT="0" distB="0" distL="0" distR="0" wp14:anchorId="5727719C" wp14:editId="1F3E4318">
+          <wp:inline distT="0" distB="0" distL="0" distR="0" wp14:anchorId="39DDF9E6" wp14:editId="13C8C5DF">
             <wp:extent cx="5038725" cy="3714750"/>
             <wp:effectExtent l="0" t="0" r="0" b="0"/>
-            <wp:docPr id="806404670" name="settings-privacy" descr="settings-privacy" title="settings-privacy"/>
+            <wp:docPr id="692052831" name="settings-privacy" descr="settings-privacy" title="settings-privacy"/>
             <wp:cNvGraphicFramePr>
               <a:graphicFrameLocks xmlns:a="http://schemas.openxmlformats.org/drawingml/2006/main" noChangeAspect="1"/>
             </wp:cNvGraphicFramePr>
@@ -21393,7 +21491,7 @@
       <w:pPr>
         <w:pStyle w:val="2"/>
       </w:pPr>
-      <w:bookmarkStart w:id="50" w:name="_Toc242656365"/>
+      <w:bookmarkStart w:id="50" w:name="_Toc242660240"/>
       <w:r>
         <w:lastRenderedPageBreak/>
         <w:t>9.6</w:t>
@@ -21414,10 +21512,10 @@
           <w:noProof/>
         </w:rPr>
         <w:drawing>
-          <wp:inline distT="0" distB="0" distL="0" distR="0" wp14:anchorId="32A0A5E5" wp14:editId="5809022E">
+          <wp:inline distT="0" distB="0" distL="0" distR="0" wp14:anchorId="185BC345" wp14:editId="135EFDF1">
             <wp:extent cx="5038725" cy="3714750"/>
             <wp:effectExtent l="0" t="0" r="0" b="0"/>
-            <wp:docPr id="1396265643" name="settings-about" descr="settings-about" title="settings-about"/>
+            <wp:docPr id="1121551958" name="settings-about" descr="settings-about" title="settings-about"/>
             <wp:cNvGraphicFramePr>
               <a:graphicFrameLocks xmlns:a="http://schemas.openxmlformats.org/drawingml/2006/main" noChangeAspect="1"/>
             </wp:cNvGraphicFramePr>
@@ -21537,25 +21635,7 @@
         <w:spacing w:after="80"/>
       </w:pPr>
       <w:r>
-        <w:t>「使用說明書（</w:t>
-      </w:r>
-      <w:r>
-        <w:t xml:space="preserve">PDF </w:t>
-      </w:r>
-      <w:r>
-        <w:t>與</w:t>
-      </w:r>
-      <w:r>
-        <w:t xml:space="preserve"> Word</w:t>
-      </w:r>
-      <w:r>
-        <w:t>）」會開啟本說明書在</w:t>
-      </w:r>
-      <w:r>
-        <w:t xml:space="preserve"> GitHub </w:t>
-      </w:r>
-      <w:r>
-        <w:t>上的下載位置。</w:t>
+        <w:t>提供原始碼、問題回報、隱私權聲明與開放原始碼授權的連結。</w:t>
       </w:r>
     </w:p>
     <w:p>
@@ -21568,19 +21648,6 @@
         <w:spacing w:after="80"/>
       </w:pPr>
       <w:r>
-        <w:t>提供原始碼、問題回報、隱私權聲明與開放原始碼授權的連結。</w:t>
-      </w:r>
-    </w:p>
-    <w:p>
-      <w:pPr>
-        <w:pStyle w:val="a4"/>
-        <w:numPr>
-          <w:ilvl w:val="0"/>
-          <w:numId w:val="2"/>
-        </w:numPr>
-        <w:spacing w:after="80"/>
-      </w:pPr>
-      <w:r>
         <w:t>「開啟設定資料夾」與「開啟記錄檔資料夾」可以直接開啟對應的資料夾，方便備份設定或回報問題時附上記錄檔。</w:t>
       </w:r>
     </w:p>
@@ -21628,7 +21695,7 @@
       <w:pPr>
         <w:pStyle w:val="1"/>
       </w:pPr>
-      <w:bookmarkStart w:id="51" w:name="_Toc242656366"/>
+      <w:bookmarkStart w:id="51" w:name="_Toc242660241"/>
       <w:r>
         <w:t>10</w:t>
       </w:r>
@@ -21641,7 +21708,7 @@
       <w:pPr>
         <w:pStyle w:val="2"/>
       </w:pPr>
-      <w:bookmarkStart w:id="52" w:name="_Toc242656367"/>
+      <w:bookmarkStart w:id="52" w:name="_Toc242660242"/>
       <w:r>
         <w:t>10.1</w:t>
       </w:r>
@@ -21678,10 +21745,10 @@
           <w:noProof/>
         </w:rPr>
         <w:drawing>
-          <wp:inline distT="0" distB="0" distL="0" distR="0" wp14:anchorId="6CA57D31" wp14:editId="23C0C2E1">
+          <wp:inline distT="0" distB="0" distL="0" distR="0" wp14:anchorId="3E40D227" wp14:editId="57CB0692">
             <wp:extent cx="3600450" cy="1628775"/>
             <wp:effectExtent l="0" t="0" r="0" b="0"/>
-            <wp:docPr id="488674920" name="message-update" descr="message-update" title="message-update"/>
+            <wp:docPr id="99625500" name="message-update" descr="message-update" title="message-update"/>
             <wp:cNvGraphicFramePr>
               <a:graphicFrameLocks xmlns:a="http://schemas.openxmlformats.org/drawingml/2006/main" noChangeAspect="1"/>
             </wp:cNvGraphicFramePr>
@@ -21815,7 +21882,7 @@
       <w:pPr>
         <w:pStyle w:val="2"/>
       </w:pPr>
-      <w:bookmarkStart w:id="53" w:name="_Toc242656368"/>
+      <w:bookmarkStart w:id="53" w:name="_Toc242660243"/>
       <w:r>
         <w:t>10.2</w:t>
       </w:r>
@@ -21852,7 +21919,7 @@
       <w:pPr>
         <w:pStyle w:val="2"/>
       </w:pPr>
-      <w:bookmarkStart w:id="54" w:name="_Toc242656369"/>
+      <w:bookmarkStart w:id="54" w:name="_Toc242660244"/>
       <w:r>
         <w:t>10.3</w:t>
       </w:r>
@@ -21950,7 +22017,7 @@
       <w:pPr>
         <w:pStyle w:val="2"/>
       </w:pPr>
-      <w:bookmarkStart w:id="55" w:name="_Toc242656370"/>
+      <w:bookmarkStart w:id="55" w:name="_Toc242660245"/>
       <w:r>
         <w:t>10.4</w:t>
       </w:r>
@@ -22367,7 +22434,7 @@
       <w:pPr>
         <w:pStyle w:val="1"/>
       </w:pPr>
-      <w:bookmarkStart w:id="56" w:name="_Toc242656371"/>
+      <w:bookmarkStart w:id="56" w:name="_Toc242660246"/>
       <w:r>
         <w:t>11</w:t>
       </w:r>
@@ -22977,6 +23044,80 @@
           <w:b/>
           <w:bCs/>
         </w:rPr>
+        <w:t>要如何再次開啟本說明書？</w:t>
+      </w:r>
+    </w:p>
+    <w:p>
+      <w:pPr>
+        <w:spacing w:after="120"/>
+        <w:ind w:left="440"/>
+      </w:pPr>
+      <w:r>
+        <w:t>按浮動工具列上的「</w:t>
+      </w:r>
+      <w:r>
+        <w:t>?</w:t>
+      </w:r>
+      <w:r>
+        <w:t>」按鈕（使用說明書），瀏覽器會在新分頁中開啟</w:t>
+      </w:r>
+      <w:r>
+        <w:t xml:space="preserve"> GitHub </w:t>
+      </w:r>
+      <w:r>
+        <w:t>上的</w:t>
+      </w:r>
+      <w:r>
+        <w:t xml:space="preserve"> PDF </w:t>
+      </w:r>
+      <w:r>
+        <w:t>版本。</w:t>
+      </w:r>
+      <w:r>
+        <w:t xml:space="preserve">Word </w:t>
+      </w:r>
+      <w:r>
+        <w:t>與</w:t>
+      </w:r>
+      <w:r>
+        <w:t xml:space="preserve"> PDF </w:t>
+      </w:r>
+      <w:r>
+        <w:t>檔案也可以從</w:t>
+      </w:r>
+      <w:r>
+        <w:t xml:space="preserve"> GitHub </w:t>
+      </w:r>
+      <w:r>
+        <w:t>的版本發布頁面下載。</w:t>
+      </w:r>
+    </w:p>
+    <w:p>
+      <w:pPr>
+        <w:keepNext/>
+        <w:spacing w:before="200" w:after="60"/>
+      </w:pPr>
+      <w:r>
+        <w:rPr>
+          <w:b/>
+          <w:bCs/>
+          <w:color w:val="1D4FFF"/>
+        </w:rPr>
+        <w:t>Q</w:t>
+      </w:r>
+      <w:r>
+        <w:rPr>
+          <w:b/>
+          <w:bCs/>
+          <w:color w:val="1D4FFF"/>
+        </w:rPr>
+        <w:t xml:space="preserve">　</w:t>
+      </w:r>
+      <w:r>
+        <w:rPr>
+          <w:b/>
+          <w:bCs/>
+        </w:rPr>
         <w:t>要如何回報問題？</w:t>
       </w:r>
     </w:p>
@@ -23028,7 +23169,7 @@
       <w:pPr>
         <w:pStyle w:val="1"/>
       </w:pPr>
-      <w:bookmarkStart w:id="57" w:name="_Toc242656372"/>
+      <w:bookmarkStart w:id="57" w:name="_Toc242660247"/>
       <w:r>
         <w:t>A</w:t>
       </w:r>
@@ -24196,7 +24337,7 @@
       <w:pPr>
         <w:pStyle w:val="1"/>
       </w:pPr>
-      <w:bookmarkStart w:id="58" w:name="_Toc242656373"/>
+      <w:bookmarkStart w:id="58" w:name="_Toc242660248"/>
       <w:r>
         <w:t>B</w:t>
       </w:r>
@@ -25474,7 +25615,7 @@
         </w:rPr>
         <w:lastRenderedPageBreak/>
         <w:drawing>
-          <wp:anchor distT="0" distB="0" distL="0" distR="0" simplePos="0" relativeHeight="251658240" behindDoc="1" locked="0" layoutInCell="1" allowOverlap="1" wp14:anchorId="3500F1CE" wp14:editId="00492AEE">
+          <wp:anchor distT="0" distB="0" distL="0" distR="0" simplePos="0" relativeHeight="251658240" behindDoc="1" locked="0" layoutInCell="1" allowOverlap="1" wp14:anchorId="22C7F82A" wp14:editId="6C883706">
             <wp:simplePos x="0" y="0"/>
             <wp:positionH relativeFrom="page">
               <wp:posOffset>0</wp:posOffset>
@@ -25485,7 +25626,7 @@
             <wp:extent cx="7562850" cy="10696575"/>
             <wp:effectExtent l="0" t="0" r="0" b="0"/>
             <wp:wrapNone/>
-            <wp:docPr id="2052421430" name="back" descr="QRcode tool 使用說明書" title="back"/>
+            <wp:docPr id="1342805289" name="back" descr="QRcode tool 使用說明書" title="back"/>
             <wp:cNvGraphicFramePr>
               <a:graphicFrameLocks xmlns:a="http://schemas.openxmlformats.org/drawingml/2006/main" noChangeAspect="1"/>
             </wp:cNvGraphicFramePr>
@@ -26052,10 +26193,10 @@
 <file path=word/numbering.xml><?xml version="1.0" encoding="utf-8"?>
 <w:numbering xmlns:wpc="http://schemas.microsoft.com/office/word/2010/wordprocessingCanvas" xmlns:cx="http://schemas.microsoft.com/office/drawing/2014/chartex" xmlns:cx1="http://schemas.microsoft.com/office/drawing/2015/9/8/chartex" xmlns:cx2="http://schemas.microsoft.com/office/drawing/2015/10/21/chartex" xmlns:cx3="http://schemas.microsoft.com/office/drawing/2016/5/9/chartex" xmlns:cx4="http://schemas.microsoft.com/office/drawing/2016/5/10/chartex" xmlns:cx5="http://schemas.microsoft.com/office/drawing/2016/5/11/chartex" xmlns:cx6="http://schemas.microsoft.com/office/drawing/2016/5/12/chartex" xmlns:cx7="http://schemas.microsoft.com/office/drawing/2016/5/13/chartex" xmlns:cx8="http://schemas.microsoft.com/office/drawing/2016/5/14/chartex" xmlns:mc="http://schemas.openxmlformats.org/markup-compatibility/2006" xmlns:aink="http://schemas.microsoft.com/office/drawing/2016/ink" xmlns:am3d="http://schemas.microsoft.com/office/drawing/2017/model3d" xmlns:o="urn:schemas-microsoft-com:office:office" xmlns:oel="http://schemas.microsoft.com/office/2019/extlst" xmlns:r="http://schemas.openxmlformats.org/officeDocument/2006/relationships" xmlns:m="http://schemas.openxmlformats.org/officeDocument/2006/math" xmlns:v="urn:schemas-microsoft-com:vml" xmlns:wp14="http://schemas.microsoft.com/office/word/2010/wordprocessingDrawing" xmlns:wp="http://schemas.openxmlformats.org/drawingml/2006/wordprocessingDrawing" xmlns:w10="urn:schemas-microsoft-com:office:word" xmlns:w="http://schemas.openxmlformats.org/wordprocessingml/2006/main" xmlns:w14="http://schemas.microsoft.com/office/word/2010/wordml" xmlns:w15="http://schemas.microsoft.com/office/word/2012/wordml" xmlns:w16cex="http://schemas.microsoft.com/office/word/2018/wordml/cex" xmlns:w16cid="http://schemas.microsoft.com/office/word/2016/wordml/cid" xmlns:w16="http://schemas.microsoft.com/office/word/2018/wordml" xmlns:w16du="http://schemas.microsoft.com/office/word/2023/wordml/word16du" xmlns:w16sdtdh="http://schemas.microsoft.com/office/word/2020/wordml/sdtdatahash" xmlns:w16sdtfl="http://schemas.microsoft.com/office/word/2024/wordml/sdtformatlock" xmlns:w16se="http://schemas.microsoft.com/office/word/2015/wordml/symex" xmlns:wpg="http://schemas.microsoft.com/office/word/2010/wordprocessingGroup" xmlns:wpi="http://schemas.microsoft.com/office/word/2010/wordprocessingInk" xmlns:wne="http://schemas.microsoft.com/office/word/2006/wordml" xmlns:wps="http://schemas.microsoft.com/office/word/2010/wordprocessingShape" mc:Ignorable="w14 w15 w16se w16cid w16 w16cex w16sdtdh w16sdtfl w16du wp14">
   <w:abstractNum w:abstractNumId="0" w15:restartNumberingAfterBreak="0">
-    <w:nsid w:val="2E6C13AE"/>
+    <w:nsid w:val="1BCE6792"/>
     <w:multiLevelType w:val="hybridMultilevel"/>
-    <w:tmpl w:val="40FEDFCA"/>
-    <w:lvl w:ilvl="0" w:tplc="E9063A16">
+    <w:tmpl w:val="58C63450"/>
+    <w:lvl w:ilvl="0" w:tplc="5E205120">
       <w:start w:val="1"/>
       <w:numFmt w:val="decimal"/>
       <w:lvlText w:val="%1."/>
@@ -26069,52 +26210,138 @@
         <w:color w:val="1D4FFF"/>
       </w:rPr>
     </w:lvl>
-    <w:lvl w:ilvl="1" w:tplc="E09A362A">
+    <w:lvl w:ilvl="1" w:tplc="A5A8B06A">
       <w:numFmt w:val="decimal"/>
       <w:lvlText w:val=""/>
       <w:lvlJc w:val="left"/>
     </w:lvl>
-    <w:lvl w:ilvl="2" w:tplc="358219C6">
+    <w:lvl w:ilvl="2" w:tplc="5A3894F6">
       <w:numFmt w:val="decimal"/>
       <w:lvlText w:val=""/>
       <w:lvlJc w:val="left"/>
     </w:lvl>
-    <w:lvl w:ilvl="3" w:tplc="1F987BC6">
+    <w:lvl w:ilvl="3" w:tplc="22FECE6E">
       <w:numFmt w:val="decimal"/>
       <w:lvlText w:val=""/>
       <w:lvlJc w:val="left"/>
     </w:lvl>
-    <w:lvl w:ilvl="4" w:tplc="C37CF10A">
+    <w:lvl w:ilvl="4" w:tplc="CB92476E">
       <w:numFmt w:val="decimal"/>
       <w:lvlText w:val=""/>
       <w:lvlJc w:val="left"/>
     </w:lvl>
-    <w:lvl w:ilvl="5" w:tplc="D172A5F6">
+    <w:lvl w:ilvl="5" w:tplc="C8EA454A">
       <w:numFmt w:val="decimal"/>
       <w:lvlText w:val=""/>
       <w:lvlJc w:val="left"/>
     </w:lvl>
-    <w:lvl w:ilvl="6" w:tplc="82A207FE">
+    <w:lvl w:ilvl="6" w:tplc="A998B55E">
       <w:numFmt w:val="decimal"/>
       <w:lvlText w:val=""/>
       <w:lvlJc w:val="left"/>
     </w:lvl>
-    <w:lvl w:ilvl="7" w:tplc="D6784F7E">
+    <w:lvl w:ilvl="7" w:tplc="71E4D8D6">
       <w:numFmt w:val="decimal"/>
       <w:lvlText w:val=""/>
       <w:lvlJc w:val="left"/>
     </w:lvl>
-    <w:lvl w:ilvl="8" w:tplc="2988A8F0">
+    <w:lvl w:ilvl="8" w:tplc="2E060B00">
       <w:numFmt w:val="decimal"/>
       <w:lvlText w:val=""/>
       <w:lvlJc w:val="left"/>
     </w:lvl>
   </w:abstractNum>
   <w:abstractNum w:abstractNumId="1" w15:restartNumberingAfterBreak="0">
-    <w:nsid w:val="38137B10"/>
+    <w:nsid w:val="5C7411CE"/>
     <w:multiLevelType w:val="hybridMultilevel"/>
-    <w:tmpl w:val="D3225FF2"/>
-    <w:lvl w:ilvl="0" w:tplc="3B84A00C">
+    <w:tmpl w:val="939A1074"/>
+    <w:lvl w:ilvl="0" w:tplc="B686BEDA">
+      <w:start w:val="1"/>
+      <w:numFmt w:val="bullet"/>
+      <w:lvlText w:val="●"/>
+      <w:lvlJc w:val="left"/>
+      <w:pPr>
+        <w:ind w:left="720" w:hanging="360"/>
+      </w:pPr>
+    </w:lvl>
+    <w:lvl w:ilvl="1" w:tplc="56CE87CA">
+      <w:start w:val="1"/>
+      <w:numFmt w:val="bullet"/>
+      <w:lvlText w:val="○"/>
+      <w:lvlJc w:val="left"/>
+      <w:pPr>
+        <w:ind w:left="1440" w:hanging="360"/>
+      </w:pPr>
+    </w:lvl>
+    <w:lvl w:ilvl="2" w:tplc="E9A639E4">
+      <w:start w:val="1"/>
+      <w:numFmt w:val="bullet"/>
+      <w:lvlText w:val="■"/>
+      <w:lvlJc w:val="left"/>
+      <w:pPr>
+        <w:ind w:left="2160" w:hanging="360"/>
+      </w:pPr>
+    </w:lvl>
+    <w:lvl w:ilvl="3" w:tplc="3924699E">
+      <w:start w:val="1"/>
+      <w:numFmt w:val="bullet"/>
+      <w:lvlText w:val="●"/>
+      <w:lvlJc w:val="left"/>
+      <w:pPr>
+        <w:ind w:left="2880" w:hanging="360"/>
+      </w:pPr>
+    </w:lvl>
+    <w:lvl w:ilvl="4" w:tplc="2D4C44BE">
+      <w:start w:val="1"/>
+      <w:numFmt w:val="bullet"/>
+      <w:lvlText w:val="○"/>
+      <w:lvlJc w:val="left"/>
+      <w:pPr>
+        <w:ind w:left="3600" w:hanging="360"/>
+      </w:pPr>
+    </w:lvl>
+    <w:lvl w:ilvl="5" w:tplc="8F94CCC6">
+      <w:start w:val="1"/>
+      <w:numFmt w:val="bullet"/>
+      <w:lvlText w:val="■"/>
+      <w:lvlJc w:val="left"/>
+      <w:pPr>
+        <w:ind w:left="4320" w:hanging="360"/>
+      </w:pPr>
+    </w:lvl>
+    <w:lvl w:ilvl="6" w:tplc="4E5C8BF2">
+      <w:start w:val="1"/>
+      <w:numFmt w:val="bullet"/>
+      <w:lvlText w:val="●"/>
+      <w:lvlJc w:val="left"/>
+      <w:pPr>
+        <w:ind w:left="5040" w:hanging="360"/>
+      </w:pPr>
+    </w:lvl>
+    <w:lvl w:ilvl="7" w:tplc="689CBA60">
+      <w:start w:val="1"/>
+      <w:numFmt w:val="bullet"/>
+      <w:lvlText w:val="●"/>
+      <w:lvlJc w:val="left"/>
+      <w:pPr>
+        <w:ind w:left="5760" w:hanging="360"/>
+      </w:pPr>
+    </w:lvl>
+    <w:lvl w:ilvl="8" w:tplc="72B625D2">
+      <w:start w:val="1"/>
+      <w:numFmt w:val="bullet"/>
+      <w:lvlText w:val="●"/>
+      <w:lvlJc w:val="left"/>
+      <w:pPr>
+        <w:ind w:left="6480" w:hanging="360"/>
+      </w:pPr>
+    </w:lvl>
+  </w:abstractNum>
+  <w:abstractNum w:abstractNumId="2" w15:restartNumberingAfterBreak="0">
+    <w:nsid w:val="6A522B57"/>
+    <w:multiLevelType w:val="hybridMultilevel"/>
+    <w:tmpl w:val="A496A66E"/>
+    <w:lvl w:ilvl="0" w:tplc="7B60AD94">
       <w:start w:val="1"/>
       <w:numFmt w:val="bullet"/>
       <w:lvlText w:val="•"/>
@@ -26126,212 +26353,126 @@
         <w:color w:val="1D4FFF"/>
       </w:rPr>
     </w:lvl>
-    <w:lvl w:ilvl="1" w:tplc="52A63D08">
+    <w:lvl w:ilvl="1" w:tplc="AD6A5C02">
       <w:numFmt w:val="decimal"/>
       <w:lvlText w:val=""/>
       <w:lvlJc w:val="left"/>
     </w:lvl>
-    <w:lvl w:ilvl="2" w:tplc="B5AE7678">
+    <w:lvl w:ilvl="2" w:tplc="178CD806">
       <w:numFmt w:val="decimal"/>
       <w:lvlText w:val=""/>
       <w:lvlJc w:val="left"/>
     </w:lvl>
-    <w:lvl w:ilvl="3" w:tplc="55843470">
+    <w:lvl w:ilvl="3" w:tplc="1B9EE496">
       <w:numFmt w:val="decimal"/>
       <w:lvlText w:val=""/>
       <w:lvlJc w:val="left"/>
     </w:lvl>
-    <w:lvl w:ilvl="4" w:tplc="23C45F5A">
+    <w:lvl w:ilvl="4" w:tplc="FCFE4928">
       <w:numFmt w:val="decimal"/>
       <w:lvlText w:val=""/>
       <w:lvlJc w:val="left"/>
     </w:lvl>
-    <w:lvl w:ilvl="5" w:tplc="92566110">
+    <w:lvl w:ilvl="5" w:tplc="19B8246E">
       <w:numFmt w:val="decimal"/>
       <w:lvlText w:val=""/>
       <w:lvlJc w:val="left"/>
     </w:lvl>
-    <w:lvl w:ilvl="6" w:tplc="0D76A32A">
+    <w:lvl w:ilvl="6" w:tplc="139CA902">
       <w:numFmt w:val="decimal"/>
       <w:lvlText w:val=""/>
       <w:lvlJc w:val="left"/>
     </w:lvl>
-    <w:lvl w:ilvl="7" w:tplc="0AF00664">
+    <w:lvl w:ilvl="7" w:tplc="40E02088">
       <w:numFmt w:val="decimal"/>
       <w:lvlText w:val=""/>
       <w:lvlJc w:val="left"/>
     </w:lvl>
-    <w:lvl w:ilvl="8" w:tplc="AB706902">
+    <w:lvl w:ilvl="8" w:tplc="69B854D8">
       <w:numFmt w:val="decimal"/>
       <w:lvlText w:val=""/>
       <w:lvlJc w:val="left"/>
     </w:lvl>
   </w:abstractNum>
-  <w:abstractNum w:abstractNumId="2" w15:restartNumberingAfterBreak="0">
-    <w:nsid w:val="38F12C3A"/>
-    <w:multiLevelType w:val="hybridMultilevel"/>
-    <w:tmpl w:val="AD843DE2"/>
-    <w:lvl w:ilvl="0" w:tplc="765E8296">
-      <w:start w:val="1"/>
-      <w:numFmt w:val="bullet"/>
-      <w:lvlText w:val="●"/>
-      <w:lvlJc w:val="left"/>
-      <w:pPr>
-        <w:ind w:left="720" w:hanging="360"/>
-      </w:pPr>
-    </w:lvl>
-    <w:lvl w:ilvl="1" w:tplc="38AEF9B2">
-      <w:start w:val="1"/>
-      <w:numFmt w:val="bullet"/>
-      <w:lvlText w:val="○"/>
-      <w:lvlJc w:val="left"/>
-      <w:pPr>
-        <w:ind w:left="1440" w:hanging="360"/>
-      </w:pPr>
-    </w:lvl>
-    <w:lvl w:ilvl="2" w:tplc="CEC634BE">
-      <w:start w:val="1"/>
-      <w:numFmt w:val="bullet"/>
-      <w:lvlText w:val="■"/>
-      <w:lvlJc w:val="left"/>
-      <w:pPr>
-        <w:ind w:left="2160" w:hanging="360"/>
-      </w:pPr>
-    </w:lvl>
-    <w:lvl w:ilvl="3" w:tplc="CA709E90">
-      <w:start w:val="1"/>
-      <w:numFmt w:val="bullet"/>
-      <w:lvlText w:val="●"/>
-      <w:lvlJc w:val="left"/>
-      <w:pPr>
-        <w:ind w:left="2880" w:hanging="360"/>
-      </w:pPr>
-    </w:lvl>
-    <w:lvl w:ilvl="4" w:tplc="943E9E8C">
-      <w:start w:val="1"/>
-      <w:numFmt w:val="bullet"/>
-      <w:lvlText w:val="○"/>
-      <w:lvlJc w:val="left"/>
-      <w:pPr>
-        <w:ind w:left="3600" w:hanging="360"/>
-      </w:pPr>
-    </w:lvl>
-    <w:lvl w:ilvl="5" w:tplc="CC6A90FE">
-      <w:start w:val="1"/>
-      <w:numFmt w:val="bullet"/>
-      <w:lvlText w:val="■"/>
-      <w:lvlJc w:val="left"/>
-      <w:pPr>
-        <w:ind w:left="4320" w:hanging="360"/>
-      </w:pPr>
-    </w:lvl>
-    <w:lvl w:ilvl="6" w:tplc="DB6407AC">
-      <w:start w:val="1"/>
-      <w:numFmt w:val="bullet"/>
-      <w:lvlText w:val="●"/>
-      <w:lvlJc w:val="left"/>
-      <w:pPr>
-        <w:ind w:left="5040" w:hanging="360"/>
-      </w:pPr>
-    </w:lvl>
-    <w:lvl w:ilvl="7" w:tplc="D19E1F0C">
-      <w:start w:val="1"/>
-      <w:numFmt w:val="bullet"/>
-      <w:lvlText w:val="●"/>
-      <w:lvlJc w:val="left"/>
-      <w:pPr>
-        <w:ind w:left="5760" w:hanging="360"/>
-      </w:pPr>
-    </w:lvl>
-    <w:lvl w:ilvl="8" w:tplc="5D920974">
-      <w:start w:val="1"/>
-      <w:numFmt w:val="bullet"/>
-      <w:lvlText w:val="●"/>
-      <w:lvlJc w:val="left"/>
-      <w:pPr>
-        <w:ind w:left="6480" w:hanging="360"/>
-      </w:pPr>
-    </w:lvl>
-  </w:abstractNum>
-  <w:num w:numId="1" w16cid:durableId="435909507">
+  <w:num w:numId="1" w16cid:durableId="613942967">
+    <w:abstractNumId w:val="1"/>
+    <w:lvlOverride w:ilvl="0">
+      <w:startOverride w:val="1"/>
+    </w:lvlOverride>
+  </w:num>
+  <w:num w:numId="2" w16cid:durableId="935674712">
     <w:abstractNumId w:val="2"/>
     <w:lvlOverride w:ilvl="0">
       <w:startOverride w:val="1"/>
     </w:lvlOverride>
   </w:num>
-  <w:num w:numId="2" w16cid:durableId="2049913425">
-    <w:abstractNumId w:val="1"/>
-    <w:lvlOverride w:ilvl="0">
-      <w:startOverride w:val="1"/>
-    </w:lvlOverride>
-  </w:num>
-  <w:num w:numId="3" w16cid:durableId="388647913">
+  <w:num w:numId="3" w16cid:durableId="2146388914">
     <w:abstractNumId w:val="0"/>
     <w:lvlOverride w:ilvl="0">
       <w:startOverride w:val="1"/>
     </w:lvlOverride>
   </w:num>
-  <w:num w:numId="4" w16cid:durableId="1359160934">
+  <w:num w:numId="4" w16cid:durableId="468018639">
     <w:abstractNumId w:val="0"/>
     <w:lvlOverride w:ilvl="0">
       <w:startOverride w:val="1"/>
     </w:lvlOverride>
   </w:num>
-  <w:num w:numId="5" w16cid:durableId="1489596290">
+  <w:num w:numId="5" w16cid:durableId="1887401379">
     <w:abstractNumId w:val="0"/>
     <w:lvlOverride w:ilvl="0">
       <w:startOverride w:val="1"/>
     </w:lvlOverride>
   </w:num>
-  <w:num w:numId="6" w16cid:durableId="1768571645">
+  <w:num w:numId="6" w16cid:durableId="1704862900">
     <w:abstractNumId w:val="0"/>
     <w:lvlOverride w:ilvl="0">
       <w:startOverride w:val="1"/>
     </w:lvlOverride>
   </w:num>
-  <w:num w:numId="7" w16cid:durableId="845562412">
+  <w:num w:numId="7" w16cid:durableId="1856383003">
     <w:abstractNumId w:val="0"/>
     <w:lvlOverride w:ilvl="0">
       <w:startOverride w:val="1"/>
     </w:lvlOverride>
   </w:num>
-  <w:num w:numId="8" w16cid:durableId="1411733505">
+  <w:num w:numId="8" w16cid:durableId="1107306901">
     <w:abstractNumId w:val="0"/>
     <w:lvlOverride w:ilvl="0">
       <w:startOverride w:val="1"/>
     </w:lvlOverride>
   </w:num>
-  <w:num w:numId="9" w16cid:durableId="1941454197">
+  <w:num w:numId="9" w16cid:durableId="1047874331">
     <w:abstractNumId w:val="0"/>
     <w:lvlOverride w:ilvl="0">
       <w:startOverride w:val="1"/>
     </w:lvlOverride>
   </w:num>
-  <w:num w:numId="10" w16cid:durableId="1521240200">
+  <w:num w:numId="10" w16cid:durableId="2126461339">
     <w:abstractNumId w:val="0"/>
     <w:lvlOverride w:ilvl="0">
       <w:startOverride w:val="1"/>
     </w:lvlOverride>
   </w:num>
-  <w:num w:numId="11" w16cid:durableId="170992995">
+  <w:num w:numId="11" w16cid:durableId="1818304418">
     <w:abstractNumId w:val="0"/>
     <w:lvlOverride w:ilvl="0">
       <w:startOverride w:val="1"/>
     </w:lvlOverride>
   </w:num>
-  <w:num w:numId="12" w16cid:durableId="202792335">
+  <w:num w:numId="12" w16cid:durableId="297957045">
     <w:abstractNumId w:val="0"/>
     <w:lvlOverride w:ilvl="0">
       <w:startOverride w:val="1"/>
     </w:lvlOverride>
   </w:num>
-  <w:num w:numId="13" w16cid:durableId="1592662218">
+  <w:num w:numId="13" w16cid:durableId="1181700383">
     <w:abstractNumId w:val="0"/>
     <w:lvlOverride w:ilvl="0">
       <w:startOverride w:val="1"/>
     </w:lvlOverride>
   </w:num>
-  <w:num w:numId="14" w16cid:durableId="755828675">
+  <w:num w:numId="14" w16cid:durableId="1843933197">
     <w:abstractNumId w:val="0"/>
     <w:lvlOverride w:ilvl="0">
       <w:startOverride w:val="1"/>
@@ -26959,7 +27100,7 @@
     <w:link w:val="aa"/>
     <w:uiPriority w:val="99"/>
     <w:unhideWhenUsed/>
-    <w:rsid w:val="00C152C3"/>
+    <w:rsid w:val="003F2186"/>
     <w:pPr>
       <w:tabs>
         <w:tab w:val="center" w:pos="4153"/>
@@ -26977,7 +27118,7 @@
     <w:basedOn w:val="a0"/>
     <w:link w:val="a9"/>
     <w:uiPriority w:val="99"/>
-    <w:rsid w:val="00C152C3"/>
+    <w:rsid w:val="003F2186"/>
     <w:rPr>
       <w:sz w:val="20"/>
       <w:szCs w:val="20"/>
@@ -26989,7 +27130,7 @@
     <w:link w:val="ac"/>
     <w:uiPriority w:val="99"/>
     <w:unhideWhenUsed/>
-    <w:rsid w:val="00C152C3"/>
+    <w:rsid w:val="003F2186"/>
     <w:pPr>
       <w:tabs>
         <w:tab w:val="center" w:pos="4153"/>
@@ -27007,7 +27148,7 @@
     <w:basedOn w:val="a0"/>
     <w:link w:val="ab"/>
     <w:uiPriority w:val="99"/>
-    <w:rsid w:val="00C152C3"/>
+    <w:rsid w:val="003F2186"/>
     <w:rPr>
       <w:sz w:val="20"/>
       <w:szCs w:val="20"/>

--- a/docs/manual/QRcode-tool-User-Manual-zh-TW.docx
+++ b/docs/manual/QRcode-tool-User-Manual-zh-TW.docx
@@ -287,7 +287,7 @@
           <w:sz w:val="17"/>
           <w:szCs w:val="17"/>
         </w:rPr>
-        <w:t>github.com/Lrniey666/qrcode-tool</w:t>
+        <w:t>github.com/naritaroad/qrcode-tool</w:t>
       </w:r>
     </w:p>
     <w:p>
@@ -320,15 +320,14 @@
     </w:p>
     <w:sdt>
       <w:sdtPr>
+        <w:rPr>
+          <w:b w:val="0"/>
+          <w:bCs w:val="0"/>
+        </w:rPr>
         <w:alias w:val="目錄"/>
         <w:id w:val="1510492229"/>
       </w:sdtPr>
-      <w:sdtEndPr>
-        <w:rPr>
-          <w:b w:val="0"/>
-          <w:bCs w:val="0"/>
-        </w:rPr>
-      </w:sdtEndPr>
+      <w:sdtEndPr/>
       <w:sdtContent>
         <w:p>
           <w:pPr>
@@ -357,7 +356,7 @@
           <w:r>
             <w:fldChar w:fldCharType="separate"/>
           </w:r>
-          <w:hyperlink w:anchor="_Toc242660946" w:history="1">
+          <w:hyperlink w:anchor="_Toc242999042" w:history="1">
             <w:r>
               <w:rPr>
                 <w:rStyle w:val="a5"/>
@@ -395,7 +394,7 @@
               <w:rPr>
                 <w:noProof/>
               </w:rPr>
-              <w:instrText xml:space="preserve"> PAGEREF _Toc242660946 \h </w:instrText>
+              <w:instrText xml:space="preserve"> PAGEREF _Toc242999042 \h </w:instrText>
             </w:r>
             <w:r>
               <w:rPr>
@@ -438,7 +437,7 @@
               <w14:ligatures w14:val="standardContextual"/>
             </w:rPr>
           </w:pPr>
-          <w:hyperlink w:anchor="_Toc242660947" w:history="1">
+          <w:hyperlink w:anchor="_Toc242999043" w:history="1">
             <w:r>
               <w:rPr>
                 <w:rStyle w:val="a5"/>
@@ -469,7 +468,7 @@
               <w:rPr>
                 <w:noProof/>
               </w:rPr>
-              <w:instrText xml:space="preserve"> PAGEREF _Toc242660947 \h </w:instrText>
+              <w:instrText xml:space="preserve"> PAGEREF _Toc242999043 \h </w:instrText>
             </w:r>
             <w:r>
               <w:rPr>
@@ -512,7 +511,7 @@
               <w14:ligatures w14:val="standardContextual"/>
             </w:rPr>
           </w:pPr>
-          <w:hyperlink w:anchor="_Toc242660948" w:history="1">
+          <w:hyperlink w:anchor="_Toc242999044" w:history="1">
             <w:r>
               <w:rPr>
                 <w:rStyle w:val="a5"/>
@@ -543,7 +542,7 @@
               <w:rPr>
                 <w:noProof/>
               </w:rPr>
-              <w:instrText xml:space="preserve"> PAGEREF _Toc242660948 \h </w:instrText>
+              <w:instrText xml:space="preserve"> PAGEREF _Toc242999044 \h </w:instrText>
             </w:r>
             <w:r>
               <w:rPr>
@@ -586,7 +585,7 @@
               <w14:ligatures w14:val="standardContextual"/>
             </w:rPr>
           </w:pPr>
-          <w:hyperlink w:anchor="_Toc242660949" w:history="1">
+          <w:hyperlink w:anchor="_Toc242999045" w:history="1">
             <w:r>
               <w:rPr>
                 <w:rStyle w:val="a5"/>
@@ -617,7 +616,7 @@
               <w:rPr>
                 <w:noProof/>
               </w:rPr>
-              <w:instrText xml:space="preserve"> PAGEREF _Toc242660949 \h </w:instrText>
+              <w:instrText xml:space="preserve"> PAGEREF _Toc242999045 \h </w:instrText>
             </w:r>
             <w:r>
               <w:rPr>
@@ -660,7 +659,7 @@
               <w14:ligatures w14:val="standardContextual"/>
             </w:rPr>
           </w:pPr>
-          <w:hyperlink w:anchor="_Toc242660950" w:history="1">
+          <w:hyperlink w:anchor="_Toc242999046" w:history="1">
             <w:r>
               <w:rPr>
                 <w:rStyle w:val="a5"/>
@@ -691,7 +690,7 @@
               <w:rPr>
                 <w:noProof/>
               </w:rPr>
-              <w:instrText xml:space="preserve"> PAGEREF _Toc242660950 \h </w:instrText>
+              <w:instrText xml:space="preserve"> PAGEREF _Toc242999046 \h </w:instrText>
             </w:r>
             <w:r>
               <w:rPr>
@@ -736,7 +735,7 @@
               <w14:ligatures w14:val="standardContextual"/>
             </w:rPr>
           </w:pPr>
-          <w:hyperlink w:anchor="_Toc242660951" w:history="1">
+          <w:hyperlink w:anchor="_Toc242999047" w:history="1">
             <w:r>
               <w:rPr>
                 <w:rStyle w:val="a5"/>
@@ -767,7 +766,7 @@
               <w:rPr>
                 <w:noProof/>
               </w:rPr>
-              <w:instrText xml:space="preserve"> PAGEREF _Toc242660951 \h </w:instrText>
+              <w:instrText xml:space="preserve"> PAGEREF _Toc242999047 \h </w:instrText>
             </w:r>
             <w:r>
               <w:rPr>
@@ -810,7 +809,7 @@
               <w14:ligatures w14:val="standardContextual"/>
             </w:rPr>
           </w:pPr>
-          <w:hyperlink w:anchor="_Toc242660952" w:history="1">
+          <w:hyperlink w:anchor="_Toc242999048" w:history="1">
             <w:r>
               <w:rPr>
                 <w:rStyle w:val="a5"/>
@@ -855,7 +854,7 @@
               <w:rPr>
                 <w:noProof/>
               </w:rPr>
-              <w:instrText xml:space="preserve"> PAGEREF _Toc242660952 \h </w:instrText>
+              <w:instrText xml:space="preserve"> PAGEREF _Toc242999048 \h </w:instrText>
             </w:r>
             <w:r>
               <w:rPr>
@@ -898,7 +897,7 @@
               <w14:ligatures w14:val="standardContextual"/>
             </w:rPr>
           </w:pPr>
-          <w:hyperlink w:anchor="_Toc242660953" w:history="1">
+          <w:hyperlink w:anchor="_Toc242999049" w:history="1">
             <w:r>
               <w:rPr>
                 <w:rStyle w:val="a5"/>
@@ -943,7 +942,7 @@
               <w:rPr>
                 <w:noProof/>
               </w:rPr>
-              <w:instrText xml:space="preserve"> PAGEREF _Toc242660953 \h </w:instrText>
+              <w:instrText xml:space="preserve"> PAGEREF _Toc242999049 \h </w:instrText>
             </w:r>
             <w:r>
               <w:rPr>
@@ -986,7 +985,7 @@
               <w14:ligatures w14:val="standardContextual"/>
             </w:rPr>
           </w:pPr>
-          <w:hyperlink w:anchor="_Toc242660954" w:history="1">
+          <w:hyperlink w:anchor="_Toc242999050" w:history="1">
             <w:r>
               <w:rPr>
                 <w:rStyle w:val="a5"/>
@@ -1038,7 +1037,7 @@
               <w:rPr>
                 <w:noProof/>
               </w:rPr>
-              <w:instrText xml:space="preserve"> PAGEREF _Toc242660954 \h </w:instrText>
+              <w:instrText xml:space="preserve"> PAGEREF _Toc242999050 \h </w:instrText>
             </w:r>
             <w:r>
               <w:rPr>
@@ -1081,7 +1080,7 @@
               <w14:ligatures w14:val="standardContextual"/>
             </w:rPr>
           </w:pPr>
-          <w:hyperlink w:anchor="_Toc242660955" w:history="1">
+          <w:hyperlink w:anchor="_Toc242999051" w:history="1">
             <w:r>
               <w:rPr>
                 <w:rStyle w:val="a5"/>
@@ -1112,7 +1111,7 @@
               <w:rPr>
                 <w:noProof/>
               </w:rPr>
-              <w:instrText xml:space="preserve"> PAGEREF _Toc242660955 \h </w:instrText>
+              <w:instrText xml:space="preserve"> PAGEREF _Toc242999051 \h </w:instrText>
             </w:r>
             <w:r>
               <w:rPr>
@@ -1155,7 +1154,7 @@
               <w14:ligatures w14:val="standardContextual"/>
             </w:rPr>
           </w:pPr>
-          <w:hyperlink w:anchor="_Toc242660956" w:history="1">
+          <w:hyperlink w:anchor="_Toc242999052" w:history="1">
             <w:r>
               <w:rPr>
                 <w:rStyle w:val="a5"/>
@@ -1186,7 +1185,7 @@
               <w:rPr>
                 <w:noProof/>
               </w:rPr>
-              <w:instrText xml:space="preserve"> PAGEREF _Toc242660956 \h </w:instrText>
+              <w:instrText xml:space="preserve"> PAGEREF _Toc242999052 \h </w:instrText>
             </w:r>
             <w:r>
               <w:rPr>
@@ -1231,7 +1230,7 @@
               <w14:ligatures w14:val="standardContextual"/>
             </w:rPr>
           </w:pPr>
-          <w:hyperlink w:anchor="_Toc242660957" w:history="1">
+          <w:hyperlink w:anchor="_Toc242999053" w:history="1">
             <w:r>
               <w:rPr>
                 <w:rStyle w:val="a5"/>
@@ -1262,7 +1261,7 @@
               <w:rPr>
                 <w:noProof/>
               </w:rPr>
-              <w:instrText xml:space="preserve"> PAGEREF _Toc242660957 \h </w:instrText>
+              <w:instrText xml:space="preserve"> PAGEREF _Toc242999053 \h </w:instrText>
             </w:r>
             <w:r>
               <w:rPr>
@@ -1305,7 +1304,7 @@
               <w14:ligatures w14:val="standardContextual"/>
             </w:rPr>
           </w:pPr>
-          <w:hyperlink w:anchor="_Toc242660958" w:history="1">
+          <w:hyperlink w:anchor="_Toc242999054" w:history="1">
             <w:r>
               <w:rPr>
                 <w:rStyle w:val="a5"/>
@@ -1336,7 +1335,7 @@
               <w:rPr>
                 <w:noProof/>
               </w:rPr>
-              <w:instrText xml:space="preserve"> PAGEREF _Toc242660958 \h </w:instrText>
+              <w:instrText xml:space="preserve"> PAGEREF _Toc242999054 \h </w:instrText>
             </w:r>
             <w:r>
               <w:rPr>
@@ -1379,7 +1378,7 @@
               <w14:ligatures w14:val="standardContextual"/>
             </w:rPr>
           </w:pPr>
-          <w:hyperlink w:anchor="_Toc242660959" w:history="1">
+          <w:hyperlink w:anchor="_Toc242999055" w:history="1">
             <w:r>
               <w:rPr>
                 <w:rStyle w:val="a5"/>
@@ -1410,7 +1409,7 @@
               <w:rPr>
                 <w:noProof/>
               </w:rPr>
-              <w:instrText xml:space="preserve"> PAGEREF _Toc242660959 \h </w:instrText>
+              <w:instrText xml:space="preserve"> PAGEREF _Toc242999055 \h </w:instrText>
             </w:r>
             <w:r>
               <w:rPr>
@@ -1453,7 +1452,7 @@
               <w14:ligatures w14:val="standardContextual"/>
             </w:rPr>
           </w:pPr>
-          <w:hyperlink w:anchor="_Toc242660960" w:history="1">
+          <w:hyperlink w:anchor="_Toc242999056" w:history="1">
             <w:r>
               <w:rPr>
                 <w:rStyle w:val="a5"/>
@@ -1484,7 +1483,7 @@
               <w:rPr>
                 <w:noProof/>
               </w:rPr>
-              <w:instrText xml:space="preserve"> PAGEREF _Toc242660960 \h </w:instrText>
+              <w:instrText xml:space="preserve"> PAGEREF _Toc242999056 \h </w:instrText>
             </w:r>
             <w:r>
               <w:rPr>
@@ -1527,7 +1526,7 @@
               <w14:ligatures w14:val="standardContextual"/>
             </w:rPr>
           </w:pPr>
-          <w:hyperlink w:anchor="_Toc242660961" w:history="1">
+          <w:hyperlink w:anchor="_Toc242999057" w:history="1">
             <w:r>
               <w:rPr>
                 <w:rStyle w:val="a5"/>
@@ -1558,7 +1557,7 @@
               <w:rPr>
                 <w:noProof/>
               </w:rPr>
-              <w:instrText xml:space="preserve"> PAGEREF _Toc242660961 \h </w:instrText>
+              <w:instrText xml:space="preserve"> PAGEREF _Toc242999057 \h </w:instrText>
             </w:r>
             <w:r>
               <w:rPr>
@@ -1601,7 +1600,7 @@
               <w14:ligatures w14:val="standardContextual"/>
             </w:rPr>
           </w:pPr>
-          <w:hyperlink w:anchor="_Toc242660962" w:history="1">
+          <w:hyperlink w:anchor="_Toc242999058" w:history="1">
             <w:r>
               <w:rPr>
                 <w:rStyle w:val="a5"/>
@@ -1632,7 +1631,7 @@
               <w:rPr>
                 <w:noProof/>
               </w:rPr>
-              <w:instrText xml:space="preserve"> PAGEREF _Toc242660962 \h </w:instrText>
+              <w:instrText xml:space="preserve"> PAGEREF _Toc242999058 \h </w:instrText>
             </w:r>
             <w:r>
               <w:rPr>
@@ -1677,7 +1676,7 @@
               <w14:ligatures w14:val="standardContextual"/>
             </w:rPr>
           </w:pPr>
-          <w:hyperlink w:anchor="_Toc242660963" w:history="1">
+          <w:hyperlink w:anchor="_Toc242999059" w:history="1">
             <w:r>
               <w:rPr>
                 <w:rStyle w:val="a5"/>
@@ -1708,7 +1707,7 @@
               <w:rPr>
                 <w:noProof/>
               </w:rPr>
-              <w:instrText xml:space="preserve"> PAGEREF _Toc242660963 \h </w:instrText>
+              <w:instrText xml:space="preserve"> PAGEREF _Toc242999059 \h </w:instrText>
             </w:r>
             <w:r>
               <w:rPr>
@@ -1751,7 +1750,7 @@
               <w14:ligatures w14:val="standardContextual"/>
             </w:rPr>
           </w:pPr>
-          <w:hyperlink w:anchor="_Toc242660964" w:history="1">
+          <w:hyperlink w:anchor="_Toc242999060" w:history="1">
             <w:r>
               <w:rPr>
                 <w:rStyle w:val="a5"/>
@@ -1782,7 +1781,7 @@
               <w:rPr>
                 <w:noProof/>
               </w:rPr>
-              <w:instrText xml:space="preserve"> PAGEREF _Toc242660964 \h </w:instrText>
+              <w:instrText xml:space="preserve"> PAGEREF _Toc242999060 \h </w:instrText>
             </w:r>
             <w:r>
               <w:rPr>
@@ -1825,7 +1824,7 @@
               <w14:ligatures w14:val="standardContextual"/>
             </w:rPr>
           </w:pPr>
-          <w:hyperlink w:anchor="_Toc242660965" w:history="1">
+          <w:hyperlink w:anchor="_Toc242999061" w:history="1">
             <w:r>
               <w:rPr>
                 <w:rStyle w:val="a5"/>
@@ -1856,7 +1855,7 @@
               <w:rPr>
                 <w:noProof/>
               </w:rPr>
-              <w:instrText xml:space="preserve"> PAGEREF _Toc242660965 \h </w:instrText>
+              <w:instrText xml:space="preserve"> PAGEREF _Toc242999061 \h </w:instrText>
             </w:r>
             <w:r>
               <w:rPr>
@@ -1899,7 +1898,7 @@
               <w14:ligatures w14:val="standardContextual"/>
             </w:rPr>
           </w:pPr>
-          <w:hyperlink w:anchor="_Toc242660966" w:history="1">
+          <w:hyperlink w:anchor="_Toc242999062" w:history="1">
             <w:r>
               <w:rPr>
                 <w:rStyle w:val="a5"/>
@@ -1930,7 +1929,7 @@
               <w:rPr>
                 <w:noProof/>
               </w:rPr>
-              <w:instrText xml:space="preserve"> PAGEREF _Toc242660966 \h </w:instrText>
+              <w:instrText xml:space="preserve"> PAGEREF _Toc242999062 \h </w:instrText>
             </w:r>
             <w:r>
               <w:rPr>
@@ -1973,7 +1972,7 @@
               <w14:ligatures w14:val="standardContextual"/>
             </w:rPr>
           </w:pPr>
-          <w:hyperlink w:anchor="_Toc242660967" w:history="1">
+          <w:hyperlink w:anchor="_Toc242999063" w:history="1">
             <w:r>
               <w:rPr>
                 <w:rStyle w:val="a5"/>
@@ -2018,7 +2017,7 @@
               <w:rPr>
                 <w:noProof/>
               </w:rPr>
-              <w:instrText xml:space="preserve"> PAGEREF _Toc242660967 \h </w:instrText>
+              <w:instrText xml:space="preserve"> PAGEREF _Toc242999063 \h </w:instrText>
             </w:r>
             <w:r>
               <w:rPr>
@@ -2061,7 +2060,7 @@
               <w14:ligatures w14:val="standardContextual"/>
             </w:rPr>
           </w:pPr>
-          <w:hyperlink w:anchor="_Toc242660968" w:history="1">
+          <w:hyperlink w:anchor="_Toc242999064" w:history="1">
             <w:r>
               <w:rPr>
                 <w:rStyle w:val="a5"/>
@@ -2092,7 +2091,7 @@
               <w:rPr>
                 <w:noProof/>
               </w:rPr>
-              <w:instrText xml:space="preserve"> PAGEREF _Toc242660968 \h </w:instrText>
+              <w:instrText xml:space="preserve"> PAGEREF _Toc242999064 \h </w:instrText>
             </w:r>
             <w:r>
               <w:rPr>
@@ -2137,7 +2136,7 @@
               <w14:ligatures w14:val="standardContextual"/>
             </w:rPr>
           </w:pPr>
-          <w:hyperlink w:anchor="_Toc242660969" w:history="1">
+          <w:hyperlink w:anchor="_Toc242999065" w:history="1">
             <w:r>
               <w:rPr>
                 <w:rStyle w:val="a5"/>
@@ -2168,7 +2167,7 @@
               <w:rPr>
                 <w:noProof/>
               </w:rPr>
-              <w:instrText xml:space="preserve"> PAGEREF _Toc242660969 \h </w:instrText>
+              <w:instrText xml:space="preserve"> PAGEREF _Toc242999065 \h </w:instrText>
             </w:r>
             <w:r>
               <w:rPr>
@@ -2211,7 +2210,7 @@
               <w14:ligatures w14:val="standardContextual"/>
             </w:rPr>
           </w:pPr>
-          <w:hyperlink w:anchor="_Toc242660970" w:history="1">
+          <w:hyperlink w:anchor="_Toc242999066" w:history="1">
             <w:r>
               <w:rPr>
                 <w:rStyle w:val="a5"/>
@@ -2242,7 +2241,7 @@
               <w:rPr>
                 <w:noProof/>
               </w:rPr>
-              <w:instrText xml:space="preserve"> PAGEREF _Toc242660970 \h </w:instrText>
+              <w:instrText xml:space="preserve"> PAGEREF _Toc242999066 \h </w:instrText>
             </w:r>
             <w:r>
               <w:rPr>
@@ -2285,7 +2284,7 @@
               <w14:ligatures w14:val="standardContextual"/>
             </w:rPr>
           </w:pPr>
-          <w:hyperlink w:anchor="_Toc242660971" w:history="1">
+          <w:hyperlink w:anchor="_Toc242999067" w:history="1">
             <w:r>
               <w:rPr>
                 <w:rStyle w:val="a5"/>
@@ -2330,7 +2329,7 @@
               <w:rPr>
                 <w:noProof/>
               </w:rPr>
-              <w:instrText xml:space="preserve"> PAGEREF _Toc242660971 \h </w:instrText>
+              <w:instrText xml:space="preserve"> PAGEREF _Toc242999067 \h </w:instrText>
             </w:r>
             <w:r>
               <w:rPr>
@@ -2373,7 +2372,7 @@
               <w14:ligatures w14:val="standardContextual"/>
             </w:rPr>
           </w:pPr>
-          <w:hyperlink w:anchor="_Toc242660972" w:history="1">
+          <w:hyperlink w:anchor="_Toc242999068" w:history="1">
             <w:r>
               <w:rPr>
                 <w:rStyle w:val="a5"/>
@@ -2404,7 +2403,7 @@
               <w:rPr>
                 <w:noProof/>
               </w:rPr>
-              <w:instrText xml:space="preserve"> PAGEREF _Toc242660972 \h </w:instrText>
+              <w:instrText xml:space="preserve"> PAGEREF _Toc242999068 \h </w:instrText>
             </w:r>
             <w:r>
               <w:rPr>
@@ -2447,7 +2446,7 @@
               <w14:ligatures w14:val="standardContextual"/>
             </w:rPr>
           </w:pPr>
-          <w:hyperlink w:anchor="_Toc242660973" w:history="1">
+          <w:hyperlink w:anchor="_Toc242999069" w:history="1">
             <w:r>
               <w:rPr>
                 <w:rStyle w:val="a5"/>
@@ -2478,7 +2477,7 @@
               <w:rPr>
                 <w:noProof/>
               </w:rPr>
-              <w:instrText xml:space="preserve"> PAGEREF _Toc242660973 \h </w:instrText>
+              <w:instrText xml:space="preserve"> PAGEREF _Toc242999069 \h </w:instrText>
             </w:r>
             <w:r>
               <w:rPr>
@@ -2521,7 +2520,7 @@
               <w14:ligatures w14:val="standardContextual"/>
             </w:rPr>
           </w:pPr>
-          <w:hyperlink w:anchor="_Toc242660974" w:history="1">
+          <w:hyperlink w:anchor="_Toc242999070" w:history="1">
             <w:r>
               <w:rPr>
                 <w:rStyle w:val="a5"/>
@@ -2552,7 +2551,7 @@
               <w:rPr>
                 <w:noProof/>
               </w:rPr>
-              <w:instrText xml:space="preserve"> PAGEREF _Toc242660974 \h </w:instrText>
+              <w:instrText xml:space="preserve"> PAGEREF _Toc242999070 \h </w:instrText>
             </w:r>
             <w:r>
               <w:rPr>
@@ -2595,7 +2594,7 @@
               <w14:ligatures w14:val="standardContextual"/>
             </w:rPr>
           </w:pPr>
-          <w:hyperlink w:anchor="_Toc242660975" w:history="1">
+          <w:hyperlink w:anchor="_Toc242999071" w:history="1">
             <w:r>
               <w:rPr>
                 <w:rStyle w:val="a5"/>
@@ -2626,7 +2625,7 @@
               <w:rPr>
                 <w:noProof/>
               </w:rPr>
-              <w:instrText xml:space="preserve"> PAGEREF _Toc242660975 \h </w:instrText>
+              <w:instrText xml:space="preserve"> PAGEREF _Toc242999071 \h </w:instrText>
             </w:r>
             <w:r>
               <w:rPr>
@@ -2671,7 +2670,7 @@
               <w14:ligatures w14:val="standardContextual"/>
             </w:rPr>
           </w:pPr>
-          <w:hyperlink w:anchor="_Toc242660976" w:history="1">
+          <w:hyperlink w:anchor="_Toc242999072" w:history="1">
             <w:r>
               <w:rPr>
                 <w:rStyle w:val="a5"/>
@@ -2702,7 +2701,7 @@
               <w:rPr>
                 <w:noProof/>
               </w:rPr>
-              <w:instrText xml:space="preserve"> PAGEREF _Toc242660976 \h </w:instrText>
+              <w:instrText xml:space="preserve"> PAGEREF _Toc242999072 \h </w:instrText>
             </w:r>
             <w:r>
               <w:rPr>
@@ -2745,7 +2744,7 @@
               <w14:ligatures w14:val="standardContextual"/>
             </w:rPr>
           </w:pPr>
-          <w:hyperlink w:anchor="_Toc242660977" w:history="1">
+          <w:hyperlink w:anchor="_Toc242999073" w:history="1">
             <w:r>
               <w:rPr>
                 <w:rStyle w:val="a5"/>
@@ -2776,7 +2775,7 @@
               <w:rPr>
                 <w:noProof/>
               </w:rPr>
-              <w:instrText xml:space="preserve"> PAGEREF _Toc242660977 \h </w:instrText>
+              <w:instrText xml:space="preserve"> PAGEREF _Toc242999073 \h </w:instrText>
             </w:r>
             <w:r>
               <w:rPr>
@@ -2819,7 +2818,7 @@
               <w14:ligatures w14:val="standardContextual"/>
             </w:rPr>
           </w:pPr>
-          <w:hyperlink w:anchor="_Toc242660978" w:history="1">
+          <w:hyperlink w:anchor="_Toc242999074" w:history="1">
             <w:r>
               <w:rPr>
                 <w:rStyle w:val="a5"/>
@@ -2850,7 +2849,7 @@
               <w:rPr>
                 <w:noProof/>
               </w:rPr>
-              <w:instrText xml:space="preserve"> PAGEREF _Toc242660978 \h </w:instrText>
+              <w:instrText xml:space="preserve"> PAGEREF _Toc242999074 \h </w:instrText>
             </w:r>
             <w:r>
               <w:rPr>
@@ -2893,7 +2892,7 @@
               <w14:ligatures w14:val="standardContextual"/>
             </w:rPr>
           </w:pPr>
-          <w:hyperlink w:anchor="_Toc242660979" w:history="1">
+          <w:hyperlink w:anchor="_Toc242999075" w:history="1">
             <w:r>
               <w:rPr>
                 <w:rStyle w:val="a5"/>
@@ -2924,7 +2923,7 @@
               <w:rPr>
                 <w:noProof/>
               </w:rPr>
-              <w:instrText xml:space="preserve"> PAGEREF _Toc242660979 \h </w:instrText>
+              <w:instrText xml:space="preserve"> PAGEREF _Toc242999075 \h </w:instrText>
             </w:r>
             <w:r>
               <w:rPr>
@@ -2967,7 +2966,7 @@
               <w14:ligatures w14:val="standardContextual"/>
             </w:rPr>
           </w:pPr>
-          <w:hyperlink w:anchor="_Toc242660980" w:history="1">
+          <w:hyperlink w:anchor="_Toc242999076" w:history="1">
             <w:r>
               <w:rPr>
                 <w:rStyle w:val="a5"/>
@@ -2998,7 +2997,7 @@
               <w:rPr>
                 <w:noProof/>
               </w:rPr>
-              <w:instrText xml:space="preserve"> PAGEREF _Toc242660980 \h </w:instrText>
+              <w:instrText xml:space="preserve"> PAGEREF _Toc242999076 \h </w:instrText>
             </w:r>
             <w:r>
               <w:rPr>
@@ -3041,7 +3040,7 @@
               <w14:ligatures w14:val="standardContextual"/>
             </w:rPr>
           </w:pPr>
-          <w:hyperlink w:anchor="_Toc242660981" w:history="1">
+          <w:hyperlink w:anchor="_Toc242999077" w:history="1">
             <w:r>
               <w:rPr>
                 <w:rStyle w:val="a5"/>
@@ -3072,7 +3071,7 @@
               <w:rPr>
                 <w:noProof/>
               </w:rPr>
-              <w:instrText xml:space="preserve"> PAGEREF _Toc242660981 \h </w:instrText>
+              <w:instrText xml:space="preserve"> PAGEREF _Toc242999077 \h </w:instrText>
             </w:r>
             <w:r>
               <w:rPr>
@@ -3117,7 +3116,7 @@
               <w14:ligatures w14:val="standardContextual"/>
             </w:rPr>
           </w:pPr>
-          <w:hyperlink w:anchor="_Toc242660982" w:history="1">
+          <w:hyperlink w:anchor="_Toc242999078" w:history="1">
             <w:r>
               <w:rPr>
                 <w:rStyle w:val="a5"/>
@@ -3148,7 +3147,7 @@
               <w:rPr>
                 <w:noProof/>
               </w:rPr>
-              <w:instrText xml:space="preserve"> PAGEREF _Toc242660982 \h </w:instrText>
+              <w:instrText xml:space="preserve"> PAGEREF _Toc242999078 \h </w:instrText>
             </w:r>
             <w:r>
               <w:rPr>
@@ -3191,7 +3190,7 @@
               <w14:ligatures w14:val="standardContextual"/>
             </w:rPr>
           </w:pPr>
-          <w:hyperlink w:anchor="_Toc242660983" w:history="1">
+          <w:hyperlink w:anchor="_Toc242999079" w:history="1">
             <w:r>
               <w:rPr>
                 <w:rStyle w:val="a5"/>
@@ -3222,7 +3221,7 @@
               <w:rPr>
                 <w:noProof/>
               </w:rPr>
-              <w:instrText xml:space="preserve"> PAGEREF _Toc242660983 \h </w:instrText>
+              <w:instrText xml:space="preserve"> PAGEREF _Toc242999079 \h </w:instrText>
             </w:r>
             <w:r>
               <w:rPr>
@@ -3265,7 +3264,7 @@
               <w14:ligatures w14:val="standardContextual"/>
             </w:rPr>
           </w:pPr>
-          <w:hyperlink w:anchor="_Toc242660984" w:history="1">
+          <w:hyperlink w:anchor="_Toc242999080" w:history="1">
             <w:r>
               <w:rPr>
                 <w:rStyle w:val="a5"/>
@@ -3296,7 +3295,7 @@
               <w:rPr>
                 <w:noProof/>
               </w:rPr>
-              <w:instrText xml:space="preserve"> PAGEREF _Toc242660984 \h </w:instrText>
+              <w:instrText xml:space="preserve"> PAGEREF _Toc242999080 \h </w:instrText>
             </w:r>
             <w:r>
               <w:rPr>
@@ -3339,7 +3338,7 @@
               <w14:ligatures w14:val="standardContextual"/>
             </w:rPr>
           </w:pPr>
-          <w:hyperlink w:anchor="_Toc242660985" w:history="1">
+          <w:hyperlink w:anchor="_Toc242999081" w:history="1">
             <w:r>
               <w:rPr>
                 <w:rStyle w:val="a5"/>
@@ -3370,7 +3369,7 @@
               <w:rPr>
                 <w:noProof/>
               </w:rPr>
-              <w:instrText xml:space="preserve"> PAGEREF _Toc242660985 \h </w:instrText>
+              <w:instrText xml:space="preserve"> PAGEREF _Toc242999081 \h </w:instrText>
             </w:r>
             <w:r>
               <w:rPr>
@@ -3413,7 +3412,7 @@
               <w14:ligatures w14:val="standardContextual"/>
             </w:rPr>
           </w:pPr>
-          <w:hyperlink w:anchor="_Toc242660986" w:history="1">
+          <w:hyperlink w:anchor="_Toc242999082" w:history="1">
             <w:r>
               <w:rPr>
                 <w:rStyle w:val="a5"/>
@@ -3444,7 +3443,7 @@
               <w:rPr>
                 <w:noProof/>
               </w:rPr>
-              <w:instrText xml:space="preserve"> PAGEREF _Toc242660986 \h </w:instrText>
+              <w:instrText xml:space="preserve"> PAGEREF _Toc242999082 \h </w:instrText>
             </w:r>
             <w:r>
               <w:rPr>
@@ -3487,7 +3486,7 @@
               <w14:ligatures w14:val="standardContextual"/>
             </w:rPr>
           </w:pPr>
-          <w:hyperlink w:anchor="_Toc242660987" w:history="1">
+          <w:hyperlink w:anchor="_Toc242999083" w:history="1">
             <w:r>
               <w:rPr>
                 <w:rStyle w:val="a5"/>
@@ -3518,7 +3517,7 @@
               <w:rPr>
                 <w:noProof/>
               </w:rPr>
-              <w:instrText xml:space="preserve"> PAGEREF _Toc242660987 \h </w:instrText>
+              <w:instrText xml:space="preserve"> PAGEREF _Toc242999083 \h </w:instrText>
             </w:r>
             <w:r>
               <w:rPr>
@@ -3563,7 +3562,7 @@
               <w14:ligatures w14:val="standardContextual"/>
             </w:rPr>
           </w:pPr>
-          <w:hyperlink w:anchor="_Toc242660988" w:history="1">
+          <w:hyperlink w:anchor="_Toc242999084" w:history="1">
             <w:r>
               <w:rPr>
                 <w:rStyle w:val="a5"/>
@@ -3601,7 +3600,7 @@
               <w:rPr>
                 <w:noProof/>
               </w:rPr>
-              <w:instrText xml:space="preserve"> PAGEREF _Toc242660988 \h </w:instrText>
+              <w:instrText xml:space="preserve"> PAGEREF _Toc242999084 \h </w:instrText>
             </w:r>
             <w:r>
               <w:rPr>
@@ -3644,7 +3643,7 @@
               <w14:ligatures w14:val="standardContextual"/>
             </w:rPr>
           </w:pPr>
-          <w:hyperlink w:anchor="_Toc242660989" w:history="1">
+          <w:hyperlink w:anchor="_Toc242999085" w:history="1">
             <w:r>
               <w:rPr>
                 <w:rStyle w:val="a5"/>
@@ -3675,7 +3674,7 @@
               <w:rPr>
                 <w:noProof/>
               </w:rPr>
-              <w:instrText xml:space="preserve"> PAGEREF _Toc242660989 \h </w:instrText>
+              <w:instrText xml:space="preserve"> PAGEREF _Toc242999085 \h </w:instrText>
             </w:r>
             <w:r>
               <w:rPr>
@@ -3720,7 +3719,7 @@
               <w14:ligatures w14:val="standardContextual"/>
             </w:rPr>
           </w:pPr>
-          <w:hyperlink w:anchor="_Toc242660990" w:history="1">
+          <w:hyperlink w:anchor="_Toc242999086" w:history="1">
             <w:r>
               <w:rPr>
                 <w:rStyle w:val="a5"/>
@@ -3751,7 +3750,7 @@
               <w:rPr>
                 <w:noProof/>
               </w:rPr>
-              <w:instrText xml:space="preserve"> PAGEREF _Toc242660990 \h </w:instrText>
+              <w:instrText xml:space="preserve"> PAGEREF _Toc242999086 \h </w:instrText>
             </w:r>
             <w:r>
               <w:rPr>
@@ -3794,7 +3793,7 @@
               <w14:ligatures w14:val="standardContextual"/>
             </w:rPr>
           </w:pPr>
-          <w:hyperlink w:anchor="_Toc242660991" w:history="1">
+          <w:hyperlink w:anchor="_Toc242999087" w:history="1">
             <w:r>
               <w:rPr>
                 <w:rStyle w:val="a5"/>
@@ -3825,7 +3824,7 @@
               <w:rPr>
                 <w:noProof/>
               </w:rPr>
-              <w:instrText xml:space="preserve"> PAGEREF _Toc242660991 \h </w:instrText>
+              <w:instrText xml:space="preserve"> PAGEREF _Toc242999087 \h </w:instrText>
             </w:r>
             <w:r>
               <w:rPr>
@@ -3868,7 +3867,7 @@
               <w14:ligatures w14:val="standardContextual"/>
             </w:rPr>
           </w:pPr>
-          <w:hyperlink w:anchor="_Toc242660992" w:history="1">
+          <w:hyperlink w:anchor="_Toc242999088" w:history="1">
             <w:r>
               <w:rPr>
                 <w:rStyle w:val="a5"/>
@@ -3899,7 +3898,7 @@
               <w:rPr>
                 <w:noProof/>
               </w:rPr>
-              <w:instrText xml:space="preserve"> PAGEREF _Toc242660992 \h </w:instrText>
+              <w:instrText xml:space="preserve"> PAGEREF _Toc242999088 \h </w:instrText>
             </w:r>
             <w:r>
               <w:rPr>
@@ -3942,7 +3941,7 @@
               <w14:ligatures w14:val="standardContextual"/>
             </w:rPr>
           </w:pPr>
-          <w:hyperlink w:anchor="_Toc242660993" w:history="1">
+          <w:hyperlink w:anchor="_Toc242999089" w:history="1">
             <w:r>
               <w:rPr>
                 <w:rStyle w:val="a5"/>
@@ -3973,7 +3972,7 @@
               <w:rPr>
                 <w:noProof/>
               </w:rPr>
-              <w:instrText xml:space="preserve"> PAGEREF _Toc242660993 \h </w:instrText>
+              <w:instrText xml:space="preserve"> PAGEREF _Toc242999089 \h </w:instrText>
             </w:r>
             <w:r>
               <w:rPr>
@@ -4016,7 +4015,7 @@
               <w14:ligatures w14:val="standardContextual"/>
             </w:rPr>
           </w:pPr>
-          <w:hyperlink w:anchor="_Toc242660994" w:history="1">
+          <w:hyperlink w:anchor="_Toc242999090" w:history="1">
             <w:r>
               <w:rPr>
                 <w:rStyle w:val="a5"/>
@@ -4047,7 +4046,7 @@
               <w:rPr>
                 <w:noProof/>
               </w:rPr>
-              <w:instrText xml:space="preserve"> PAGEREF _Toc242660994 \h </w:instrText>
+              <w:instrText xml:space="preserve"> PAGEREF _Toc242999090 \h </w:instrText>
             </w:r>
             <w:r>
               <w:rPr>
@@ -4090,7 +4089,7 @@
               <w14:ligatures w14:val="standardContextual"/>
             </w:rPr>
           </w:pPr>
-          <w:hyperlink w:anchor="_Toc242660995" w:history="1">
+          <w:hyperlink w:anchor="_Toc242999091" w:history="1">
             <w:r>
               <w:rPr>
                 <w:rStyle w:val="a5"/>
@@ -4121,7 +4120,7 @@
               <w:rPr>
                 <w:noProof/>
               </w:rPr>
-              <w:instrText xml:space="preserve"> PAGEREF _Toc242660995 \h </w:instrText>
+              <w:instrText xml:space="preserve"> PAGEREF _Toc242999091 \h </w:instrText>
             </w:r>
             <w:r>
               <w:rPr>
@@ -4164,7 +4163,7 @@
               <w14:ligatures w14:val="standardContextual"/>
             </w:rPr>
           </w:pPr>
-          <w:hyperlink w:anchor="_Toc242660996" w:history="1">
+          <w:hyperlink w:anchor="_Toc242999092" w:history="1">
             <w:r>
               <w:rPr>
                 <w:rStyle w:val="a5"/>
@@ -4195,7 +4194,7 @@
               <w:rPr>
                 <w:noProof/>
               </w:rPr>
-              <w:instrText xml:space="preserve"> PAGEREF _Toc242660996 \h </w:instrText>
+              <w:instrText xml:space="preserve"> PAGEREF _Toc242999092 \h </w:instrText>
             </w:r>
             <w:r>
               <w:rPr>
@@ -4240,7 +4239,7 @@
               <w14:ligatures w14:val="standardContextual"/>
             </w:rPr>
           </w:pPr>
-          <w:hyperlink w:anchor="_Toc242660997" w:history="1">
+          <w:hyperlink w:anchor="_Toc242999093" w:history="1">
             <w:r>
               <w:rPr>
                 <w:rStyle w:val="a5"/>
@@ -4271,7 +4270,7 @@
               <w:rPr>
                 <w:noProof/>
               </w:rPr>
-              <w:instrText xml:space="preserve"> PAGEREF _Toc242660997 \h </w:instrText>
+              <w:instrText xml:space="preserve"> PAGEREF _Toc242999093 \h </w:instrText>
             </w:r>
             <w:r>
               <w:rPr>
@@ -4314,7 +4313,7 @@
               <w14:ligatures w14:val="standardContextual"/>
             </w:rPr>
           </w:pPr>
-          <w:hyperlink w:anchor="_Toc242660998" w:history="1">
+          <w:hyperlink w:anchor="_Toc242999094" w:history="1">
             <w:r>
               <w:rPr>
                 <w:rStyle w:val="a5"/>
@@ -4345,7 +4344,7 @@
               <w:rPr>
                 <w:noProof/>
               </w:rPr>
-              <w:instrText xml:space="preserve"> PAGEREF _Toc242660998 \h </w:instrText>
+              <w:instrText xml:space="preserve"> PAGEREF _Toc242999094 \h </w:instrText>
             </w:r>
             <w:r>
               <w:rPr>
@@ -4388,7 +4387,7 @@
               <w14:ligatures w14:val="standardContextual"/>
             </w:rPr>
           </w:pPr>
-          <w:hyperlink w:anchor="_Toc242660999" w:history="1">
+          <w:hyperlink w:anchor="_Toc242999095" w:history="1">
             <w:r>
               <w:rPr>
                 <w:rStyle w:val="a5"/>
@@ -4419,7 +4418,7 @@
               <w:rPr>
                 <w:noProof/>
               </w:rPr>
-              <w:instrText xml:space="preserve"> PAGEREF _Toc242660999 \h </w:instrText>
+              <w:instrText xml:space="preserve"> PAGEREF _Toc242999095 \h </w:instrText>
             </w:r>
             <w:r>
               <w:rPr>
@@ -4462,7 +4461,7 @@
               <w14:ligatures w14:val="standardContextual"/>
             </w:rPr>
           </w:pPr>
-          <w:hyperlink w:anchor="_Toc242661000" w:history="1">
+          <w:hyperlink w:anchor="_Toc242999096" w:history="1">
             <w:r>
               <w:rPr>
                 <w:rStyle w:val="a5"/>
@@ -4493,7 +4492,7 @@
               <w:rPr>
                 <w:noProof/>
               </w:rPr>
-              <w:instrText xml:space="preserve"> PAGEREF _Toc242661000 \h </w:instrText>
+              <w:instrText xml:space="preserve"> PAGEREF _Toc242999096 \h </w:instrText>
             </w:r>
             <w:r>
               <w:rPr>
@@ -4536,7 +4535,7 @@
               <w14:ligatures w14:val="standardContextual"/>
             </w:rPr>
           </w:pPr>
-          <w:hyperlink w:anchor="_Toc242661001" w:history="1">
+          <w:hyperlink w:anchor="_Toc242999097" w:history="1">
             <w:r>
               <w:rPr>
                 <w:rStyle w:val="a5"/>
@@ -4567,7 +4566,7 @@
               <w:rPr>
                 <w:noProof/>
               </w:rPr>
-              <w:instrText xml:space="preserve"> PAGEREF _Toc242661001 \h </w:instrText>
+              <w:instrText xml:space="preserve"> PAGEREF _Toc242999097 \h </w:instrText>
             </w:r>
             <w:r>
               <w:rPr>
@@ -4612,7 +4611,7 @@
               <w14:ligatures w14:val="standardContextual"/>
             </w:rPr>
           </w:pPr>
-          <w:hyperlink w:anchor="_Toc242661002" w:history="1">
+          <w:hyperlink w:anchor="_Toc242999098" w:history="1">
             <w:r>
               <w:rPr>
                 <w:rStyle w:val="a5"/>
@@ -4643,7 +4642,7 @@
               <w:rPr>
                 <w:noProof/>
               </w:rPr>
-              <w:instrText xml:space="preserve"> PAGEREF _Toc242661002 \h </w:instrText>
+              <w:instrText xml:space="preserve"> PAGEREF _Toc242999098 \h </w:instrText>
             </w:r>
             <w:r>
               <w:rPr>
@@ -4688,7 +4687,7 @@
               <w14:ligatures w14:val="standardContextual"/>
             </w:rPr>
           </w:pPr>
-          <w:hyperlink w:anchor="_Toc242661003" w:history="1">
+          <w:hyperlink w:anchor="_Toc242999099" w:history="1">
             <w:r>
               <w:rPr>
                 <w:rStyle w:val="a5"/>
@@ -4719,7 +4718,7 @@
               <w:rPr>
                 <w:noProof/>
               </w:rPr>
-              <w:instrText xml:space="preserve"> PAGEREF _Toc242661003 \h </w:instrText>
+              <w:instrText xml:space="preserve"> PAGEREF _Toc242999099 \h </w:instrText>
             </w:r>
             <w:r>
               <w:rPr>
@@ -4764,7 +4763,7 @@
               <w14:ligatures w14:val="standardContextual"/>
             </w:rPr>
           </w:pPr>
-          <w:hyperlink w:anchor="_Toc242661004" w:history="1">
+          <w:hyperlink w:anchor="_Toc242999100" w:history="1">
             <w:r>
               <w:rPr>
                 <w:rStyle w:val="a5"/>
@@ -4795,7 +4794,7 @@
               <w:rPr>
                 <w:noProof/>
               </w:rPr>
-              <w:instrText xml:space="preserve"> PAGEREF _Toc242661004 \h </w:instrText>
+              <w:instrText xml:space="preserve"> PAGEREF _Toc242999100 \h </w:instrText>
             </w:r>
             <w:r>
               <w:rPr>
@@ -4886,7 +4885,7 @@
       <w:pPr>
         <w:pStyle w:val="1"/>
       </w:pPr>
-      <w:bookmarkStart w:id="0" w:name="_Toc242660946"/>
+      <w:bookmarkStart w:id="0" w:name="_Toc242999042"/>
       <w:r>
         <w:t>1</w:t>
       </w:r>
@@ -4924,19 +4923,7 @@
           <w:bdr w:val="single" w:sz="4" w:space="0" w:color="C3C9D4"/>
           <w:shd w:val="clear" w:color="auto" w:fill="F1F3F7"/>
         </w:rPr>
-        <w:t> </w:t>
-      </w:r>
-      <w:r>
-        <w:rPr>
-          <w:b/>
-          <w:bCs/>
-          <w:color w:val="2B3140"/>
-          <w:sz w:val="18"/>
-          <w:szCs w:val="18"/>
-          <w:bdr w:val="single" w:sz="4" w:space="0" w:color="C3C9D4"/>
-          <w:shd w:val="clear" w:color="auto" w:fill="F1F3F7"/>
-        </w:rPr>
-        <w:t>Enter </w:t>
+        <w:t> Enter </w:t>
       </w:r>
       <w:r>
         <w:t xml:space="preserve"> </w:t>
@@ -4972,7 +4959,7 @@
       <w:pPr>
         <w:pStyle w:val="2"/>
       </w:pPr>
-      <w:bookmarkStart w:id="1" w:name="_Toc242660947"/>
+      <w:bookmarkStart w:id="1" w:name="_Toc242999043"/>
       <w:r>
         <w:t>1.1</w:t>
       </w:r>
@@ -5004,12 +4991,6 @@
         <w:gridCol w:w="6881"/>
       </w:tblGrid>
       <w:tr>
-        <w:tblPrEx>
-          <w:tblCellMar>
-            <w:top w:w="0" w:type="dxa"/>
-            <w:bottom w:w="0" w:type="dxa"/>
-          </w:tblCellMar>
-        </w:tblPrEx>
         <w:trPr>
           <w:cantSplit/>
           <w:tblHeader/>
@@ -5072,12 +5053,6 @@
         </w:tc>
       </w:tr>
       <w:tr>
-        <w:tblPrEx>
-          <w:tblCellMar>
-            <w:top w:w="0" w:type="dxa"/>
-            <w:bottom w:w="0" w:type="dxa"/>
-          </w:tblCellMar>
-        </w:tblPrEx>
         <w:trPr>
           <w:cantSplit/>
         </w:trPr>
@@ -5131,12 +5106,6 @@
         </w:tc>
       </w:tr>
       <w:tr>
-        <w:tblPrEx>
-          <w:tblCellMar>
-            <w:top w:w="0" w:type="dxa"/>
-            <w:bottom w:w="0" w:type="dxa"/>
-          </w:tblCellMar>
-        </w:tblPrEx>
         <w:trPr>
           <w:cantSplit/>
         </w:trPr>
@@ -5190,12 +5159,6 @@
         </w:tc>
       </w:tr>
       <w:tr>
-        <w:tblPrEx>
-          <w:tblCellMar>
-            <w:top w:w="0" w:type="dxa"/>
-            <w:bottom w:w="0" w:type="dxa"/>
-          </w:tblCellMar>
-        </w:tblPrEx>
         <w:trPr>
           <w:cantSplit/>
         </w:trPr>
@@ -5249,12 +5212,6 @@
         </w:tc>
       </w:tr>
       <w:tr>
-        <w:tblPrEx>
-          <w:tblCellMar>
-            <w:top w:w="0" w:type="dxa"/>
-            <w:bottom w:w="0" w:type="dxa"/>
-          </w:tblCellMar>
-        </w:tblPrEx>
         <w:trPr>
           <w:cantSplit/>
         </w:trPr>
@@ -5378,12 +5335,6 @@
         </w:tc>
       </w:tr>
       <w:tr>
-        <w:tblPrEx>
-          <w:tblCellMar>
-            <w:top w:w="0" w:type="dxa"/>
-            <w:bottom w:w="0" w:type="dxa"/>
-          </w:tblCellMar>
-        </w:tblPrEx>
         <w:trPr>
           <w:cantSplit/>
         </w:trPr>
@@ -5451,12 +5402,6 @@
         </w:tc>
       </w:tr>
       <w:tr>
-        <w:tblPrEx>
-          <w:tblCellMar>
-            <w:top w:w="0" w:type="dxa"/>
-            <w:bottom w:w="0" w:type="dxa"/>
-          </w:tblCellMar>
-        </w:tblPrEx>
         <w:trPr>
           <w:cantSplit/>
         </w:trPr>
@@ -5524,12 +5469,6 @@
         </w:tc>
       </w:tr>
       <w:tr>
-        <w:tblPrEx>
-          <w:tblCellMar>
-            <w:top w:w="0" w:type="dxa"/>
-            <w:bottom w:w="0" w:type="dxa"/>
-          </w:tblCellMar>
-        </w:tblPrEx>
         <w:trPr>
           <w:cantSplit/>
         </w:trPr>
@@ -5632,12 +5571,6 @@
         </w:tc>
       </w:tr>
       <w:tr>
-        <w:tblPrEx>
-          <w:tblCellMar>
-            <w:top w:w="0" w:type="dxa"/>
-            <w:bottom w:w="0" w:type="dxa"/>
-          </w:tblCellMar>
-        </w:tblPrEx>
         <w:trPr>
           <w:cantSplit/>
         </w:trPr>
@@ -5691,12 +5624,6 @@
         </w:tc>
       </w:tr>
       <w:tr>
-        <w:tblPrEx>
-          <w:tblCellMar>
-            <w:top w:w="0" w:type="dxa"/>
-            <w:bottom w:w="0" w:type="dxa"/>
-          </w:tblCellMar>
-        </w:tblPrEx>
         <w:trPr>
           <w:cantSplit/>
         </w:trPr>
@@ -5759,7 +5686,7 @@
       <w:pPr>
         <w:pStyle w:val="2"/>
       </w:pPr>
-      <w:bookmarkStart w:id="2" w:name="_Toc242660948"/>
+      <w:bookmarkStart w:id="2" w:name="_Toc242999044"/>
       <w:r>
         <w:lastRenderedPageBreak/>
         <w:t>1.2</w:t>
@@ -5792,12 +5719,6 @@
         <w:gridCol w:w="6509"/>
       </w:tblGrid>
       <w:tr>
-        <w:tblPrEx>
-          <w:tblCellMar>
-            <w:top w:w="0" w:type="dxa"/>
-            <w:bottom w:w="0" w:type="dxa"/>
-          </w:tblCellMar>
-        </w:tblPrEx>
         <w:trPr>
           <w:cantSplit/>
           <w:tblHeader/>
@@ -5860,12 +5781,6 @@
         </w:tc>
       </w:tr>
       <w:tr>
-        <w:tblPrEx>
-          <w:tblCellMar>
-            <w:top w:w="0" w:type="dxa"/>
-            <w:bottom w:w="0" w:type="dxa"/>
-          </w:tblCellMar>
-        </w:tblPrEx>
         <w:trPr>
           <w:cantSplit/>
         </w:trPr>
@@ -5968,12 +5883,6 @@
         </w:tc>
       </w:tr>
       <w:tr>
-        <w:tblPrEx>
-          <w:tblCellMar>
-            <w:top w:w="0" w:type="dxa"/>
-            <w:bottom w:w="0" w:type="dxa"/>
-          </w:tblCellMar>
-        </w:tblPrEx>
         <w:trPr>
           <w:cantSplit/>
         </w:trPr>
@@ -6062,12 +5971,6 @@
         </w:tc>
       </w:tr>
       <w:tr>
-        <w:tblPrEx>
-          <w:tblCellMar>
-            <w:top w:w="0" w:type="dxa"/>
-            <w:bottom w:w="0" w:type="dxa"/>
-          </w:tblCellMar>
-        </w:tblPrEx>
         <w:trPr>
           <w:cantSplit/>
         </w:trPr>
@@ -6156,12 +6059,6 @@
         </w:tc>
       </w:tr>
       <w:tr>
-        <w:tblPrEx>
-          <w:tblCellMar>
-            <w:top w:w="0" w:type="dxa"/>
-            <w:bottom w:w="0" w:type="dxa"/>
-          </w:tblCellMar>
-        </w:tblPrEx>
         <w:trPr>
           <w:cantSplit/>
         </w:trPr>
@@ -6238,7 +6135,7 @@
       <w:pPr>
         <w:pStyle w:val="2"/>
       </w:pPr>
-      <w:bookmarkStart w:id="3" w:name="_Toc242660949"/>
+      <w:bookmarkStart w:id="3" w:name="_Toc242999045"/>
       <w:r>
         <w:t>1.3</w:t>
       </w:r>
@@ -6366,7 +6263,7 @@
       <w:pPr>
         <w:pStyle w:val="2"/>
       </w:pPr>
-      <w:bookmarkStart w:id="4" w:name="_Toc242660950"/>
+      <w:bookmarkStart w:id="4" w:name="_Toc242999046"/>
       <w:r>
         <w:t>1.4</w:t>
       </w:r>
@@ -6413,7 +6310,10 @@
           <w:bdr w:val="single" w:sz="4" w:space="0" w:color="C3C9D4"/>
           <w:shd w:val="clear" w:color="auto" w:fill="F1F3F7"/>
         </w:rPr>
-        <w:t> </w:t>
+        <w:t> Enter </w:t>
+      </w:r>
+      <w:r>
+        <w:t>、</w:t>
       </w:r>
       <w:r>
         <w:rPr>
@@ -6425,34 +6325,7 @@
           <w:bdr w:val="single" w:sz="4" w:space="0" w:color="C3C9D4"/>
           <w:shd w:val="clear" w:color="auto" w:fill="F1F3F7"/>
         </w:rPr>
-        <w:t>Enter </w:t>
-      </w:r>
-      <w:r>
-        <w:t>、</w:t>
-      </w:r>
-      <w:r>
-        <w:rPr>
-          <w:b/>
-          <w:bCs/>
-          <w:color w:val="2B3140"/>
-          <w:sz w:val="18"/>
-          <w:szCs w:val="18"/>
-          <w:bdr w:val="single" w:sz="4" w:space="0" w:color="C3C9D4"/>
-          <w:shd w:val="clear" w:color="auto" w:fill="F1F3F7"/>
-        </w:rPr>
-        <w:t> </w:t>
-      </w:r>
-      <w:r>
-        <w:rPr>
-          <w:b/>
-          <w:bCs/>
-          <w:color w:val="2B3140"/>
-          <w:sz w:val="18"/>
-          <w:szCs w:val="18"/>
-          <w:bdr w:val="single" w:sz="4" w:space="0" w:color="C3C9D4"/>
-          <w:shd w:val="clear" w:color="auto" w:fill="F1F3F7"/>
-        </w:rPr>
-        <w:t>Ctrl+Alt+Q </w:t>
+        <w:t> Ctrl+Alt+Q </w:t>
       </w:r>
       <w:r>
         <w:t>。</w:t>
@@ -6552,7 +6425,7 @@
       <w:pPr>
         <w:pStyle w:val="1"/>
       </w:pPr>
-      <w:bookmarkStart w:id="5" w:name="_Toc242660951"/>
+      <w:bookmarkStart w:id="5" w:name="_Toc242999047"/>
       <w:r>
         <w:t>2</w:t>
       </w:r>
@@ -6565,7 +6438,7 @@
       <w:pPr>
         <w:pStyle w:val="2"/>
       </w:pPr>
-      <w:bookmarkStart w:id="6" w:name="_Toc242660952"/>
+      <w:bookmarkStart w:id="6" w:name="_Toc242999048"/>
       <w:r>
         <w:t>2.1</w:t>
       </w:r>
@@ -6599,7 +6472,7 @@
         <w:t>的版本發布頁面（</w:t>
       </w:r>
       <w:r>
-        <w:t>https://github.com/Lrniey666/qrcode-tool/releases/latest</w:t>
+        <w:t>https://github.com/naritaroad/qrcode-tool/releases/latest</w:t>
       </w:r>
       <w:r>
         <w:t>）。</w:t>
@@ -6714,12 +6587,6 @@
         <w:gridCol w:w="9298"/>
       </w:tblGrid>
       <w:tr>
-        <w:tblPrEx>
-          <w:tblCellMar>
-            <w:top w:w="0" w:type="dxa"/>
-            <w:bottom w:w="0" w:type="dxa"/>
-          </w:tblCellMar>
-        </w:tblPrEx>
         <w:trPr>
           <w:cantSplit/>
         </w:trPr>
@@ -6781,7 +6648,7 @@
       <w:pPr>
         <w:pStyle w:val="2"/>
       </w:pPr>
-      <w:bookmarkStart w:id="7" w:name="_Toc242660953"/>
+      <w:bookmarkStart w:id="7" w:name="_Toc242999049"/>
       <w:r>
         <w:t>2.2</w:t>
       </w:r>
@@ -6895,12 +6762,6 @@
         <w:gridCol w:w="9298"/>
       </w:tblGrid>
       <w:tr>
-        <w:tblPrEx>
-          <w:tblCellMar>
-            <w:top w:w="0" w:type="dxa"/>
-            <w:bottom w:w="0" w:type="dxa"/>
-          </w:tblCellMar>
-        </w:tblPrEx>
         <w:tc>
           <w:tcPr>
             <w:tcW w:w="0" w:type="auto"/>
@@ -6938,7 +6799,7 @@
       <w:pPr>
         <w:pStyle w:val="2"/>
       </w:pPr>
-      <w:bookmarkStart w:id="8" w:name="_Toc242660954"/>
+      <w:bookmarkStart w:id="8" w:name="_Toc242999050"/>
       <w:r>
         <w:t>2.3</w:t>
       </w:r>
@@ -7076,7 +6937,7 @@
       <w:pPr>
         <w:pStyle w:val="2"/>
       </w:pPr>
-      <w:bookmarkStart w:id="9" w:name="_Toc242660955"/>
+      <w:bookmarkStart w:id="9" w:name="_Toc242999051"/>
       <w:r>
         <w:t>2.4</w:t>
       </w:r>
@@ -7287,7 +7148,7 @@
       <w:pPr>
         <w:pStyle w:val="2"/>
       </w:pPr>
-      <w:bookmarkStart w:id="10" w:name="_Toc242660956"/>
+      <w:bookmarkStart w:id="10" w:name="_Toc242999052"/>
       <w:r>
         <w:t>2.5</w:t>
       </w:r>
@@ -7486,12 +7347,6 @@
         <w:gridCol w:w="9298"/>
       </w:tblGrid>
       <w:tr>
-        <w:tblPrEx>
-          <w:tblCellMar>
-            <w:top w:w="0" w:type="dxa"/>
-            <w:bottom w:w="0" w:type="dxa"/>
-          </w:tblCellMar>
-        </w:tblPrEx>
         <w:trPr>
           <w:cantSplit/>
         </w:trPr>
@@ -7583,7 +7438,7 @@
       <w:pPr>
         <w:pStyle w:val="1"/>
       </w:pPr>
-      <w:bookmarkStart w:id="11" w:name="_Toc242660957"/>
+      <w:bookmarkStart w:id="11" w:name="_Toc242999053"/>
       <w:r>
         <w:t>3</w:t>
       </w:r>
@@ -7596,7 +7451,7 @@
       <w:pPr>
         <w:pStyle w:val="2"/>
       </w:pPr>
-      <w:bookmarkStart w:id="12" w:name="_Toc242660958"/>
+      <w:bookmarkStart w:id="12" w:name="_Toc242999054"/>
       <w:r>
         <w:t>3.1</w:t>
       </w:r>
@@ -7649,7 +7504,39 @@
           <w:bdr w:val="single" w:sz="4" w:space="0" w:color="C3C9D4"/>
           <w:shd w:val="clear" w:color="auto" w:fill="F1F3F7"/>
         </w:rPr>
-        <w:t> </w:t>
+        <w:t> Ctrl+Alt+Q </w:t>
+      </w:r>
+      <w:r>
+        <w:t>，或按一下系統匣圖示，也可以按浮動工具列上的「掃描整個螢幕」。</w:t>
+      </w:r>
+    </w:p>
+    <w:p>
+      <w:pPr>
+        <w:pStyle w:val="a4"/>
+        <w:numPr>
+          <w:ilvl w:val="0"/>
+          <w:numId w:val="5"/>
+        </w:numPr>
+        <w:spacing w:after="80"/>
+      </w:pPr>
+      <w:r>
+        <w:t>畫面會暫時凍結並變暗，一道掃描光條掃過後，每一個找到的條碼都會加上結果標籤。</w:t>
+      </w:r>
+    </w:p>
+    <w:p>
+      <w:pPr>
+        <w:pStyle w:val="a4"/>
+        <w:numPr>
+          <w:ilvl w:val="0"/>
+          <w:numId w:val="5"/>
+        </w:numPr>
+        <w:spacing w:after="80"/>
+      </w:pPr>
+      <w:r>
+        <w:t>按</w:t>
+      </w:r>
+      <w:r>
+        <w:t xml:space="preserve"> </w:t>
       </w:r>
       <w:r>
         <w:rPr>
@@ -7661,10 +7548,13 @@
           <w:bdr w:val="single" w:sz="4" w:space="0" w:color="C3C9D4"/>
           <w:shd w:val="clear" w:color="auto" w:fill="F1F3F7"/>
         </w:rPr>
-        <w:t>Ctrl+Alt+Q </w:t>
-      </w:r>
-      <w:r>
-        <w:t>，或按一下系統匣圖示，也可以按浮動工具列上的「掃描整個螢幕」。</w:t>
+        <w:t> Enter </w:t>
+      </w:r>
+      <w:r>
+        <w:t xml:space="preserve"> </w:t>
+      </w:r>
+      <w:r>
+        <w:t>開啟目前選取的條碼，或直接點選想要的標籤。</w:t>
       </w:r>
     </w:p>
     <w:p>
@@ -7677,20 +7567,7 @@
         <w:spacing w:after="80"/>
       </w:pPr>
       <w:r>
-        <w:t>畫面會暫時凍結並變暗，一道掃描光條掃過後，每一個找到的條碼都會加上結果標籤。</w:t>
-      </w:r>
-    </w:p>
-    <w:p>
-      <w:pPr>
-        <w:pStyle w:val="a4"/>
-        <w:numPr>
-          <w:ilvl w:val="0"/>
-          <w:numId w:val="5"/>
-        </w:numPr>
-        <w:spacing w:after="80"/>
-      </w:pPr>
-      <w:r>
-        <w:t>按</w:t>
+        <w:t>完成後按</w:t>
       </w:r>
       <w:r>
         <w:t xml:space="preserve"> </w:t>
@@ -7705,65 +7582,7 @@
           <w:bdr w:val="single" w:sz="4" w:space="0" w:color="C3C9D4"/>
           <w:shd w:val="clear" w:color="auto" w:fill="F1F3F7"/>
         </w:rPr>
-        <w:t> </w:t>
-      </w:r>
-      <w:r>
-        <w:rPr>
-          <w:b/>
-          <w:bCs/>
-          <w:color w:val="2B3140"/>
-          <w:sz w:val="18"/>
-          <w:szCs w:val="18"/>
-          <w:bdr w:val="single" w:sz="4" w:space="0" w:color="C3C9D4"/>
-          <w:shd w:val="clear" w:color="auto" w:fill="F1F3F7"/>
-        </w:rPr>
-        <w:t>Enter </w:t>
-      </w:r>
-      <w:r>
-        <w:t xml:space="preserve"> </w:t>
-      </w:r>
-      <w:r>
-        <w:t>開啟目前選取的條碼，或直接點選想要的標籤。</w:t>
-      </w:r>
-    </w:p>
-    <w:p>
-      <w:pPr>
-        <w:pStyle w:val="a4"/>
-        <w:numPr>
-          <w:ilvl w:val="0"/>
-          <w:numId w:val="5"/>
-        </w:numPr>
-        <w:spacing w:after="80"/>
-      </w:pPr>
-      <w:r>
-        <w:t>完成後按</w:t>
-      </w:r>
-      <w:r>
-        <w:t xml:space="preserve"> </w:t>
-      </w:r>
-      <w:r>
-        <w:rPr>
-          <w:b/>
-          <w:bCs/>
-          <w:color w:val="2B3140"/>
-          <w:sz w:val="18"/>
-          <w:szCs w:val="18"/>
-          <w:bdr w:val="single" w:sz="4" w:space="0" w:color="C3C9D4"/>
-          <w:shd w:val="clear" w:color="auto" w:fill="F1F3F7"/>
-        </w:rPr>
-        <w:t> </w:t>
-      </w:r>
-      <w:r>
-        <w:rPr>
-          <w:b/>
-          <w:bCs/>
-          <w:color w:val="2B3140"/>
-          <w:sz w:val="18"/>
-          <w:szCs w:val="18"/>
-          <w:bdr w:val="single" w:sz="4" w:space="0" w:color="C3C9D4"/>
-          <w:shd w:val="clear" w:color="auto" w:fill="F1F3F7"/>
-        </w:rPr>
-        <w:t>Esc </w:t>
+        <w:t> Esc </w:t>
       </w:r>
       <w:r>
         <w:t xml:space="preserve"> </w:t>
@@ -7900,12 +7719,6 @@
         <w:gridCol w:w="7252"/>
       </w:tblGrid>
       <w:tr>
-        <w:tblPrEx>
-          <w:tblCellMar>
-            <w:top w:w="0" w:type="dxa"/>
-            <w:bottom w:w="0" w:type="dxa"/>
-          </w:tblCellMar>
-        </w:tblPrEx>
         <w:trPr>
           <w:cantSplit/>
           <w:tblHeader/>
@@ -7968,12 +7781,6 @@
         </w:tc>
       </w:tr>
       <w:tr>
-        <w:tblPrEx>
-          <w:tblCellMar>
-            <w:top w:w="0" w:type="dxa"/>
-            <w:bottom w:w="0" w:type="dxa"/>
-          </w:tblCellMar>
-        </w:tblPrEx>
         <w:trPr>
           <w:cantSplit/>
         </w:trPr>
@@ -8027,12 +7834,6 @@
         </w:tc>
       </w:tr>
       <w:tr>
-        <w:tblPrEx>
-          <w:tblCellMar>
-            <w:top w:w="0" w:type="dxa"/>
-            <w:bottom w:w="0" w:type="dxa"/>
-          </w:tblCellMar>
-        </w:tblPrEx>
         <w:trPr>
           <w:cantSplit/>
         </w:trPr>
@@ -8100,19 +7901,7 @@
                 <w:bdr w:val="single" w:sz="4" w:space="0" w:color="C3C9D4"/>
                 <w:shd w:val="clear" w:color="auto" w:fill="F1F3F7"/>
               </w:rPr>
-              <w:t> </w:t>
-            </w:r>
-            <w:r>
-              <w:rPr>
-                <w:b/>
-                <w:bCs/>
-                <w:color w:val="2B3140"/>
-                <w:sz w:val="16"/>
-                <w:szCs w:val="16"/>
-                <w:bdr w:val="single" w:sz="4" w:space="0" w:color="C3C9D4"/>
-                <w:shd w:val="clear" w:color="auto" w:fill="F1F3F7"/>
-              </w:rPr>
-              <w:t>Enter </w:t>
+              <w:t> Enter </w:t>
             </w:r>
             <w:r>
               <w:rPr>
@@ -8132,12 +7921,6 @@
         </w:tc>
       </w:tr>
       <w:tr>
-        <w:tblPrEx>
-          <w:tblCellMar>
-            <w:top w:w="0" w:type="dxa"/>
-            <w:bottom w:w="0" w:type="dxa"/>
-          </w:tblCellMar>
-        </w:tblPrEx>
         <w:trPr>
           <w:cantSplit/>
         </w:trPr>
@@ -8205,12 +7988,6 @@
         </w:tc>
       </w:tr>
       <w:tr>
-        <w:tblPrEx>
-          <w:tblCellMar>
-            <w:top w:w="0" w:type="dxa"/>
-            <w:bottom w:w="0" w:type="dxa"/>
-          </w:tblCellMar>
-        </w:tblPrEx>
         <w:trPr>
           <w:cantSplit/>
         </w:trPr>
@@ -8278,7 +8055,7 @@
       <w:pPr>
         <w:pStyle w:val="2"/>
       </w:pPr>
-      <w:bookmarkStart w:id="13" w:name="_Toc242660959"/>
+      <w:bookmarkStart w:id="13" w:name="_Toc242999055"/>
       <w:r>
         <w:t>3.2</w:t>
       </w:r>
@@ -8317,19 +8094,7 @@
           <w:bdr w:val="single" w:sz="4" w:space="0" w:color="C3C9D4"/>
           <w:shd w:val="clear" w:color="auto" w:fill="F1F3F7"/>
         </w:rPr>
-        <w:t> </w:t>
-      </w:r>
-      <w:r>
-        <w:rPr>
-          <w:b/>
-          <w:bCs/>
-          <w:color w:val="2B3140"/>
-          <w:sz w:val="18"/>
-          <w:szCs w:val="18"/>
-          <w:bdr w:val="single" w:sz="4" w:space="0" w:color="C3C9D4"/>
-          <w:shd w:val="clear" w:color="auto" w:fill="F1F3F7"/>
-        </w:rPr>
-        <w:t>Ctrl+Alt+A </w:t>
+        <w:t> Ctrl+Alt+A </w:t>
       </w:r>
       <w:r>
         <w:t>，或在系統匣選單、浮動工具列中選擇「選取區域」。</w:t>
@@ -8482,12 +8247,6 @@
         <w:gridCol w:w="9298"/>
       </w:tblGrid>
       <w:tr>
-        <w:tblPrEx>
-          <w:tblCellMar>
-            <w:top w:w="0" w:type="dxa"/>
-            <w:bottom w:w="0" w:type="dxa"/>
-          </w:tblCellMar>
-        </w:tblPrEx>
         <w:trPr>
           <w:cantSplit/>
         </w:trPr>
@@ -8531,7 +8290,7 @@
       <w:pPr>
         <w:pStyle w:val="2"/>
       </w:pPr>
-      <w:bookmarkStart w:id="14" w:name="_Toc242660960"/>
+      <w:bookmarkStart w:id="14" w:name="_Toc242999056"/>
       <w:r>
         <w:t>3.3</w:t>
       </w:r>
@@ -8561,7 +8320,7 @@
       <w:pPr>
         <w:pStyle w:val="2"/>
       </w:pPr>
-      <w:bookmarkStart w:id="15" w:name="_Toc242660961"/>
+      <w:bookmarkStart w:id="15" w:name="_Toc242999057"/>
       <w:r>
         <w:t>3.4</w:t>
       </w:r>
@@ -8598,12 +8357,6 @@
         <w:gridCol w:w="6509"/>
       </w:tblGrid>
       <w:tr>
-        <w:tblPrEx>
-          <w:tblCellMar>
-            <w:top w:w="0" w:type="dxa"/>
-            <w:bottom w:w="0" w:type="dxa"/>
-          </w:tblCellMar>
-        </w:tblPrEx>
         <w:trPr>
           <w:cantSplit/>
           <w:tblHeader/>
@@ -8666,12 +8419,6 @@
         </w:tc>
       </w:tr>
       <w:tr>
-        <w:tblPrEx>
-          <w:tblCellMar>
-            <w:top w:w="0" w:type="dxa"/>
-            <w:bottom w:w="0" w:type="dxa"/>
-          </w:tblCellMar>
-        </w:tblPrEx>
         <w:trPr>
           <w:cantSplit/>
         </w:trPr>
@@ -8700,8 +8447,54 @@
                 <w:bdr w:val="single" w:sz="4" w:space="0" w:color="C3C9D4"/>
                 <w:shd w:val="clear" w:color="auto" w:fill="F1F3F7"/>
               </w:rPr>
-              <w:t> </w:t>
-            </w:r>
+              <w:t> Enter </w:t>
+            </w:r>
+          </w:p>
+        </w:tc>
+        <w:tc>
+          <w:tcPr>
+            <w:tcW w:w="6509" w:type="dxa"/>
+            <w:tcMar>
+              <w:top w:w="90" w:type="dxa"/>
+              <w:left w:w="140" w:type="dxa"/>
+              <w:bottom w:w="90" w:type="dxa"/>
+              <w:right w:w="140" w:type="dxa"/>
+            </w:tcMar>
+            <w:vAlign w:val="center"/>
+          </w:tcPr>
+          <w:p>
+            <w:pPr>
+              <w:spacing w:after="0" w:line="300" w:lineRule="auto"/>
+            </w:pPr>
+            <w:r>
+              <w:rPr>
+                <w:sz w:val="19"/>
+                <w:szCs w:val="19"/>
+              </w:rPr>
+              <w:t>開啟目前選取的條碼。</w:t>
+            </w:r>
+          </w:p>
+        </w:tc>
+      </w:tr>
+      <w:tr>
+        <w:trPr>
+          <w:cantSplit/>
+        </w:trPr>
+        <w:tc>
+          <w:tcPr>
+            <w:tcW w:w="2789" w:type="dxa"/>
+            <w:tcMar>
+              <w:top w:w="90" w:type="dxa"/>
+              <w:left w:w="140" w:type="dxa"/>
+              <w:bottom w:w="90" w:type="dxa"/>
+              <w:right w:w="140" w:type="dxa"/>
+            </w:tcMar>
+            <w:vAlign w:val="center"/>
+          </w:tcPr>
+          <w:p>
+            <w:pPr>
+              <w:spacing w:after="0" w:line="300" w:lineRule="auto"/>
+            </w:pPr>
             <w:r>
               <w:rPr>
                 <w:b/>
@@ -8712,60 +8505,15 @@
                 <w:bdr w:val="single" w:sz="4" w:space="0" w:color="C3C9D4"/>
                 <w:shd w:val="clear" w:color="auto" w:fill="F1F3F7"/>
               </w:rPr>
-              <w:t>Enter </w:t>
-            </w:r>
-          </w:p>
-        </w:tc>
-        <w:tc>
-          <w:tcPr>
-            <w:tcW w:w="6509" w:type="dxa"/>
-            <w:tcMar>
-              <w:top w:w="90" w:type="dxa"/>
-              <w:left w:w="140" w:type="dxa"/>
-              <w:bottom w:w="90" w:type="dxa"/>
-              <w:right w:w="140" w:type="dxa"/>
-            </w:tcMar>
-            <w:vAlign w:val="center"/>
-          </w:tcPr>
-          <w:p>
-            <w:pPr>
-              <w:spacing w:after="0" w:line="300" w:lineRule="auto"/>
-            </w:pPr>
-            <w:r>
-              <w:rPr>
-                <w:sz w:val="19"/>
-                <w:szCs w:val="19"/>
-              </w:rPr>
-              <w:t>開啟目前選取的條碼。</w:t>
-            </w:r>
-          </w:p>
-        </w:tc>
-      </w:tr>
-      <w:tr>
-        <w:tblPrEx>
-          <w:tblCellMar>
-            <w:top w:w="0" w:type="dxa"/>
-            <w:bottom w:w="0" w:type="dxa"/>
-          </w:tblCellMar>
-        </w:tblPrEx>
-        <w:trPr>
-          <w:cantSplit/>
-        </w:trPr>
-        <w:tc>
-          <w:tcPr>
-            <w:tcW w:w="2789" w:type="dxa"/>
-            <w:tcMar>
-              <w:top w:w="90" w:type="dxa"/>
-              <w:left w:w="140" w:type="dxa"/>
-              <w:bottom w:w="90" w:type="dxa"/>
-              <w:right w:w="140" w:type="dxa"/>
-            </w:tcMar>
-            <w:vAlign w:val="center"/>
-          </w:tcPr>
-          <w:p>
-            <w:pPr>
-              <w:spacing w:after="0" w:line="300" w:lineRule="auto"/>
-            </w:pPr>
+              <w:t> Tab </w:t>
+            </w:r>
+            <w:r>
+              <w:rPr>
+                <w:sz w:val="19"/>
+                <w:szCs w:val="19"/>
+              </w:rPr>
+              <w:t>、</w:t>
+            </w:r>
             <w:r>
               <w:rPr>
                 <w:b/>
@@ -8776,7 +8524,14 @@
                 <w:bdr w:val="single" w:sz="4" w:space="0" w:color="C3C9D4"/>
                 <w:shd w:val="clear" w:color="auto" w:fill="F1F3F7"/>
               </w:rPr>
-              <w:t> </w:t>
+              <w:t> → </w:t>
+            </w:r>
+            <w:r>
+              <w:rPr>
+                <w:sz w:val="19"/>
+                <w:szCs w:val="19"/>
+              </w:rPr>
+              <w:t>、</w:t>
             </w:r>
             <w:r>
               <w:rPr>
@@ -8788,15 +8543,54 @@
                 <w:bdr w:val="single" w:sz="4" w:space="0" w:color="C3C9D4"/>
                 <w:shd w:val="clear" w:color="auto" w:fill="F1F3F7"/>
               </w:rPr>
-              <w:t>Tab </w:t>
-            </w:r>
-            <w:r>
-              <w:rPr>
-                <w:sz w:val="19"/>
-                <w:szCs w:val="19"/>
-              </w:rPr>
-              <w:t>、</w:t>
-            </w:r>
+              <w:t> ↓ </w:t>
+            </w:r>
+          </w:p>
+        </w:tc>
+        <w:tc>
+          <w:tcPr>
+            <w:tcW w:w="6509" w:type="dxa"/>
+            <w:tcMar>
+              <w:top w:w="90" w:type="dxa"/>
+              <w:left w:w="140" w:type="dxa"/>
+              <w:bottom w:w="90" w:type="dxa"/>
+              <w:right w:w="140" w:type="dxa"/>
+            </w:tcMar>
+            <w:vAlign w:val="center"/>
+          </w:tcPr>
+          <w:p>
+            <w:pPr>
+              <w:spacing w:after="0" w:line="300" w:lineRule="auto"/>
+            </w:pPr>
+            <w:r>
+              <w:rPr>
+                <w:sz w:val="19"/>
+                <w:szCs w:val="19"/>
+              </w:rPr>
+              <w:t>選取下一個條碼。</w:t>
+            </w:r>
+          </w:p>
+        </w:tc>
+      </w:tr>
+      <w:tr>
+        <w:trPr>
+          <w:cantSplit/>
+        </w:trPr>
+        <w:tc>
+          <w:tcPr>
+            <w:tcW w:w="2789" w:type="dxa"/>
+            <w:tcMar>
+              <w:top w:w="90" w:type="dxa"/>
+              <w:left w:w="140" w:type="dxa"/>
+              <w:bottom w:w="90" w:type="dxa"/>
+              <w:right w:w="140" w:type="dxa"/>
+            </w:tcMar>
+            <w:vAlign w:val="center"/>
+          </w:tcPr>
+          <w:p>
+            <w:pPr>
+              <w:spacing w:after="0" w:line="300" w:lineRule="auto"/>
+            </w:pPr>
             <w:r>
               <w:rPr>
                 <w:b/>
@@ -8807,7 +8601,7 @@
                 <w:bdr w:val="single" w:sz="4" w:space="0" w:color="C3C9D4"/>
                 <w:shd w:val="clear" w:color="auto" w:fill="F1F3F7"/>
               </w:rPr>
-              <w:t> → </w:t>
+              <w:t> Shift+Tab </w:t>
             </w:r>
             <w:r>
               <w:rPr>
@@ -8826,60 +8620,15 @@
                 <w:bdr w:val="single" w:sz="4" w:space="0" w:color="C3C9D4"/>
                 <w:shd w:val="clear" w:color="auto" w:fill="F1F3F7"/>
               </w:rPr>
-              <w:t> ↓ </w:t>
-            </w:r>
-          </w:p>
-        </w:tc>
-        <w:tc>
-          <w:tcPr>
-            <w:tcW w:w="6509" w:type="dxa"/>
-            <w:tcMar>
-              <w:top w:w="90" w:type="dxa"/>
-              <w:left w:w="140" w:type="dxa"/>
-              <w:bottom w:w="90" w:type="dxa"/>
-              <w:right w:w="140" w:type="dxa"/>
-            </w:tcMar>
-            <w:vAlign w:val="center"/>
-          </w:tcPr>
-          <w:p>
-            <w:pPr>
-              <w:spacing w:after="0" w:line="300" w:lineRule="auto"/>
-            </w:pPr>
-            <w:r>
-              <w:rPr>
-                <w:sz w:val="19"/>
-                <w:szCs w:val="19"/>
-              </w:rPr>
-              <w:t>選取下一個條碼。</w:t>
-            </w:r>
-          </w:p>
-        </w:tc>
-      </w:tr>
-      <w:tr>
-        <w:tblPrEx>
-          <w:tblCellMar>
-            <w:top w:w="0" w:type="dxa"/>
-            <w:bottom w:w="0" w:type="dxa"/>
-          </w:tblCellMar>
-        </w:tblPrEx>
-        <w:trPr>
-          <w:cantSplit/>
-        </w:trPr>
-        <w:tc>
-          <w:tcPr>
-            <w:tcW w:w="2789" w:type="dxa"/>
-            <w:tcMar>
-              <w:top w:w="90" w:type="dxa"/>
-              <w:left w:w="140" w:type="dxa"/>
-              <w:bottom w:w="90" w:type="dxa"/>
-              <w:right w:w="140" w:type="dxa"/>
-            </w:tcMar>
-            <w:vAlign w:val="center"/>
-          </w:tcPr>
-          <w:p>
-            <w:pPr>
-              <w:spacing w:after="0" w:line="300" w:lineRule="auto"/>
-            </w:pPr>
+              <w:t> ← </w:t>
+            </w:r>
+            <w:r>
+              <w:rPr>
+                <w:sz w:val="19"/>
+                <w:szCs w:val="19"/>
+              </w:rPr>
+              <w:t>、</w:t>
+            </w:r>
             <w:r>
               <w:rPr>
                 <w:b/>
@@ -8890,8 +8639,54 @@
                 <w:bdr w:val="single" w:sz="4" w:space="0" w:color="C3C9D4"/>
                 <w:shd w:val="clear" w:color="auto" w:fill="F1F3F7"/>
               </w:rPr>
-              <w:t> </w:t>
-            </w:r>
+              <w:t> ↑ </w:t>
+            </w:r>
+          </w:p>
+        </w:tc>
+        <w:tc>
+          <w:tcPr>
+            <w:tcW w:w="6509" w:type="dxa"/>
+            <w:tcMar>
+              <w:top w:w="90" w:type="dxa"/>
+              <w:left w:w="140" w:type="dxa"/>
+              <w:bottom w:w="90" w:type="dxa"/>
+              <w:right w:w="140" w:type="dxa"/>
+            </w:tcMar>
+            <w:vAlign w:val="center"/>
+          </w:tcPr>
+          <w:p>
+            <w:pPr>
+              <w:spacing w:after="0" w:line="300" w:lineRule="auto"/>
+            </w:pPr>
+            <w:r>
+              <w:rPr>
+                <w:sz w:val="19"/>
+                <w:szCs w:val="19"/>
+              </w:rPr>
+              <w:t>選取上一個條碼。</w:t>
+            </w:r>
+          </w:p>
+        </w:tc>
+      </w:tr>
+      <w:tr>
+        <w:trPr>
+          <w:cantSplit/>
+        </w:trPr>
+        <w:tc>
+          <w:tcPr>
+            <w:tcW w:w="2789" w:type="dxa"/>
+            <w:tcMar>
+              <w:top w:w="90" w:type="dxa"/>
+              <w:left w:w="140" w:type="dxa"/>
+              <w:bottom w:w="90" w:type="dxa"/>
+              <w:right w:w="140" w:type="dxa"/>
+            </w:tcMar>
+            <w:vAlign w:val="center"/>
+          </w:tcPr>
+          <w:p>
+            <w:pPr>
+              <w:spacing w:after="0" w:line="300" w:lineRule="auto"/>
+            </w:pPr>
             <w:r>
               <w:rPr>
                 <w:b/>
@@ -8902,15 +8697,54 @@
                 <w:bdr w:val="single" w:sz="4" w:space="0" w:color="C3C9D4"/>
                 <w:shd w:val="clear" w:color="auto" w:fill="F1F3F7"/>
               </w:rPr>
-              <w:t>Shift+Tab </w:t>
-            </w:r>
-            <w:r>
-              <w:rPr>
-                <w:sz w:val="19"/>
-                <w:szCs w:val="19"/>
-              </w:rPr>
-              <w:t>、</w:t>
-            </w:r>
+              <w:t> C </w:t>
+            </w:r>
+          </w:p>
+        </w:tc>
+        <w:tc>
+          <w:tcPr>
+            <w:tcW w:w="6509" w:type="dxa"/>
+            <w:tcMar>
+              <w:top w:w="90" w:type="dxa"/>
+              <w:left w:w="140" w:type="dxa"/>
+              <w:bottom w:w="90" w:type="dxa"/>
+              <w:right w:w="140" w:type="dxa"/>
+            </w:tcMar>
+            <w:vAlign w:val="center"/>
+          </w:tcPr>
+          <w:p>
+            <w:pPr>
+              <w:spacing w:after="0" w:line="300" w:lineRule="auto"/>
+            </w:pPr>
+            <w:r>
+              <w:rPr>
+                <w:sz w:val="19"/>
+                <w:szCs w:val="19"/>
+              </w:rPr>
+              <w:t>複製目前選取的條碼內容。</w:t>
+            </w:r>
+          </w:p>
+        </w:tc>
+      </w:tr>
+      <w:tr>
+        <w:trPr>
+          <w:cantSplit/>
+        </w:trPr>
+        <w:tc>
+          <w:tcPr>
+            <w:tcW w:w="2789" w:type="dxa"/>
+            <w:tcMar>
+              <w:top w:w="90" w:type="dxa"/>
+              <w:left w:w="140" w:type="dxa"/>
+              <w:bottom w:w="90" w:type="dxa"/>
+              <w:right w:w="140" w:type="dxa"/>
+            </w:tcMar>
+            <w:vAlign w:val="center"/>
+          </w:tcPr>
+          <w:p>
+            <w:pPr>
+              <w:spacing w:after="0" w:line="300" w:lineRule="auto"/>
+            </w:pPr>
             <w:r>
               <w:rPr>
                 <w:b/>
@@ -8921,14 +8755,28 @@
                 <w:bdr w:val="single" w:sz="4" w:space="0" w:color="C3C9D4"/>
                 <w:shd w:val="clear" w:color="auto" w:fill="F1F3F7"/>
               </w:rPr>
-              <w:t> ← </w:t>
-            </w:r>
-            <w:r>
-              <w:rPr>
-                <w:sz w:val="19"/>
-                <w:szCs w:val="19"/>
-              </w:rPr>
-              <w:t>、</w:t>
+              <w:t> F </w:t>
+            </w:r>
+            <w:r>
+              <w:rPr>
+                <w:sz w:val="19"/>
+                <w:szCs w:val="19"/>
+              </w:rPr>
+              <w:t xml:space="preserve"> </w:t>
+            </w:r>
+            <w:r>
+              <w:rPr>
+                <w:sz w:val="19"/>
+                <w:szCs w:val="19"/>
+              </w:rPr>
+              <w:t>或</w:t>
+            </w:r>
+            <w:r>
+              <w:rPr>
+                <w:sz w:val="19"/>
+                <w:szCs w:val="19"/>
+              </w:rPr>
+              <w:t xml:space="preserve"> </w:t>
             </w:r>
             <w:r>
               <w:rPr>
@@ -8940,7 +8788,7 @@
                 <w:bdr w:val="single" w:sz="4" w:space="0" w:color="C3C9D4"/>
                 <w:shd w:val="clear" w:color="auto" w:fill="F1F3F7"/>
               </w:rPr>
-              <w:t> ↑ </w:t>
+              <w:t> F5 </w:t>
             </w:r>
           </w:p>
         </w:tc>
@@ -8964,18 +8812,12 @@
                 <w:sz w:val="19"/>
                 <w:szCs w:val="19"/>
               </w:rPr>
-              <w:t>選取上一個條碼。</w:t>
+              <w:t>重新搜尋整個螢幕。</w:t>
             </w:r>
           </w:p>
         </w:tc>
       </w:tr>
       <w:tr>
-        <w:tblPrEx>
-          <w:tblCellMar>
-            <w:top w:w="0" w:type="dxa"/>
-            <w:bottom w:w="0" w:type="dxa"/>
-          </w:tblCellMar>
-        </w:tblPrEx>
         <w:trPr>
           <w:cantSplit/>
         </w:trPr>
@@ -9004,216 +8846,7 @@
                 <w:bdr w:val="single" w:sz="4" w:space="0" w:color="C3C9D4"/>
                 <w:shd w:val="clear" w:color="auto" w:fill="F1F3F7"/>
               </w:rPr>
-              <w:t> </w:t>
-            </w:r>
-            <w:r>
-              <w:rPr>
-                <w:b/>
-                <w:bCs/>
-                <w:color w:val="2B3140"/>
-                <w:sz w:val="16"/>
-                <w:szCs w:val="16"/>
-                <w:bdr w:val="single" w:sz="4" w:space="0" w:color="C3C9D4"/>
-                <w:shd w:val="clear" w:color="auto" w:fill="F1F3F7"/>
-              </w:rPr>
-              <w:t>C </w:t>
-            </w:r>
-          </w:p>
-        </w:tc>
-        <w:tc>
-          <w:tcPr>
-            <w:tcW w:w="6509" w:type="dxa"/>
-            <w:tcMar>
-              <w:top w:w="90" w:type="dxa"/>
-              <w:left w:w="140" w:type="dxa"/>
-              <w:bottom w:w="90" w:type="dxa"/>
-              <w:right w:w="140" w:type="dxa"/>
-            </w:tcMar>
-            <w:vAlign w:val="center"/>
-          </w:tcPr>
-          <w:p>
-            <w:pPr>
-              <w:spacing w:after="0" w:line="300" w:lineRule="auto"/>
-            </w:pPr>
-            <w:r>
-              <w:rPr>
-                <w:sz w:val="19"/>
-                <w:szCs w:val="19"/>
-              </w:rPr>
-              <w:t>複製目前選取的條碼內容。</w:t>
-            </w:r>
-          </w:p>
-        </w:tc>
-      </w:tr>
-      <w:tr>
-        <w:tblPrEx>
-          <w:tblCellMar>
-            <w:top w:w="0" w:type="dxa"/>
-            <w:bottom w:w="0" w:type="dxa"/>
-          </w:tblCellMar>
-        </w:tblPrEx>
-        <w:trPr>
-          <w:cantSplit/>
-        </w:trPr>
-        <w:tc>
-          <w:tcPr>
-            <w:tcW w:w="2789" w:type="dxa"/>
-            <w:tcMar>
-              <w:top w:w="90" w:type="dxa"/>
-              <w:left w:w="140" w:type="dxa"/>
-              <w:bottom w:w="90" w:type="dxa"/>
-              <w:right w:w="140" w:type="dxa"/>
-            </w:tcMar>
-            <w:vAlign w:val="center"/>
-          </w:tcPr>
-          <w:p>
-            <w:pPr>
-              <w:spacing w:after="0" w:line="300" w:lineRule="auto"/>
-            </w:pPr>
-            <w:r>
-              <w:rPr>
-                <w:b/>
-                <w:bCs/>
-                <w:color w:val="2B3140"/>
-                <w:sz w:val="16"/>
-                <w:szCs w:val="16"/>
-                <w:bdr w:val="single" w:sz="4" w:space="0" w:color="C3C9D4"/>
-                <w:shd w:val="clear" w:color="auto" w:fill="F1F3F7"/>
-              </w:rPr>
-              <w:t> </w:t>
-            </w:r>
-            <w:r>
-              <w:rPr>
-                <w:b/>
-                <w:bCs/>
-                <w:color w:val="2B3140"/>
-                <w:sz w:val="16"/>
-                <w:szCs w:val="16"/>
-                <w:bdr w:val="single" w:sz="4" w:space="0" w:color="C3C9D4"/>
-                <w:shd w:val="clear" w:color="auto" w:fill="F1F3F7"/>
-              </w:rPr>
-              <w:t>F </w:t>
-            </w:r>
-            <w:r>
-              <w:rPr>
-                <w:sz w:val="19"/>
-                <w:szCs w:val="19"/>
-              </w:rPr>
-              <w:t xml:space="preserve"> </w:t>
-            </w:r>
-            <w:r>
-              <w:rPr>
-                <w:sz w:val="19"/>
-                <w:szCs w:val="19"/>
-              </w:rPr>
-              <w:t>或</w:t>
-            </w:r>
-            <w:r>
-              <w:rPr>
-                <w:sz w:val="19"/>
-                <w:szCs w:val="19"/>
-              </w:rPr>
-              <w:t xml:space="preserve"> </w:t>
-            </w:r>
-            <w:r>
-              <w:rPr>
-                <w:b/>
-                <w:bCs/>
-                <w:color w:val="2B3140"/>
-                <w:sz w:val="16"/>
-                <w:szCs w:val="16"/>
-                <w:bdr w:val="single" w:sz="4" w:space="0" w:color="C3C9D4"/>
-                <w:shd w:val="clear" w:color="auto" w:fill="F1F3F7"/>
-              </w:rPr>
-              <w:t> </w:t>
-            </w:r>
-            <w:r>
-              <w:rPr>
-                <w:b/>
-                <w:bCs/>
-                <w:color w:val="2B3140"/>
-                <w:sz w:val="16"/>
-                <w:szCs w:val="16"/>
-                <w:bdr w:val="single" w:sz="4" w:space="0" w:color="C3C9D4"/>
-                <w:shd w:val="clear" w:color="auto" w:fill="F1F3F7"/>
-              </w:rPr>
-              <w:t>F5 </w:t>
-            </w:r>
-          </w:p>
-        </w:tc>
-        <w:tc>
-          <w:tcPr>
-            <w:tcW w:w="6509" w:type="dxa"/>
-            <w:tcMar>
-              <w:top w:w="90" w:type="dxa"/>
-              <w:left w:w="140" w:type="dxa"/>
-              <w:bottom w:w="90" w:type="dxa"/>
-              <w:right w:w="140" w:type="dxa"/>
-            </w:tcMar>
-            <w:vAlign w:val="center"/>
-          </w:tcPr>
-          <w:p>
-            <w:pPr>
-              <w:spacing w:after="0" w:line="300" w:lineRule="auto"/>
-            </w:pPr>
-            <w:r>
-              <w:rPr>
-                <w:sz w:val="19"/>
-                <w:szCs w:val="19"/>
-              </w:rPr>
-              <w:t>重新搜尋整個螢幕。</w:t>
-            </w:r>
-          </w:p>
-        </w:tc>
-      </w:tr>
-      <w:tr>
-        <w:tblPrEx>
-          <w:tblCellMar>
-            <w:top w:w="0" w:type="dxa"/>
-            <w:bottom w:w="0" w:type="dxa"/>
-          </w:tblCellMar>
-        </w:tblPrEx>
-        <w:trPr>
-          <w:cantSplit/>
-        </w:trPr>
-        <w:tc>
-          <w:tcPr>
-            <w:tcW w:w="2789" w:type="dxa"/>
-            <w:tcMar>
-              <w:top w:w="90" w:type="dxa"/>
-              <w:left w:w="140" w:type="dxa"/>
-              <w:bottom w:w="90" w:type="dxa"/>
-              <w:right w:w="140" w:type="dxa"/>
-            </w:tcMar>
-            <w:vAlign w:val="center"/>
-          </w:tcPr>
-          <w:p>
-            <w:pPr>
-              <w:spacing w:after="0" w:line="300" w:lineRule="auto"/>
-            </w:pPr>
-            <w:r>
-              <w:rPr>
-                <w:b/>
-                <w:bCs/>
-                <w:color w:val="2B3140"/>
-                <w:sz w:val="16"/>
-                <w:szCs w:val="16"/>
-                <w:bdr w:val="single" w:sz="4" w:space="0" w:color="C3C9D4"/>
-                <w:shd w:val="clear" w:color="auto" w:fill="F1F3F7"/>
-              </w:rPr>
-              <w:t> </w:t>
-            </w:r>
-            <w:r>
-              <w:rPr>
-                <w:b/>
-                <w:bCs/>
-                <w:color w:val="2B3140"/>
-                <w:sz w:val="16"/>
-                <w:szCs w:val="16"/>
-                <w:bdr w:val="single" w:sz="4" w:space="0" w:color="C3C9D4"/>
-                <w:shd w:val="clear" w:color="auto" w:fill="F1F3F7"/>
-              </w:rPr>
-              <w:t>Esc </w:t>
+              <w:t> Esc </w:t>
             </w:r>
           </w:p>
         </w:tc>
@@ -9252,7 +8885,7 @@
       <w:pPr>
         <w:pStyle w:val="2"/>
       </w:pPr>
-      <w:bookmarkStart w:id="16" w:name="_Toc242660962"/>
+      <w:bookmarkStart w:id="16" w:name="_Toc242999058"/>
       <w:r>
         <w:t>3.5</w:t>
       </w:r>
@@ -9400,7 +9033,7 @@
       <w:pPr>
         <w:pStyle w:val="1"/>
       </w:pPr>
-      <w:bookmarkStart w:id="17" w:name="_Toc242660963"/>
+      <w:bookmarkStart w:id="17" w:name="_Toc242999059"/>
       <w:r>
         <w:t>4</w:t>
       </w:r>
@@ -9413,7 +9046,7 @@
       <w:pPr>
         <w:pStyle w:val="2"/>
       </w:pPr>
-      <w:bookmarkStart w:id="18" w:name="_Toc242660964"/>
+      <w:bookmarkStart w:id="18" w:name="_Toc242999060"/>
       <w:r>
         <w:t>4.1</w:t>
       </w:r>
@@ -9452,7 +9085,64 @@
           <w:bdr w:val="single" w:sz="4" w:space="0" w:color="C3C9D4"/>
           <w:shd w:val="clear" w:color="auto" w:fill="F1F3F7"/>
         </w:rPr>
-        <w:t> </w:t>
+        <w:t> Ctrl+Alt+W </w:t>
+      </w:r>
+      <w:r>
+        <w:t>，或選擇「用相機掃描」。</w:t>
+      </w:r>
+    </w:p>
+    <w:p>
+      <w:pPr>
+        <w:pStyle w:val="a4"/>
+        <w:numPr>
+          <w:ilvl w:val="0"/>
+          <w:numId w:val="7"/>
+        </w:numPr>
+        <w:spacing w:after="80"/>
+      </w:pPr>
+      <w:r>
+        <w:t>把條碼對準攝影機，並保持約</w:t>
+      </w:r>
+      <w:r>
+        <w:t xml:space="preserve"> 15 </w:t>
+      </w:r>
+      <w:r>
+        <w:t>至</w:t>
+      </w:r>
+      <w:r>
+        <w:t xml:space="preserve"> 30 </w:t>
+      </w:r>
+      <w:r>
+        <w:t>公分的距離。</w:t>
+      </w:r>
+    </w:p>
+    <w:p>
+      <w:pPr>
+        <w:pStyle w:val="a4"/>
+        <w:numPr>
+          <w:ilvl w:val="0"/>
+          <w:numId w:val="7"/>
+        </w:numPr>
+        <w:spacing w:after="80"/>
+      </w:pPr>
+      <w:r>
+        <w:t>辨識到條碼時，畫面上會出現框線，結果標籤則固定排列在畫面下方。</w:t>
+      </w:r>
+    </w:p>
+    <w:p>
+      <w:pPr>
+        <w:pStyle w:val="a4"/>
+        <w:numPr>
+          <w:ilvl w:val="0"/>
+          <w:numId w:val="7"/>
+        </w:numPr>
+        <w:spacing w:after="80"/>
+      </w:pPr>
+      <w:r>
+        <w:t>點選標籤，或按</w:t>
+      </w:r>
+      <w:r>
+        <w:t xml:space="preserve"> </w:t>
       </w:r>
       <w:r>
         <w:rPr>
@@ -9464,61 +9154,13 @@
           <w:bdr w:val="single" w:sz="4" w:space="0" w:color="C3C9D4"/>
           <w:shd w:val="clear" w:color="auto" w:fill="F1F3F7"/>
         </w:rPr>
-        <w:t>Ctrl+Alt+W </w:t>
-      </w:r>
-      <w:r>
-        <w:t>，或選擇「用相機掃描」。</w:t>
-      </w:r>
-    </w:p>
-    <w:p>
-      <w:pPr>
-        <w:pStyle w:val="a4"/>
-        <w:numPr>
-          <w:ilvl w:val="0"/>
-          <w:numId w:val="7"/>
-        </w:numPr>
-        <w:spacing w:after="80"/>
-      </w:pPr>
-      <w:r>
-        <w:t>把條碼對準攝影機，並保持約</w:t>
-      </w:r>
-      <w:r>
-        <w:t xml:space="preserve"> 15 </w:t>
-      </w:r>
-      <w:r>
-        <w:t>至</w:t>
-      </w:r>
-      <w:r>
-        <w:t xml:space="preserve"> 30 </w:t>
-      </w:r>
-      <w:r>
-        <w:t>公分的距離。</w:t>
-      </w:r>
-    </w:p>
-    <w:p>
-      <w:pPr>
-        <w:pStyle w:val="a4"/>
-        <w:numPr>
-          <w:ilvl w:val="0"/>
-          <w:numId w:val="7"/>
-        </w:numPr>
-        <w:spacing w:after="80"/>
-      </w:pPr>
-      <w:r>
-        <w:t>辨識到條碼時，畫面上會出現框線，結果標籤則固定排列在畫面下方。</w:t>
-      </w:r>
-    </w:p>
-    <w:p>
-      <w:pPr>
-        <w:pStyle w:val="a4"/>
-        <w:numPr>
-          <w:ilvl w:val="0"/>
-          <w:numId w:val="7"/>
-        </w:numPr>
-        <w:spacing w:after="80"/>
-      </w:pPr>
-      <w:r>
-        <w:t>點選標籤，或按</w:t>
+        <w:t> Tab </w:t>
+      </w:r>
+      <w:r>
+        <w:t xml:space="preserve"> </w:t>
+      </w:r>
+      <w:r>
+        <w:t>選取後按</w:t>
       </w:r>
       <w:r>
         <w:t xml:space="preserve"> </w:t>
@@ -9533,52 +9175,7 @@
           <w:bdr w:val="single" w:sz="4" w:space="0" w:color="C3C9D4"/>
           <w:shd w:val="clear" w:color="auto" w:fill="F1F3F7"/>
         </w:rPr>
-        <w:t> </w:t>
-      </w:r>
-      <w:r>
-        <w:rPr>
-          <w:b/>
-          <w:bCs/>
-          <w:color w:val="2B3140"/>
-          <w:sz w:val="18"/>
-          <w:szCs w:val="18"/>
-          <w:bdr w:val="single" w:sz="4" w:space="0" w:color="C3C9D4"/>
-          <w:shd w:val="clear" w:color="auto" w:fill="F1F3F7"/>
-        </w:rPr>
-        <w:t>Tab </w:t>
-      </w:r>
-      <w:r>
-        <w:t xml:space="preserve"> </w:t>
-      </w:r>
-      <w:r>
-        <w:t>選取後按</w:t>
-      </w:r>
-      <w:r>
-        <w:t xml:space="preserve"> </w:t>
-      </w:r>
-      <w:r>
-        <w:rPr>
-          <w:b/>
-          <w:bCs/>
-          <w:color w:val="2B3140"/>
-          <w:sz w:val="18"/>
-          <w:szCs w:val="18"/>
-          <w:bdr w:val="single" w:sz="4" w:space="0" w:color="C3C9D4"/>
-          <w:shd w:val="clear" w:color="auto" w:fill="F1F3F7"/>
-        </w:rPr>
-        <w:t> </w:t>
-      </w:r>
-      <w:r>
-        <w:rPr>
-          <w:b/>
-          <w:bCs/>
-          <w:color w:val="2B3140"/>
-          <w:sz w:val="18"/>
-          <w:szCs w:val="18"/>
-          <w:bdr w:val="single" w:sz="4" w:space="0" w:color="C3C9D4"/>
-          <w:shd w:val="clear" w:color="auto" w:fill="F1F3F7"/>
-        </w:rPr>
-        <w:t>Enter </w:t>
+        <w:t> Enter </w:t>
       </w:r>
       <w:r>
         <w:t xml:space="preserve"> </w:t>
@@ -9792,12 +9389,6 @@
         <w:gridCol w:w="9298"/>
       </w:tblGrid>
       <w:tr>
-        <w:tblPrEx>
-          <w:tblCellMar>
-            <w:top w:w="0" w:type="dxa"/>
-            <w:bottom w:w="0" w:type="dxa"/>
-          </w:tblCellMar>
-        </w:tblPrEx>
         <w:trPr>
           <w:cantSplit/>
         </w:trPr>
@@ -9846,7 +9437,7 @@
       <w:pPr>
         <w:pStyle w:val="2"/>
       </w:pPr>
-      <w:bookmarkStart w:id="19" w:name="_Toc242660965"/>
+      <w:bookmarkStart w:id="19" w:name="_Toc242999061"/>
       <w:r>
         <w:t>4.2</w:t>
       </w:r>
@@ -9880,19 +9471,7 @@
           <w:bdr w:val="single" w:sz="4" w:space="0" w:color="C3C9D4"/>
           <w:shd w:val="clear" w:color="auto" w:fill="F1F3F7"/>
         </w:rPr>
-        <w:t> </w:t>
-      </w:r>
-      <w:r>
-        <w:rPr>
-          <w:b/>
-          <w:bCs/>
-          <w:color w:val="2B3140"/>
-          <w:sz w:val="18"/>
-          <w:szCs w:val="18"/>
-          <w:bdr w:val="single" w:sz="4" w:space="0" w:color="C3C9D4"/>
-          <w:shd w:val="clear" w:color="auto" w:fill="F1F3F7"/>
-        </w:rPr>
-        <w:t>Win+Shift+S </w:t>
+        <w:t> Win+Shift+S </w:t>
       </w:r>
       <w:r>
         <w:t xml:space="preserve"> </w:t>
@@ -9941,7 +9520,7 @@
       <w:pPr>
         <w:pStyle w:val="2"/>
       </w:pPr>
-      <w:bookmarkStart w:id="20" w:name="_Toc242660966"/>
+      <w:bookmarkStart w:id="20" w:name="_Toc242999062"/>
       <w:r>
         <w:t>4.3</w:t>
       </w:r>
@@ -10130,7 +9709,7 @@
       <w:pPr>
         <w:pStyle w:val="2"/>
       </w:pPr>
-      <w:bookmarkStart w:id="21" w:name="_Toc242660967"/>
+      <w:bookmarkStart w:id="21" w:name="_Toc242999063"/>
       <w:r>
         <w:t>4.4</w:t>
       </w:r>
@@ -10190,12 +9769,6 @@
         <w:gridCol w:w="4649"/>
       </w:tblGrid>
       <w:tr>
-        <w:tblPrEx>
-          <w:tblCellMar>
-            <w:top w:w="0" w:type="dxa"/>
-            <w:bottom w:w="0" w:type="dxa"/>
-          </w:tblCellMar>
-        </w:tblPrEx>
         <w:trPr>
           <w:cantSplit/>
         </w:trPr>
@@ -10564,7 +10137,16 @@
           <w:bdr w:val="single" w:sz="4" w:space="0" w:color="C3C9D4"/>
           <w:shd w:val="clear" w:color="auto" w:fill="F1F3F7"/>
         </w:rPr>
-        <w:t> </w:t>
+        <w:t> Shift </w:t>
+      </w:r>
+      <w:r>
+        <w:t xml:space="preserve"> </w:t>
+      </w:r>
+      <w:r>
+        <w:t>再按右鍵，或在選取項目後按</w:t>
+      </w:r>
+      <w:r>
+        <w:t xml:space="preserve"> </w:t>
       </w:r>
       <w:r>
         <w:rPr>
@@ -10576,40 +10158,7 @@
           <w:bdr w:val="single" w:sz="4" w:space="0" w:color="C3C9D4"/>
           <w:shd w:val="clear" w:color="auto" w:fill="F1F3F7"/>
         </w:rPr>
-        <w:t>Shift </w:t>
-      </w:r>
-      <w:r>
-        <w:t xml:space="preserve"> </w:t>
-      </w:r>
-      <w:r>
-        <w:t>再按右鍵，或在選取項目後按</w:t>
-      </w:r>
-      <w:r>
-        <w:t xml:space="preserve"> </w:t>
-      </w:r>
-      <w:r>
-        <w:rPr>
-          <w:b/>
-          <w:bCs/>
-          <w:color w:val="2B3140"/>
-          <w:sz w:val="18"/>
-          <w:szCs w:val="18"/>
-          <w:bdr w:val="single" w:sz="4" w:space="0" w:color="C3C9D4"/>
-          <w:shd w:val="clear" w:color="auto" w:fill="F1F3F7"/>
-        </w:rPr>
-        <w:t> </w:t>
-      </w:r>
-      <w:r>
-        <w:rPr>
-          <w:b/>
-          <w:bCs/>
-          <w:color w:val="2B3140"/>
-          <w:sz w:val="18"/>
-          <w:szCs w:val="18"/>
-          <w:bdr w:val="single" w:sz="4" w:space="0" w:color="C3C9D4"/>
-          <w:shd w:val="clear" w:color="auto" w:fill="F1F3F7"/>
-        </w:rPr>
-        <w:t>Shift+F10 </w:t>
+        <w:t> Shift+F10 </w:t>
       </w:r>
       <w:r>
         <w:t>，直接開啟完整選單。</w:t>
@@ -10672,12 +10221,6 @@
         <w:gridCol w:w="3905"/>
       </w:tblGrid>
       <w:tr>
-        <w:tblPrEx>
-          <w:tblCellMar>
-            <w:top w:w="0" w:type="dxa"/>
-            <w:bottom w:w="0" w:type="dxa"/>
-          </w:tblCellMar>
-        </w:tblPrEx>
         <w:trPr>
           <w:cantSplit/>
           <w:tblHeader/>
@@ -10768,12 +10311,6 @@
         </w:tc>
       </w:tr>
       <w:tr>
-        <w:tblPrEx>
-          <w:tblCellMar>
-            <w:top w:w="0" w:type="dxa"/>
-            <w:bottom w:w="0" w:type="dxa"/>
-          </w:tblCellMar>
-        </w:tblPrEx>
         <w:trPr>
           <w:cantSplit/>
         </w:trPr>
@@ -10871,7 +10408,105 @@
                 <w:bdr w:val="single" w:sz="4" w:space="0" w:color="C3C9D4"/>
                 <w:shd w:val="clear" w:color="auto" w:fill="F1F3F7"/>
               </w:rPr>
-              <w:t> </w:t>
+              <w:t> Ctrl+Alt+Q </w:t>
+            </w:r>
+            <w:r>
+              <w:rPr>
+                <w:sz w:val="19"/>
+                <w:szCs w:val="19"/>
+              </w:rPr>
+              <w:t>）。</w:t>
+            </w:r>
+          </w:p>
+        </w:tc>
+      </w:tr>
+      <w:tr>
+        <w:trPr>
+          <w:cantSplit/>
+        </w:trPr>
+        <w:tc>
+          <w:tcPr>
+            <w:tcW w:w="3347" w:type="dxa"/>
+            <w:tcMar>
+              <w:top w:w="90" w:type="dxa"/>
+              <w:left w:w="140" w:type="dxa"/>
+              <w:bottom w:w="90" w:type="dxa"/>
+              <w:right w:w="140" w:type="dxa"/>
+            </w:tcMar>
+            <w:vAlign w:val="center"/>
+          </w:tcPr>
+          <w:p>
+            <w:pPr>
+              <w:spacing w:after="0" w:line="300" w:lineRule="auto"/>
+            </w:pPr>
+            <w:r>
+              <w:rPr>
+                <w:sz w:val="19"/>
+                <w:szCs w:val="19"/>
+              </w:rPr>
+              <w:t xml:space="preserve">QRcode tool </w:t>
+            </w:r>
+            <w:r>
+              <w:rPr>
+                <w:sz w:val="19"/>
+                <w:szCs w:val="19"/>
+              </w:rPr>
+              <w:t>框選掃描</w:t>
+            </w:r>
+          </w:p>
+        </w:tc>
+        <w:tc>
+          <w:tcPr>
+            <w:tcW w:w="2046" w:type="dxa"/>
+            <w:tcMar>
+              <w:top w:w="90" w:type="dxa"/>
+              <w:left w:w="140" w:type="dxa"/>
+              <w:bottom w:w="90" w:type="dxa"/>
+              <w:right w:w="140" w:type="dxa"/>
+            </w:tcMar>
+            <w:vAlign w:val="center"/>
+          </w:tcPr>
+          <w:p>
+            <w:pPr>
+              <w:spacing w:after="0" w:line="300" w:lineRule="auto"/>
+            </w:pPr>
+            <w:r>
+              <w:rPr>
+                <w:sz w:val="19"/>
+                <w:szCs w:val="19"/>
+              </w:rPr>
+              <w:t>桌面空白處</w:t>
+            </w:r>
+          </w:p>
+        </w:tc>
+        <w:tc>
+          <w:tcPr>
+            <w:tcW w:w="3905" w:type="dxa"/>
+            <w:tcMar>
+              <w:top w:w="90" w:type="dxa"/>
+              <w:left w:w="140" w:type="dxa"/>
+              <w:bottom w:w="90" w:type="dxa"/>
+              <w:right w:w="140" w:type="dxa"/>
+            </w:tcMar>
+            <w:vAlign w:val="center"/>
+          </w:tcPr>
+          <w:p>
+            <w:pPr>
+              <w:spacing w:after="0" w:line="300" w:lineRule="auto"/>
+            </w:pPr>
+            <w:r>
+              <w:rPr>
+                <w:sz w:val="19"/>
+                <w:szCs w:val="19"/>
+              </w:rPr>
+              <w:t>凍結畫面並選取區域（同</w:t>
+            </w:r>
+            <w:r>
+              <w:rPr>
+                <w:sz w:val="19"/>
+                <w:szCs w:val="19"/>
+              </w:rPr>
+              <w:t xml:space="preserve"> </w:t>
             </w:r>
             <w:r>
               <w:rPr>
@@ -10883,7 +10518,7 @@
                 <w:bdr w:val="single" w:sz="4" w:space="0" w:color="C3C9D4"/>
                 <w:shd w:val="clear" w:color="auto" w:fill="F1F3F7"/>
               </w:rPr>
-              <w:t>Ctrl+Alt+Q </w:t>
+              <w:t> Ctrl+Alt+A </w:t>
             </w:r>
             <w:r>
               <w:rPr>
@@ -10896,12 +10531,6 @@
         </w:tc>
       </w:tr>
       <w:tr>
-        <w:tblPrEx>
-          <w:tblCellMar>
-            <w:top w:w="0" w:type="dxa"/>
-            <w:bottom w:w="0" w:type="dxa"/>
-          </w:tblCellMar>
-        </w:tblPrEx>
         <w:trPr>
           <w:cantSplit/>
         </w:trPr>
@@ -10932,7 +10561,7 @@
                 <w:sz w:val="19"/>
                 <w:szCs w:val="19"/>
               </w:rPr>
-              <w:t>框選掃描</w:t>
+              <w:t>攝影機掃描</w:t>
             </w:r>
           </w:p>
         </w:tc>
@@ -10980,7 +10609,7 @@
                 <w:sz w:val="19"/>
                 <w:szCs w:val="19"/>
               </w:rPr>
-              <w:t>凍結畫面並選取區域（同</w:t>
+              <w:t>開啟網路攝影機（同</w:t>
             </w:r>
             <w:r>
               <w:rPr>
@@ -10999,19 +10628,7 @@
                 <w:bdr w:val="single" w:sz="4" w:space="0" w:color="C3C9D4"/>
                 <w:shd w:val="clear" w:color="auto" w:fill="F1F3F7"/>
               </w:rPr>
-              <w:t> </w:t>
-            </w:r>
-            <w:r>
-              <w:rPr>
-                <w:b/>
-                <w:bCs/>
-                <w:color w:val="2B3140"/>
-                <w:sz w:val="16"/>
-                <w:szCs w:val="16"/>
-                <w:bdr w:val="single" w:sz="4" w:space="0" w:color="C3C9D4"/>
-                <w:shd w:val="clear" w:color="auto" w:fill="F1F3F7"/>
-              </w:rPr>
-              <w:t>Ctrl+Alt+A </w:t>
+              <w:t> Ctrl+Alt+W </w:t>
             </w:r>
             <w:r>
               <w:rPr>
@@ -11024,12 +10641,6 @@
         </w:tc>
       </w:tr>
       <w:tr>
-        <w:tblPrEx>
-          <w:tblCellMar>
-            <w:top w:w="0" w:type="dxa"/>
-            <w:bottom w:w="0" w:type="dxa"/>
-          </w:tblCellMar>
-        </w:tblPrEx>
         <w:trPr>
           <w:cantSplit/>
         </w:trPr>
@@ -11060,7 +10671,7 @@
                 <w:sz w:val="19"/>
                 <w:szCs w:val="19"/>
               </w:rPr>
-              <w:t>攝影機掃描</w:t>
+              <w:t>工具列</w:t>
             </w:r>
           </w:p>
         </w:tc>
@@ -11108,146 +10719,12 @@
                 <w:sz w:val="19"/>
                 <w:szCs w:val="19"/>
               </w:rPr>
-              <w:t>開啟網路攝影機（同</w:t>
-            </w:r>
-            <w:r>
-              <w:rPr>
-                <w:sz w:val="19"/>
-                <w:szCs w:val="19"/>
-              </w:rPr>
-              <w:t xml:space="preserve"> </w:t>
-            </w:r>
-            <w:r>
-              <w:rPr>
-                <w:b/>
-                <w:bCs/>
-                <w:color w:val="2B3140"/>
-                <w:sz w:val="16"/>
-                <w:szCs w:val="16"/>
-                <w:bdr w:val="single" w:sz="4" w:space="0" w:color="C3C9D4"/>
-                <w:shd w:val="clear" w:color="auto" w:fill="F1F3F7"/>
-              </w:rPr>
-              <w:t> </w:t>
-            </w:r>
-            <w:r>
-              <w:rPr>
-                <w:b/>
-                <w:bCs/>
-                <w:color w:val="2B3140"/>
-                <w:sz w:val="16"/>
-                <w:szCs w:val="16"/>
-                <w:bdr w:val="single" w:sz="4" w:space="0" w:color="C3C9D4"/>
-                <w:shd w:val="clear" w:color="auto" w:fill="F1F3F7"/>
-              </w:rPr>
-              <w:t>Ctrl+Alt+W </w:t>
-            </w:r>
-            <w:r>
-              <w:rPr>
-                <w:sz w:val="19"/>
-                <w:szCs w:val="19"/>
-              </w:rPr>
-              <w:t>）。</w:t>
+              <w:t>顯示浮動工具列。</w:t>
             </w:r>
           </w:p>
         </w:tc>
       </w:tr>
       <w:tr>
-        <w:tblPrEx>
-          <w:tblCellMar>
-            <w:top w:w="0" w:type="dxa"/>
-            <w:bottom w:w="0" w:type="dxa"/>
-          </w:tblCellMar>
-        </w:tblPrEx>
-        <w:trPr>
-          <w:cantSplit/>
-        </w:trPr>
-        <w:tc>
-          <w:tcPr>
-            <w:tcW w:w="3347" w:type="dxa"/>
-            <w:tcMar>
-              <w:top w:w="90" w:type="dxa"/>
-              <w:left w:w="140" w:type="dxa"/>
-              <w:bottom w:w="90" w:type="dxa"/>
-              <w:right w:w="140" w:type="dxa"/>
-            </w:tcMar>
-            <w:vAlign w:val="center"/>
-          </w:tcPr>
-          <w:p>
-            <w:pPr>
-              <w:spacing w:after="0" w:line="300" w:lineRule="auto"/>
-            </w:pPr>
-            <w:r>
-              <w:rPr>
-                <w:sz w:val="19"/>
-                <w:szCs w:val="19"/>
-              </w:rPr>
-              <w:t xml:space="preserve">QRcode tool </w:t>
-            </w:r>
-            <w:r>
-              <w:rPr>
-                <w:sz w:val="19"/>
-                <w:szCs w:val="19"/>
-              </w:rPr>
-              <w:t>工具列</w:t>
-            </w:r>
-          </w:p>
-        </w:tc>
-        <w:tc>
-          <w:tcPr>
-            <w:tcW w:w="2046" w:type="dxa"/>
-            <w:tcMar>
-              <w:top w:w="90" w:type="dxa"/>
-              <w:left w:w="140" w:type="dxa"/>
-              <w:bottom w:w="90" w:type="dxa"/>
-              <w:right w:w="140" w:type="dxa"/>
-            </w:tcMar>
-            <w:vAlign w:val="center"/>
-          </w:tcPr>
-          <w:p>
-            <w:pPr>
-              <w:spacing w:after="0" w:line="300" w:lineRule="auto"/>
-            </w:pPr>
-            <w:r>
-              <w:rPr>
-                <w:sz w:val="19"/>
-                <w:szCs w:val="19"/>
-              </w:rPr>
-              <w:t>桌面空白處</w:t>
-            </w:r>
-          </w:p>
-        </w:tc>
-        <w:tc>
-          <w:tcPr>
-            <w:tcW w:w="3905" w:type="dxa"/>
-            <w:tcMar>
-              <w:top w:w="90" w:type="dxa"/>
-              <w:left w:w="140" w:type="dxa"/>
-              <w:bottom w:w="90" w:type="dxa"/>
-              <w:right w:w="140" w:type="dxa"/>
-            </w:tcMar>
-            <w:vAlign w:val="center"/>
-          </w:tcPr>
-          <w:p>
-            <w:pPr>
-              <w:spacing w:after="0" w:line="300" w:lineRule="auto"/>
-            </w:pPr>
-            <w:r>
-              <w:rPr>
-                <w:sz w:val="19"/>
-                <w:szCs w:val="19"/>
-              </w:rPr>
-              <w:t>顯示浮動工具列。</w:t>
-            </w:r>
-          </w:p>
-        </w:tc>
-      </w:tr>
-      <w:tr>
-        <w:tblPrEx>
-          <w:tblCellMar>
-            <w:top w:w="0" w:type="dxa"/>
-            <w:bottom w:w="0" w:type="dxa"/>
-          </w:tblCellMar>
-        </w:tblPrEx>
         <w:trPr>
           <w:cantSplit/>
         </w:trPr>
@@ -11571,12 +11048,6 @@
         <w:gridCol w:w="9298"/>
       </w:tblGrid>
       <w:tr>
-        <w:tblPrEx>
-          <w:tblCellMar>
-            <w:top w:w="0" w:type="dxa"/>
-            <w:bottom w:w="0" w:type="dxa"/>
-          </w:tblCellMar>
-        </w:tblPrEx>
         <w:trPr>
           <w:cantSplit/>
         </w:trPr>
@@ -11649,7 +11120,7 @@
       <w:pPr>
         <w:pStyle w:val="2"/>
       </w:pPr>
-      <w:bookmarkStart w:id="22" w:name="_Toc242660968"/>
+      <w:bookmarkStart w:id="22" w:name="_Toc242999064"/>
       <w:r>
         <w:t>4.5</w:t>
       </w:r>
@@ -11692,12 +11163,6 @@
         <w:gridCol w:w="5393"/>
       </w:tblGrid>
       <w:tr>
-        <w:tblPrEx>
-          <w:tblCellMar>
-            <w:top w:w="0" w:type="dxa"/>
-            <w:bottom w:w="0" w:type="dxa"/>
-          </w:tblCellMar>
-        </w:tblPrEx>
         <w:trPr>
           <w:cantSplit/>
           <w:tblHeader/>
@@ -11760,12 +11225,6 @@
         </w:tc>
       </w:tr>
       <w:tr>
-        <w:tblPrEx>
-          <w:tblCellMar>
-            <w:top w:w="0" w:type="dxa"/>
-            <w:bottom w:w="0" w:type="dxa"/>
-          </w:tblCellMar>
-        </w:tblPrEx>
         <w:trPr>
           <w:cantSplit/>
         </w:trPr>
@@ -11822,12 +11281,6 @@
         </w:tc>
       </w:tr>
       <w:tr>
-        <w:tblPrEx>
-          <w:tblCellMar>
-            <w:top w:w="0" w:type="dxa"/>
-            <w:bottom w:w="0" w:type="dxa"/>
-          </w:tblCellMar>
-        </w:tblPrEx>
         <w:trPr>
           <w:cantSplit/>
         </w:trPr>
@@ -11884,12 +11337,6 @@
         </w:tc>
       </w:tr>
       <w:tr>
-        <w:tblPrEx>
-          <w:tblCellMar>
-            <w:top w:w="0" w:type="dxa"/>
-            <w:bottom w:w="0" w:type="dxa"/>
-          </w:tblCellMar>
-        </w:tblPrEx>
         <w:trPr>
           <w:cantSplit/>
         </w:trPr>
@@ -11946,12 +11393,6 @@
         </w:tc>
       </w:tr>
       <w:tr>
-        <w:tblPrEx>
-          <w:tblCellMar>
-            <w:top w:w="0" w:type="dxa"/>
-            <w:bottom w:w="0" w:type="dxa"/>
-          </w:tblCellMar>
-        </w:tblPrEx>
         <w:trPr>
           <w:cantSplit/>
         </w:trPr>
@@ -12008,12 +11449,6 @@
         </w:tc>
       </w:tr>
       <w:tr>
-        <w:tblPrEx>
-          <w:tblCellMar>
-            <w:top w:w="0" w:type="dxa"/>
-            <w:bottom w:w="0" w:type="dxa"/>
-          </w:tblCellMar>
-        </w:tblPrEx>
         <w:trPr>
           <w:cantSplit/>
         </w:trPr>
@@ -12070,12 +11505,6 @@
         </w:tc>
       </w:tr>
       <w:tr>
-        <w:tblPrEx>
-          <w:tblCellMar>
-            <w:top w:w="0" w:type="dxa"/>
-            <w:bottom w:w="0" w:type="dxa"/>
-          </w:tblCellMar>
-        </w:tblPrEx>
         <w:trPr>
           <w:cantSplit/>
         </w:trPr>
@@ -12142,12 +11571,6 @@
         </w:tc>
       </w:tr>
       <w:tr>
-        <w:tblPrEx>
-          <w:tblCellMar>
-            <w:top w:w="0" w:type="dxa"/>
-            <w:bottom w:w="0" w:type="dxa"/>
-          </w:tblCellMar>
-        </w:tblPrEx>
         <w:trPr>
           <w:cantSplit/>
         </w:trPr>
@@ -12204,12 +11627,6 @@
         </w:tc>
       </w:tr>
       <w:tr>
-        <w:tblPrEx>
-          <w:tblCellMar>
-            <w:top w:w="0" w:type="dxa"/>
-            <w:bottom w:w="0" w:type="dxa"/>
-          </w:tblCellMar>
-        </w:tblPrEx>
         <w:trPr>
           <w:cantSplit/>
         </w:trPr>
@@ -12266,12 +11683,6 @@
         </w:tc>
       </w:tr>
       <w:tr>
-        <w:tblPrEx>
-          <w:tblCellMar>
-            <w:top w:w="0" w:type="dxa"/>
-            <w:bottom w:w="0" w:type="dxa"/>
-          </w:tblCellMar>
-        </w:tblPrEx>
         <w:trPr>
           <w:cantSplit/>
         </w:trPr>
@@ -12362,12 +11773,6 @@
         </w:tc>
       </w:tr>
       <w:tr>
-        <w:tblPrEx>
-          <w:tblCellMar>
-            <w:top w:w="0" w:type="dxa"/>
-            <w:bottom w:w="0" w:type="dxa"/>
-          </w:tblCellMar>
-        </w:tblPrEx>
         <w:trPr>
           <w:cantSplit/>
         </w:trPr>
@@ -12424,12 +11829,6 @@
         </w:tc>
       </w:tr>
       <w:tr>
-        <w:tblPrEx>
-          <w:tblCellMar>
-            <w:top w:w="0" w:type="dxa"/>
-            <w:bottom w:w="0" w:type="dxa"/>
-          </w:tblCellMar>
-        </w:tblPrEx>
         <w:trPr>
           <w:cantSplit/>
         </w:trPr>
@@ -12506,12 +11905,6 @@
         </w:tc>
       </w:tr>
       <w:tr>
-        <w:tblPrEx>
-          <w:tblCellMar>
-            <w:top w:w="0" w:type="dxa"/>
-            <w:bottom w:w="0" w:type="dxa"/>
-          </w:tblCellMar>
-        </w:tblPrEx>
         <w:trPr>
           <w:cantSplit/>
         </w:trPr>
@@ -12617,7 +12010,7 @@
       <w:pPr>
         <w:pStyle w:val="1"/>
       </w:pPr>
-      <w:bookmarkStart w:id="23" w:name="_Toc242660969"/>
+      <w:bookmarkStart w:id="23" w:name="_Toc242999065"/>
       <w:r>
         <w:t>5</w:t>
       </w:r>
@@ -12630,7 +12023,7 @@
       <w:pPr>
         <w:pStyle w:val="2"/>
       </w:pPr>
-      <w:bookmarkStart w:id="24" w:name="_Toc242660970"/>
+      <w:bookmarkStart w:id="24" w:name="_Toc242999066"/>
       <w:r>
         <w:t>5.1</w:t>
       </w:r>
@@ -12754,7 +12147,7 @@
       <w:pPr>
         <w:pStyle w:val="2"/>
       </w:pPr>
-      <w:bookmarkStart w:id="25" w:name="_Toc242660971"/>
+      <w:bookmarkStart w:id="25" w:name="_Toc242999067"/>
       <w:r>
         <w:t>5.2</w:t>
       </w:r>
@@ -12792,12 +12185,6 @@
         <w:gridCol w:w="5951"/>
       </w:tblGrid>
       <w:tr>
-        <w:tblPrEx>
-          <w:tblCellMar>
-            <w:top w:w="0" w:type="dxa"/>
-            <w:bottom w:w="0" w:type="dxa"/>
-          </w:tblCellMar>
-        </w:tblPrEx>
         <w:trPr>
           <w:cantSplit/>
           <w:tblHeader/>
@@ -12860,12 +12247,6 @@
         </w:tc>
       </w:tr>
       <w:tr>
-        <w:tblPrEx>
-          <w:tblCellMar>
-            <w:top w:w="0" w:type="dxa"/>
-            <w:bottom w:w="0" w:type="dxa"/>
-          </w:tblCellMar>
-        </w:tblPrEx>
         <w:trPr>
           <w:cantSplit/>
         </w:trPr>
@@ -12919,12 +12300,6 @@
         </w:tc>
       </w:tr>
       <w:tr>
-        <w:tblPrEx>
-          <w:tblCellMar>
-            <w:top w:w="0" w:type="dxa"/>
-            <w:bottom w:w="0" w:type="dxa"/>
-          </w:tblCellMar>
-        </w:tblPrEx>
         <w:trPr>
           <w:cantSplit/>
         </w:trPr>
@@ -12978,12 +12353,6 @@
         </w:tc>
       </w:tr>
       <w:tr>
-        <w:tblPrEx>
-          <w:tblCellMar>
-            <w:top w:w="0" w:type="dxa"/>
-            <w:bottom w:w="0" w:type="dxa"/>
-          </w:tblCellMar>
-        </w:tblPrEx>
         <w:trPr>
           <w:cantSplit/>
         </w:trPr>
@@ -13046,7 +12415,7 @@
       <w:pPr>
         <w:pStyle w:val="2"/>
       </w:pPr>
-      <w:bookmarkStart w:id="26" w:name="_Toc242660972"/>
+      <w:bookmarkStart w:id="26" w:name="_Toc242999068"/>
       <w:r>
         <w:t>5.3</w:t>
       </w:r>
@@ -13174,7 +12543,7 @@
       <w:pPr>
         <w:pStyle w:val="2"/>
       </w:pPr>
-      <w:bookmarkStart w:id="27" w:name="_Toc242660973"/>
+      <w:bookmarkStart w:id="27" w:name="_Toc242999069"/>
       <w:r>
         <w:t>5.4</w:t>
       </w:r>
@@ -13206,12 +12575,6 @@
         <w:gridCol w:w="6509"/>
       </w:tblGrid>
       <w:tr>
-        <w:tblPrEx>
-          <w:tblCellMar>
-            <w:top w:w="0" w:type="dxa"/>
-            <w:bottom w:w="0" w:type="dxa"/>
-          </w:tblCellMar>
-        </w:tblPrEx>
         <w:trPr>
           <w:cantSplit/>
           <w:tblHeader/>
@@ -13274,12 +12637,6 @@
         </w:tc>
       </w:tr>
       <w:tr>
-        <w:tblPrEx>
-          <w:tblCellMar>
-            <w:top w:w="0" w:type="dxa"/>
-            <w:bottom w:w="0" w:type="dxa"/>
-          </w:tblCellMar>
-        </w:tblPrEx>
         <w:trPr>
           <w:cantSplit/>
         </w:trPr>
@@ -13333,12 +12690,6 @@
         </w:tc>
       </w:tr>
       <w:tr>
-        <w:tblPrEx>
-          <w:tblCellMar>
-            <w:top w:w="0" w:type="dxa"/>
-            <w:bottom w:w="0" w:type="dxa"/>
-          </w:tblCellMar>
-        </w:tblPrEx>
         <w:trPr>
           <w:cantSplit/>
         </w:trPr>
@@ -13399,12 +12750,6 @@
         </w:tc>
       </w:tr>
       <w:tr>
-        <w:tblPrEx>
-          <w:tblCellMar>
-            <w:top w:w="0" w:type="dxa"/>
-            <w:bottom w:w="0" w:type="dxa"/>
-          </w:tblCellMar>
-        </w:tblPrEx>
         <w:trPr>
           <w:cantSplit/>
         </w:trPr>
@@ -13500,12 +12845,6 @@
         </w:tc>
       </w:tr>
       <w:tr>
-        <w:tblPrEx>
-          <w:tblCellMar>
-            <w:top w:w="0" w:type="dxa"/>
-            <w:bottom w:w="0" w:type="dxa"/>
-          </w:tblCellMar>
-        </w:tblPrEx>
         <w:trPr>
           <w:cantSplit/>
         </w:trPr>
@@ -13559,12 +12898,6 @@
         </w:tc>
       </w:tr>
       <w:tr>
-        <w:tblPrEx>
-          <w:tblCellMar>
-            <w:top w:w="0" w:type="dxa"/>
-            <w:bottom w:w="0" w:type="dxa"/>
-          </w:tblCellMar>
-        </w:tblPrEx>
         <w:trPr>
           <w:cantSplit/>
         </w:trPr>
@@ -13618,12 +12951,6 @@
         </w:tc>
       </w:tr>
       <w:tr>
-        <w:tblPrEx>
-          <w:tblCellMar>
-            <w:top w:w="0" w:type="dxa"/>
-            <w:bottom w:w="0" w:type="dxa"/>
-          </w:tblCellMar>
-        </w:tblPrEx>
         <w:trPr>
           <w:cantSplit/>
         </w:trPr>
@@ -13677,12 +13004,6 @@
         </w:tc>
       </w:tr>
       <w:tr>
-        <w:tblPrEx>
-          <w:tblCellMar>
-            <w:top w:w="0" w:type="dxa"/>
-            <w:bottom w:w="0" w:type="dxa"/>
-          </w:tblCellMar>
-        </w:tblPrEx>
         <w:trPr>
           <w:cantSplit/>
         </w:trPr>
@@ -13736,12 +13057,6 @@
         </w:tc>
       </w:tr>
       <w:tr>
-        <w:tblPrEx>
-          <w:tblCellMar>
-            <w:top w:w="0" w:type="dxa"/>
-            <w:bottom w:w="0" w:type="dxa"/>
-          </w:tblCellMar>
-        </w:tblPrEx>
         <w:trPr>
           <w:cantSplit/>
         </w:trPr>
@@ -13795,12 +13110,6 @@
         </w:tc>
       </w:tr>
       <w:tr>
-        <w:tblPrEx>
-          <w:tblCellMar>
-            <w:top w:w="0" w:type="dxa"/>
-            <w:bottom w:w="0" w:type="dxa"/>
-          </w:tblCellMar>
-        </w:tblPrEx>
         <w:trPr>
           <w:cantSplit/>
         </w:trPr>
@@ -13854,12 +13163,6 @@
         </w:tc>
       </w:tr>
       <w:tr>
-        <w:tblPrEx>
-          <w:tblCellMar>
-            <w:top w:w="0" w:type="dxa"/>
-            <w:bottom w:w="0" w:type="dxa"/>
-          </w:tblCellMar>
-        </w:tblPrEx>
         <w:trPr>
           <w:cantSplit/>
         </w:trPr>
@@ -13913,12 +13216,6 @@
         </w:tc>
       </w:tr>
       <w:tr>
-        <w:tblPrEx>
-          <w:tblCellMar>
-            <w:top w:w="0" w:type="dxa"/>
-            <w:bottom w:w="0" w:type="dxa"/>
-          </w:tblCellMar>
-        </w:tblPrEx>
         <w:trPr>
           <w:cantSplit/>
         </w:trPr>
@@ -14047,12 +13344,6 @@
         </w:tc>
       </w:tr>
       <w:tr>
-        <w:tblPrEx>
-          <w:tblCellMar>
-            <w:top w:w="0" w:type="dxa"/>
-            <w:bottom w:w="0" w:type="dxa"/>
-          </w:tblCellMar>
-        </w:tblPrEx>
         <w:trPr>
           <w:cantSplit/>
         </w:trPr>
@@ -14129,7 +13420,7 @@
       <w:pPr>
         <w:pStyle w:val="2"/>
       </w:pPr>
-      <w:bookmarkStart w:id="28" w:name="_Toc242660974"/>
+      <w:bookmarkStart w:id="28" w:name="_Toc242999070"/>
       <w:r>
         <w:lastRenderedPageBreak/>
         <w:t>5.5</w:t>
@@ -14160,7 +13451,7 @@
       <w:pPr>
         <w:pStyle w:val="2"/>
       </w:pPr>
-      <w:bookmarkStart w:id="29" w:name="_Toc242660975"/>
+      <w:bookmarkStart w:id="29" w:name="_Toc242999071"/>
       <w:r>
         <w:t>5.6</w:t>
       </w:r>
@@ -14224,7 +13515,7 @@
       <w:pPr>
         <w:pStyle w:val="1"/>
       </w:pPr>
-      <w:bookmarkStart w:id="30" w:name="_Toc242660976"/>
+      <w:bookmarkStart w:id="30" w:name="_Toc242999072"/>
       <w:r>
         <w:t>6</w:t>
       </w:r>
@@ -14254,7 +13545,7 @@
       <w:pPr>
         <w:pStyle w:val="2"/>
       </w:pPr>
-      <w:bookmarkStart w:id="31" w:name="_Toc242660977"/>
+      <w:bookmarkStart w:id="31" w:name="_Toc242999073"/>
       <w:r>
         <w:t>6.1</w:t>
       </w:r>
@@ -14367,7 +13658,7 @@
       <w:pPr>
         <w:pStyle w:val="2"/>
       </w:pPr>
-      <w:bookmarkStart w:id="32" w:name="_Toc242660978"/>
+      <w:bookmarkStart w:id="32" w:name="_Toc242999074"/>
       <w:r>
         <w:t>6.2</w:t>
       </w:r>
@@ -14399,12 +13690,6 @@
         <w:gridCol w:w="7624"/>
       </w:tblGrid>
       <w:tr>
-        <w:tblPrEx>
-          <w:tblCellMar>
-            <w:top w:w="0" w:type="dxa"/>
-            <w:bottom w:w="0" w:type="dxa"/>
-          </w:tblCellMar>
-        </w:tblPrEx>
         <w:trPr>
           <w:cantSplit/>
           <w:tblHeader/>
@@ -14467,12 +13752,6 @@
         </w:tc>
       </w:tr>
       <w:tr>
-        <w:tblPrEx>
-          <w:tblCellMar>
-            <w:top w:w="0" w:type="dxa"/>
-            <w:bottom w:w="0" w:type="dxa"/>
-          </w:tblCellMar>
-        </w:tblPrEx>
         <w:trPr>
           <w:cantSplit/>
         </w:trPr>
@@ -14539,7 +13818,81 @@
                 <w:bdr w:val="single" w:sz="4" w:space="0" w:color="C3C9D4"/>
                 <w:shd w:val="clear" w:color="auto" w:fill="F1F3F7"/>
               </w:rPr>
-              <w:t> </w:t>
+              <w:t> Enter </w:t>
+            </w:r>
+            <w:r>
+              <w:rPr>
+                <w:sz w:val="19"/>
+                <w:szCs w:val="19"/>
+              </w:rPr>
+              <w:t xml:space="preserve"> </w:t>
+            </w:r>
+            <w:r>
+              <w:rPr>
+                <w:sz w:val="19"/>
+                <w:szCs w:val="19"/>
+              </w:rPr>
+              <w:t>可直接開啟。</w:t>
+            </w:r>
+          </w:p>
+        </w:tc>
+      </w:tr>
+      <w:tr>
+        <w:trPr>
+          <w:cantSplit/>
+        </w:trPr>
+        <w:tc>
+          <w:tcPr>
+            <w:tcW w:w="1674" w:type="dxa"/>
+            <w:tcMar>
+              <w:top w:w="90" w:type="dxa"/>
+              <w:left w:w="140" w:type="dxa"/>
+              <w:bottom w:w="90" w:type="dxa"/>
+              <w:right w:w="140" w:type="dxa"/>
+            </w:tcMar>
+            <w:vAlign w:val="center"/>
+          </w:tcPr>
+          <w:p>
+            <w:pPr>
+              <w:spacing w:after="0" w:line="300" w:lineRule="auto"/>
+            </w:pPr>
+            <w:r>
+              <w:rPr>
+                <w:sz w:val="19"/>
+                <w:szCs w:val="19"/>
+              </w:rPr>
+              <w:t>警告</w:t>
+            </w:r>
+          </w:p>
+        </w:tc>
+        <w:tc>
+          <w:tcPr>
+            <w:tcW w:w="7624" w:type="dxa"/>
+            <w:tcMar>
+              <w:top w:w="90" w:type="dxa"/>
+              <w:left w:w="140" w:type="dxa"/>
+              <w:bottom w:w="90" w:type="dxa"/>
+              <w:right w:w="140" w:type="dxa"/>
+            </w:tcMar>
+            <w:vAlign w:val="center"/>
+          </w:tcPr>
+          <w:p>
+            <w:pPr>
+              <w:spacing w:after="0" w:line="300" w:lineRule="auto"/>
+            </w:pPr>
+            <w:r>
+              <w:rPr>
+                <w:sz w:val="19"/>
+                <w:szCs w:val="19"/>
+              </w:rPr>
+              <w:t>框線與圖示為黃色。按</w:t>
+            </w:r>
+            <w:r>
+              <w:rPr>
+                <w:sz w:val="19"/>
+                <w:szCs w:val="19"/>
+              </w:rPr>
+              <w:t xml:space="preserve"> </w:t>
             </w:r>
             <w:r>
               <w:rPr>
@@ -14551,7 +13904,7 @@
                 <w:bdr w:val="single" w:sz="4" w:space="0" w:color="C3C9D4"/>
                 <w:shd w:val="clear" w:color="auto" w:fill="F1F3F7"/>
               </w:rPr>
-              <w:t>Enter </w:t>
+              <w:t> Enter </w:t>
             </w:r>
             <w:r>
               <w:rPr>
@@ -14565,18 +13918,12 @@
                 <w:sz w:val="19"/>
                 <w:szCs w:val="19"/>
               </w:rPr>
-              <w:t>可直接開啟。</w:t>
+              <w:t>或點選時會先顯示詳細資料卡，需再按一次「開啟」。</w:t>
             </w:r>
           </w:p>
         </w:tc>
       </w:tr>
       <w:tr>
-        <w:tblPrEx>
-          <w:tblCellMar>
-            <w:top w:w="0" w:type="dxa"/>
-            <w:bottom w:w="0" w:type="dxa"/>
-          </w:tblCellMar>
-        </w:tblPrEx>
         <w:trPr>
           <w:cantSplit/>
         </w:trPr>
@@ -14600,110 +13947,6 @@
                 <w:sz w:val="19"/>
                 <w:szCs w:val="19"/>
               </w:rPr>
-              <w:t>警告</w:t>
-            </w:r>
-          </w:p>
-        </w:tc>
-        <w:tc>
-          <w:tcPr>
-            <w:tcW w:w="7624" w:type="dxa"/>
-            <w:tcMar>
-              <w:top w:w="90" w:type="dxa"/>
-              <w:left w:w="140" w:type="dxa"/>
-              <w:bottom w:w="90" w:type="dxa"/>
-              <w:right w:w="140" w:type="dxa"/>
-            </w:tcMar>
-            <w:vAlign w:val="center"/>
-          </w:tcPr>
-          <w:p>
-            <w:pPr>
-              <w:spacing w:after="0" w:line="300" w:lineRule="auto"/>
-            </w:pPr>
-            <w:r>
-              <w:rPr>
-                <w:sz w:val="19"/>
-                <w:szCs w:val="19"/>
-              </w:rPr>
-              <w:t>框線與圖示為黃色。按</w:t>
-            </w:r>
-            <w:r>
-              <w:rPr>
-                <w:sz w:val="19"/>
-                <w:szCs w:val="19"/>
-              </w:rPr>
-              <w:t xml:space="preserve"> </w:t>
-            </w:r>
-            <w:r>
-              <w:rPr>
-                <w:b/>
-                <w:bCs/>
-                <w:color w:val="2B3140"/>
-                <w:sz w:val="16"/>
-                <w:szCs w:val="16"/>
-                <w:bdr w:val="single" w:sz="4" w:space="0" w:color="C3C9D4"/>
-                <w:shd w:val="clear" w:color="auto" w:fill="F1F3F7"/>
-              </w:rPr>
-              <w:t> </w:t>
-            </w:r>
-            <w:r>
-              <w:rPr>
-                <w:b/>
-                <w:bCs/>
-                <w:color w:val="2B3140"/>
-                <w:sz w:val="16"/>
-                <w:szCs w:val="16"/>
-                <w:bdr w:val="single" w:sz="4" w:space="0" w:color="C3C9D4"/>
-                <w:shd w:val="clear" w:color="auto" w:fill="F1F3F7"/>
-              </w:rPr>
-              <w:t>Enter </w:t>
-            </w:r>
-            <w:r>
-              <w:rPr>
-                <w:sz w:val="19"/>
-                <w:szCs w:val="19"/>
-              </w:rPr>
-              <w:t xml:space="preserve"> </w:t>
-            </w:r>
-            <w:r>
-              <w:rPr>
-                <w:sz w:val="19"/>
-                <w:szCs w:val="19"/>
-              </w:rPr>
-              <w:t>或點選時會先顯示詳細資料卡，需再按一次「開啟」。</w:t>
-            </w:r>
-          </w:p>
-        </w:tc>
-      </w:tr>
-      <w:tr>
-        <w:tblPrEx>
-          <w:tblCellMar>
-            <w:top w:w="0" w:type="dxa"/>
-            <w:bottom w:w="0" w:type="dxa"/>
-          </w:tblCellMar>
-        </w:tblPrEx>
-        <w:trPr>
-          <w:cantSplit/>
-        </w:trPr>
-        <w:tc>
-          <w:tcPr>
-            <w:tcW w:w="1674" w:type="dxa"/>
-            <w:tcMar>
-              <w:top w:w="90" w:type="dxa"/>
-              <w:left w:w="140" w:type="dxa"/>
-              <w:bottom w:w="90" w:type="dxa"/>
-              <w:right w:w="140" w:type="dxa"/>
-            </w:tcMar>
-            <w:vAlign w:val="center"/>
-          </w:tcPr>
-          <w:p>
-            <w:pPr>
-              <w:spacing w:after="0" w:line="300" w:lineRule="auto"/>
-            </w:pPr>
-            <w:r>
-              <w:rPr>
-                <w:sz w:val="19"/>
-                <w:szCs w:val="19"/>
-              </w:rPr>
               <w:t>危險</w:t>
             </w:r>
           </w:p>
@@ -14743,7 +13986,7 @@
       <w:pPr>
         <w:pStyle w:val="2"/>
       </w:pPr>
-      <w:bookmarkStart w:id="33" w:name="_Toc242660979"/>
+      <w:bookmarkStart w:id="33" w:name="_Toc242999075"/>
       <w:r>
         <w:t>6.3</w:t>
       </w:r>
@@ -14776,12 +14019,6 @@
         <w:gridCol w:w="5393"/>
       </w:tblGrid>
       <w:tr>
-        <w:tblPrEx>
-          <w:tblCellMar>
-            <w:top w:w="0" w:type="dxa"/>
-            <w:bottom w:w="0" w:type="dxa"/>
-          </w:tblCellMar>
-        </w:tblPrEx>
         <w:trPr>
           <w:cantSplit/>
           <w:tblHeader/>
@@ -14872,12 +14109,6 @@
         </w:tc>
       </w:tr>
       <w:tr>
-        <w:tblPrEx>
-          <w:tblCellMar>
-            <w:top w:w="0" w:type="dxa"/>
-            <w:bottom w:w="0" w:type="dxa"/>
-          </w:tblCellMar>
-        </w:tblPrEx>
         <w:trPr>
           <w:cantSplit/>
         </w:trPr>
@@ -14969,12 +14200,6 @@
         </w:tc>
       </w:tr>
       <w:tr>
-        <w:tblPrEx>
-          <w:tblCellMar>
-            <w:top w:w="0" w:type="dxa"/>
-            <w:bottom w:w="0" w:type="dxa"/>
-          </w:tblCellMar>
-        </w:tblPrEx>
         <w:trPr>
           <w:cantSplit/>
         </w:trPr>
@@ -15104,12 +14329,6 @@
         </w:tc>
       </w:tr>
       <w:tr>
-        <w:tblPrEx>
-          <w:tblCellMar>
-            <w:top w:w="0" w:type="dxa"/>
-            <w:bottom w:w="0" w:type="dxa"/>
-          </w:tblCellMar>
-        </w:tblPrEx>
         <w:trPr>
           <w:cantSplit/>
         </w:trPr>
@@ -15218,12 +14437,6 @@
         </w:tc>
       </w:tr>
       <w:tr>
-        <w:tblPrEx>
-          <w:tblCellMar>
-            <w:top w:w="0" w:type="dxa"/>
-            <w:bottom w:w="0" w:type="dxa"/>
-          </w:tblCellMar>
-        </w:tblPrEx>
         <w:trPr>
           <w:cantSplit/>
         </w:trPr>
@@ -15329,12 +14542,6 @@
         </w:tc>
       </w:tr>
       <w:tr>
-        <w:tblPrEx>
-          <w:tblCellMar>
-            <w:top w:w="0" w:type="dxa"/>
-            <w:bottom w:w="0" w:type="dxa"/>
-          </w:tblCellMar>
-        </w:tblPrEx>
         <w:trPr>
           <w:cantSplit/>
         </w:trPr>
@@ -15426,12 +14633,6 @@
         </w:tc>
       </w:tr>
       <w:tr>
-        <w:tblPrEx>
-          <w:tblCellMar>
-            <w:top w:w="0" w:type="dxa"/>
-            <w:bottom w:w="0" w:type="dxa"/>
-          </w:tblCellMar>
-        </w:tblPrEx>
         <w:trPr>
           <w:cantSplit/>
         </w:trPr>
@@ -15509,12 +14710,6 @@
         </w:tc>
       </w:tr>
       <w:tr>
-        <w:tblPrEx>
-          <w:tblCellMar>
-            <w:top w:w="0" w:type="dxa"/>
-            <w:bottom w:w="0" w:type="dxa"/>
-          </w:tblCellMar>
-        </w:tblPrEx>
         <w:trPr>
           <w:cantSplit/>
         </w:trPr>
@@ -15606,12 +14801,6 @@
         </w:tc>
       </w:tr>
       <w:tr>
-        <w:tblPrEx>
-          <w:tblCellMar>
-            <w:top w:w="0" w:type="dxa"/>
-            <w:bottom w:w="0" w:type="dxa"/>
-          </w:tblCellMar>
-        </w:tblPrEx>
         <w:trPr>
           <w:cantSplit/>
         </w:trPr>
@@ -15689,12 +14878,6 @@
         </w:tc>
       </w:tr>
       <w:tr>
-        <w:tblPrEx>
-          <w:tblCellMar>
-            <w:top w:w="0" w:type="dxa"/>
-            <w:bottom w:w="0" w:type="dxa"/>
-          </w:tblCellMar>
-        </w:tblPrEx>
         <w:trPr>
           <w:cantSplit/>
         </w:trPr>
@@ -15786,12 +14969,6 @@
         </w:tc>
       </w:tr>
       <w:tr>
-        <w:tblPrEx>
-          <w:tblCellMar>
-            <w:top w:w="0" w:type="dxa"/>
-            <w:bottom w:w="0" w:type="dxa"/>
-          </w:tblCellMar>
-        </w:tblPrEx>
         <w:trPr>
           <w:cantSplit/>
         </w:trPr>
@@ -15902,7 +15079,7 @@
       <w:pPr>
         <w:pStyle w:val="2"/>
       </w:pPr>
-      <w:bookmarkStart w:id="34" w:name="_Toc242660980"/>
+      <w:bookmarkStart w:id="34" w:name="_Toc242999076"/>
       <w:r>
         <w:t>6.4</w:t>
       </w:r>
@@ -16029,7 +15206,7 @@
       <w:pPr>
         <w:pStyle w:val="2"/>
       </w:pPr>
-      <w:bookmarkStart w:id="35" w:name="_Toc242660981"/>
+      <w:bookmarkStart w:id="35" w:name="_Toc242999077"/>
       <w:r>
         <w:t>6.5</w:t>
       </w:r>
@@ -16055,19 +15232,7 @@
           <w:bdr w:val="single" w:sz="4" w:space="0" w:color="C3C9D4"/>
           <w:shd w:val="clear" w:color="auto" w:fill="F1F3F7"/>
         </w:rPr>
-        <w:t> </w:t>
-      </w:r>
-      <w:r>
-        <w:rPr>
-          <w:b/>
-          <w:bCs/>
-          <w:color w:val="2B3140"/>
-          <w:sz w:val="18"/>
-          <w:szCs w:val="18"/>
-          <w:bdr w:val="single" w:sz="4" w:space="0" w:color="C3C9D4"/>
-          <w:shd w:val="clear" w:color="auto" w:fill="F1F3F7"/>
-        </w:rPr>
-        <w:t>Enter </w:t>
+        <w:t> Enter </w:t>
       </w:r>
       <w:r>
         <w:t>：</w:t>
@@ -16288,7 +15453,7 @@
       <w:pPr>
         <w:pStyle w:val="1"/>
       </w:pPr>
-      <w:bookmarkStart w:id="36" w:name="_Toc242660982"/>
+      <w:bookmarkStart w:id="36" w:name="_Toc242999078"/>
       <w:r>
         <w:t>7</w:t>
       </w:r>
@@ -16314,19 +15479,7 @@
           <w:bdr w:val="single" w:sz="4" w:space="0" w:color="C3C9D4"/>
           <w:shd w:val="clear" w:color="auto" w:fill="F1F3F7"/>
         </w:rPr>
-        <w:t> </w:t>
-      </w:r>
-      <w:r>
-        <w:rPr>
-          <w:b/>
-          <w:bCs/>
-          <w:color w:val="2B3140"/>
-          <w:sz w:val="18"/>
-          <w:szCs w:val="18"/>
-          <w:bdr w:val="single" w:sz="4" w:space="0" w:color="C3C9D4"/>
-          <w:shd w:val="clear" w:color="auto" w:fill="F1F3F7"/>
-        </w:rPr>
-        <w:t>Ctrl+Alt+E </w:t>
+        <w:t> Ctrl+Alt+E </w:t>
       </w:r>
       <w:r>
         <w:t xml:space="preserve"> </w:t>
@@ -16358,7 +15511,7 @@
       <w:pPr>
         <w:pStyle w:val="2"/>
       </w:pPr>
-      <w:bookmarkStart w:id="37" w:name="_Toc242660983"/>
+      <w:bookmarkStart w:id="37" w:name="_Toc242999079"/>
       <w:r>
         <w:t>7.1</w:t>
       </w:r>
@@ -16485,12 +15638,6 @@
         <w:gridCol w:w="6137"/>
       </w:tblGrid>
       <w:tr>
-        <w:tblPrEx>
-          <w:tblCellMar>
-            <w:top w:w="0" w:type="dxa"/>
-            <w:bottom w:w="0" w:type="dxa"/>
-          </w:tblCellMar>
-        </w:tblPrEx>
         <w:trPr>
           <w:cantSplit/>
           <w:tblHeader/>
@@ -16553,12 +15700,6 @@
         </w:tc>
       </w:tr>
       <w:tr>
-        <w:tblPrEx>
-          <w:tblCellMar>
-            <w:top w:w="0" w:type="dxa"/>
-            <w:bottom w:w="0" w:type="dxa"/>
-          </w:tblCellMar>
-        </w:tblPrEx>
         <w:trPr>
           <w:cantSplit/>
         </w:trPr>
@@ -16612,12 +15753,6 @@
         </w:tc>
       </w:tr>
       <w:tr>
-        <w:tblPrEx>
-          <w:tblCellMar>
-            <w:top w:w="0" w:type="dxa"/>
-            <w:bottom w:w="0" w:type="dxa"/>
-          </w:tblCellMar>
-        </w:tblPrEx>
         <w:trPr>
           <w:cantSplit/>
         </w:trPr>
@@ -16684,7 +15819,74 @@
                 <w:bdr w:val="single" w:sz="4" w:space="0" w:color="C3C9D4"/>
                 <w:shd w:val="clear" w:color="auto" w:fill="F1F3F7"/>
               </w:rPr>
-              <w:t> </w:t>
+              <w:t> Ctrl+Alt+Q </w:t>
+            </w:r>
+            <w:r>
+              <w:rPr>
+                <w:sz w:val="19"/>
+                <w:szCs w:val="19"/>
+              </w:rPr>
+              <w:t>。</w:t>
+            </w:r>
+          </w:p>
+        </w:tc>
+      </w:tr>
+      <w:tr>
+        <w:trPr>
+          <w:cantSplit/>
+        </w:trPr>
+        <w:tc>
+          <w:tcPr>
+            <w:tcW w:w="3161" w:type="dxa"/>
+            <w:tcMar>
+              <w:top w:w="90" w:type="dxa"/>
+              <w:left w:w="140" w:type="dxa"/>
+              <w:bottom w:w="90" w:type="dxa"/>
+              <w:right w:w="140" w:type="dxa"/>
+            </w:tcMar>
+            <w:vAlign w:val="center"/>
+          </w:tcPr>
+          <w:p>
+            <w:pPr>
+              <w:spacing w:after="0" w:line="300" w:lineRule="auto"/>
+            </w:pPr>
+            <w:r>
+              <w:rPr>
+                <w:sz w:val="19"/>
+                <w:szCs w:val="19"/>
+              </w:rPr>
+              <w:t>選取區域</w:t>
+            </w:r>
+          </w:p>
+        </w:tc>
+        <w:tc>
+          <w:tcPr>
+            <w:tcW w:w="6137" w:type="dxa"/>
+            <w:tcMar>
+              <w:top w:w="90" w:type="dxa"/>
+              <w:left w:w="140" w:type="dxa"/>
+              <w:bottom w:w="90" w:type="dxa"/>
+              <w:right w:w="140" w:type="dxa"/>
+            </w:tcMar>
+            <w:vAlign w:val="center"/>
+          </w:tcPr>
+          <w:p>
+            <w:pPr>
+              <w:spacing w:after="0" w:line="300" w:lineRule="auto"/>
+            </w:pPr>
+            <w:r>
+              <w:rPr>
+                <w:sz w:val="19"/>
+                <w:szCs w:val="19"/>
+              </w:rPr>
+              <w:t>同</w:t>
+            </w:r>
+            <w:r>
+              <w:rPr>
+                <w:sz w:val="19"/>
+                <w:szCs w:val="19"/>
+              </w:rPr>
+              <w:t xml:space="preserve"> </w:t>
             </w:r>
             <w:r>
               <w:rPr>
@@ -16696,7 +15898,7 @@
                 <w:bdr w:val="single" w:sz="4" w:space="0" w:color="C3C9D4"/>
                 <w:shd w:val="clear" w:color="auto" w:fill="F1F3F7"/>
               </w:rPr>
-              <w:t>Ctrl+Alt+Q </w:t>
+              <w:t> Ctrl+Alt+A </w:t>
             </w:r>
             <w:r>
               <w:rPr>
@@ -16709,12 +15911,6 @@
         </w:tc>
       </w:tr>
       <w:tr>
-        <w:tblPrEx>
-          <w:tblCellMar>
-            <w:top w:w="0" w:type="dxa"/>
-            <w:bottom w:w="0" w:type="dxa"/>
-          </w:tblCellMar>
-        </w:tblPrEx>
         <w:trPr>
           <w:cantSplit/>
         </w:trPr>
@@ -16738,7 +15934,7 @@
                 <w:sz w:val="19"/>
                 <w:szCs w:val="19"/>
               </w:rPr>
-              <w:t>選取區域</w:t>
+              <w:t>用相機掃描</w:t>
             </w:r>
           </w:p>
         </w:tc>
@@ -16781,37 +15977,19 @@
                 <w:bdr w:val="single" w:sz="4" w:space="0" w:color="C3C9D4"/>
                 <w:shd w:val="clear" w:color="auto" w:fill="F1F3F7"/>
               </w:rPr>
-              <w:t> </w:t>
-            </w:r>
-            <w:r>
-              <w:rPr>
-                <w:b/>
-                <w:bCs/>
-                <w:color w:val="2B3140"/>
-                <w:sz w:val="16"/>
-                <w:szCs w:val="16"/>
-                <w:bdr w:val="single" w:sz="4" w:space="0" w:color="C3C9D4"/>
-                <w:shd w:val="clear" w:color="auto" w:fill="F1F3F7"/>
-              </w:rPr>
-              <w:t>Ctrl+Alt+A </w:t>
-            </w:r>
-            <w:r>
-              <w:rPr>
-                <w:sz w:val="19"/>
-                <w:szCs w:val="19"/>
-              </w:rPr>
-              <w:t>。</w:t>
+              <w:t> Ctrl+Alt+W </w:t>
+            </w:r>
+            <w:r>
+              <w:rPr>
+                <w:sz w:val="19"/>
+                <w:szCs w:val="19"/>
+              </w:rPr>
+              <w:t>。沒有偵測到攝影機時會變成灰色。</w:t>
             </w:r>
           </w:p>
         </w:tc>
       </w:tr>
       <w:tr>
-        <w:tblPrEx>
-          <w:tblCellMar>
-            <w:top w:w="0" w:type="dxa"/>
-            <w:bottom w:w="0" w:type="dxa"/>
-          </w:tblCellMar>
-        </w:tblPrEx>
         <w:trPr>
           <w:cantSplit/>
         </w:trPr>
@@ -16835,7 +16013,7 @@
                 <w:sz w:val="19"/>
                 <w:szCs w:val="19"/>
               </w:rPr>
-              <w:t>用相機掃描</w:t>
+              <w:t>掃描剪貼簿中的圖片</w:t>
             </w:r>
           </w:p>
         </w:tc>
@@ -16859,56 +16037,12 @@
                 <w:sz w:val="19"/>
                 <w:szCs w:val="19"/>
               </w:rPr>
-              <w:t>同</w:t>
-            </w:r>
-            <w:r>
-              <w:rPr>
-                <w:sz w:val="19"/>
-                <w:szCs w:val="19"/>
-              </w:rPr>
-              <w:t xml:space="preserve"> </w:t>
-            </w:r>
-            <w:r>
-              <w:rPr>
-                <w:b/>
-                <w:bCs/>
-                <w:color w:val="2B3140"/>
-                <w:sz w:val="16"/>
-                <w:szCs w:val="16"/>
-                <w:bdr w:val="single" w:sz="4" w:space="0" w:color="C3C9D4"/>
-                <w:shd w:val="clear" w:color="auto" w:fill="F1F3F7"/>
-              </w:rPr>
-              <w:t> </w:t>
-            </w:r>
-            <w:r>
-              <w:rPr>
-                <w:b/>
-                <w:bCs/>
-                <w:color w:val="2B3140"/>
-                <w:sz w:val="16"/>
-                <w:szCs w:val="16"/>
-                <w:bdr w:val="single" w:sz="4" w:space="0" w:color="C3C9D4"/>
-                <w:shd w:val="clear" w:color="auto" w:fill="F1F3F7"/>
-              </w:rPr>
-              <w:t>Ctrl+Alt+W </w:t>
-            </w:r>
-            <w:r>
-              <w:rPr>
-                <w:sz w:val="19"/>
-                <w:szCs w:val="19"/>
-              </w:rPr>
-              <w:t>。沒有偵測到攝影機時會變成灰色。</w:t>
+              <w:t>讀取剪貼簿中的圖片。</w:t>
             </w:r>
           </w:p>
         </w:tc>
       </w:tr>
       <w:tr>
-        <w:tblPrEx>
-          <w:tblCellMar>
-            <w:top w:w="0" w:type="dxa"/>
-            <w:bottom w:w="0" w:type="dxa"/>
-          </w:tblCellMar>
-        </w:tblPrEx>
         <w:trPr>
           <w:cantSplit/>
         </w:trPr>
@@ -16932,7 +16066,14 @@
                 <w:sz w:val="19"/>
                 <w:szCs w:val="19"/>
               </w:rPr>
-              <w:t>掃描剪貼簿中的圖片</w:t>
+              <w:t>開啟圖片</w:t>
+            </w:r>
+            <w:r>
+              <w:rPr>
+                <w:sz w:val="19"/>
+                <w:szCs w:val="19"/>
+              </w:rPr>
+              <w:t>…</w:t>
             </w:r>
           </w:p>
         </w:tc>
@@ -16956,18 +16097,12 @@
                 <w:sz w:val="19"/>
                 <w:szCs w:val="19"/>
               </w:rPr>
-              <w:t>讀取剪貼簿中的圖片。</w:t>
+              <w:t>選擇圖片檔並掃描。</w:t>
             </w:r>
           </w:p>
         </w:tc>
       </w:tr>
       <w:tr>
-        <w:tblPrEx>
-          <w:tblCellMar>
-            <w:top w:w="0" w:type="dxa"/>
-            <w:bottom w:w="0" w:type="dxa"/>
-          </w:tblCellMar>
-        </w:tblPrEx>
         <w:trPr>
           <w:cantSplit/>
         </w:trPr>
@@ -16991,14 +16126,14 @@
                 <w:sz w:val="19"/>
                 <w:szCs w:val="19"/>
               </w:rPr>
-              <w:t>開啟圖片</w:t>
-            </w:r>
-            <w:r>
-              <w:rPr>
-                <w:sz w:val="19"/>
-                <w:szCs w:val="19"/>
-              </w:rPr>
-              <w:t>…</w:t>
+              <w:t>建立</w:t>
+            </w:r>
+            <w:r>
+              <w:rPr>
+                <w:sz w:val="19"/>
+                <w:szCs w:val="19"/>
+              </w:rPr>
+              <w:t xml:space="preserve"> QR Code…</w:t>
             </w:r>
           </w:p>
         </w:tc>
@@ -17022,18 +16157,26 @@
                 <w:sz w:val="19"/>
                 <w:szCs w:val="19"/>
               </w:rPr>
-              <w:t>選擇圖片檔並掃描。</w:t>
+              <w:t>開啟</w:t>
+            </w:r>
+            <w:r>
+              <w:rPr>
+                <w:sz w:val="19"/>
+                <w:szCs w:val="19"/>
+              </w:rPr>
+              <w:t xml:space="preserve"> QR Code </w:t>
+            </w:r>
+            <w:r>
+              <w:rPr>
+                <w:sz w:val="19"/>
+                <w:szCs w:val="19"/>
+              </w:rPr>
+              <w:t>產生器。</w:t>
             </w:r>
           </w:p>
         </w:tc>
       </w:tr>
       <w:tr>
-        <w:tblPrEx>
-          <w:tblCellMar>
-            <w:top w:w="0" w:type="dxa"/>
-            <w:bottom w:w="0" w:type="dxa"/>
-          </w:tblCellMar>
-        </w:tblPrEx>
         <w:trPr>
           <w:cantSplit/>
         </w:trPr>
@@ -17057,14 +16200,7 @@
                 <w:sz w:val="19"/>
                 <w:szCs w:val="19"/>
               </w:rPr>
-              <w:t>建立</w:t>
-            </w:r>
-            <w:r>
-              <w:rPr>
-                <w:sz w:val="19"/>
-                <w:szCs w:val="19"/>
-              </w:rPr>
-              <w:t xml:space="preserve"> QR Code…</w:t>
+              <w:t>掃描記錄</w:t>
             </w:r>
           </w:p>
         </w:tc>
@@ -17088,32 +16224,26 @@
                 <w:sz w:val="19"/>
                 <w:szCs w:val="19"/>
               </w:rPr>
-              <w:t>開啟</w:t>
-            </w:r>
-            <w:r>
-              <w:rPr>
-                <w:sz w:val="19"/>
-                <w:szCs w:val="19"/>
-              </w:rPr>
-              <w:t xml:space="preserve"> QR Code </w:t>
-            </w:r>
-            <w:r>
-              <w:rPr>
-                <w:sz w:val="19"/>
-                <w:szCs w:val="19"/>
-              </w:rPr>
-              <w:t>產生器。</w:t>
+              <w:t>開啟「設定</w:t>
+            </w:r>
+            <w:r>
+              <w:rPr>
+                <w:sz w:val="19"/>
+                <w:szCs w:val="19"/>
+              </w:rPr>
+              <w:t xml:space="preserve"> › </w:t>
+            </w:r>
+            <w:r>
+              <w:rPr>
+                <w:sz w:val="19"/>
+                <w:szCs w:val="19"/>
+              </w:rPr>
+              <w:t>隱私權與記錄」頁面。</w:t>
             </w:r>
           </w:p>
         </w:tc>
       </w:tr>
       <w:tr>
-        <w:tblPrEx>
-          <w:tblCellMar>
-            <w:top w:w="0" w:type="dxa"/>
-            <w:bottom w:w="0" w:type="dxa"/>
-          </w:tblCellMar>
-        </w:tblPrEx>
         <w:trPr>
           <w:cantSplit/>
         </w:trPr>
@@ -17137,7 +16267,7 @@
                 <w:sz w:val="19"/>
                 <w:szCs w:val="19"/>
               </w:rPr>
-              <w:t>掃描記錄</w:t>
+              <w:t>設定</w:t>
             </w:r>
           </w:p>
         </w:tc>
@@ -17161,32 +16291,12 @@
                 <w:sz w:val="19"/>
                 <w:szCs w:val="19"/>
               </w:rPr>
-              <w:t>開啟「設定</w:t>
-            </w:r>
-            <w:r>
-              <w:rPr>
-                <w:sz w:val="19"/>
-                <w:szCs w:val="19"/>
-              </w:rPr>
-              <w:t xml:space="preserve"> › </w:t>
-            </w:r>
-            <w:r>
-              <w:rPr>
-                <w:sz w:val="19"/>
-                <w:szCs w:val="19"/>
-              </w:rPr>
-              <w:t>隱私權與記錄」頁面。</w:t>
+              <w:t>開啟設定視窗。</w:t>
             </w:r>
           </w:p>
         </w:tc>
       </w:tr>
       <w:tr>
-        <w:tblPrEx>
-          <w:tblCellMar>
-            <w:top w:w="0" w:type="dxa"/>
-            <w:bottom w:w="0" w:type="dxa"/>
-          </w:tblCellMar>
-        </w:tblPrEx>
         <w:trPr>
           <w:cantSplit/>
         </w:trPr>
@@ -17210,7 +16320,21 @@
                 <w:sz w:val="19"/>
                 <w:szCs w:val="19"/>
               </w:rPr>
-              <w:t>設定</w:t>
+              <w:t>使用說明書（「</w:t>
+            </w:r>
+            <w:r>
+              <w:rPr>
+                <w:sz w:val="19"/>
+                <w:szCs w:val="19"/>
+              </w:rPr>
+              <w:t>?</w:t>
+            </w:r>
+            <w:r>
+              <w:rPr>
+                <w:sz w:val="19"/>
+                <w:szCs w:val="19"/>
+              </w:rPr>
+              <w:t>」按鈕）</w:t>
             </w:r>
           </w:p>
         </w:tc>
@@ -17234,18 +16358,40 @@
                 <w:sz w:val="19"/>
                 <w:szCs w:val="19"/>
               </w:rPr>
-              <w:t>開啟設定視窗。</w:t>
+              <w:t>在瀏覽器的新分頁中開啟</w:t>
+            </w:r>
+            <w:r>
+              <w:rPr>
+                <w:sz w:val="19"/>
+                <w:szCs w:val="19"/>
+              </w:rPr>
+              <w:t xml:space="preserve"> GitHub </w:t>
+            </w:r>
+            <w:r>
+              <w:rPr>
+                <w:sz w:val="19"/>
+                <w:szCs w:val="19"/>
+              </w:rPr>
+              <w:t>上的</w:t>
+            </w:r>
+            <w:r>
+              <w:rPr>
+                <w:sz w:val="19"/>
+                <w:szCs w:val="19"/>
+              </w:rPr>
+              <w:t xml:space="preserve"> PDF </w:t>
+            </w:r>
+            <w:r>
+              <w:rPr>
+                <w:sz w:val="19"/>
+                <w:szCs w:val="19"/>
+              </w:rPr>
+              <w:t>使用說明書。介面為中文時開啟繁體中文版，其他語言開啟英文版。</w:t>
             </w:r>
           </w:p>
         </w:tc>
       </w:tr>
       <w:tr>
-        <w:tblPrEx>
-          <w:tblCellMar>
-            <w:top w:w="0" w:type="dxa"/>
-            <w:bottom w:w="0" w:type="dxa"/>
-          </w:tblCellMar>
-        </w:tblPrEx>
         <w:trPr>
           <w:cantSplit/>
         </w:trPr>
@@ -17269,21 +16415,7 @@
                 <w:sz w:val="19"/>
                 <w:szCs w:val="19"/>
               </w:rPr>
-              <w:t>使用說明書（「</w:t>
-            </w:r>
-            <w:r>
-              <w:rPr>
-                <w:sz w:val="19"/>
-                <w:szCs w:val="19"/>
-              </w:rPr>
-              <w:t>?</w:t>
-            </w:r>
-            <w:r>
-              <w:rPr>
-                <w:sz w:val="19"/>
-                <w:szCs w:val="19"/>
-              </w:rPr>
-              <w:t>」按鈕）</w:t>
+              <w:t>收合成泡泡</w:t>
             </w:r>
           </w:p>
         </w:tc>
@@ -17307,46 +16439,12 @@
                 <w:sz w:val="19"/>
                 <w:szCs w:val="19"/>
               </w:rPr>
-              <w:t>在瀏覽器的新分頁中開啟</w:t>
-            </w:r>
-            <w:r>
-              <w:rPr>
-                <w:sz w:val="19"/>
-                <w:szCs w:val="19"/>
-              </w:rPr>
-              <w:t xml:space="preserve"> GitHub </w:t>
-            </w:r>
-            <w:r>
-              <w:rPr>
-                <w:sz w:val="19"/>
-                <w:szCs w:val="19"/>
-              </w:rPr>
-              <w:t>上的</w:t>
-            </w:r>
-            <w:r>
-              <w:rPr>
-                <w:sz w:val="19"/>
-                <w:szCs w:val="19"/>
-              </w:rPr>
-              <w:t xml:space="preserve"> PDF </w:t>
-            </w:r>
-            <w:r>
-              <w:rPr>
-                <w:sz w:val="19"/>
-                <w:szCs w:val="19"/>
-              </w:rPr>
-              <w:t>使用說明書。介面為中文時開啟繁體中文版，其他語言開啟英文版。</w:t>
+              <w:t>隱藏工具列，改為顯示小圓形泡泡。</w:t>
             </w:r>
           </w:p>
         </w:tc>
       </w:tr>
       <w:tr>
-        <w:tblPrEx>
-          <w:tblCellMar>
-            <w:top w:w="0" w:type="dxa"/>
-            <w:bottom w:w="0" w:type="dxa"/>
-          </w:tblCellMar>
-        </w:tblPrEx>
         <w:trPr>
           <w:cantSplit/>
         </w:trPr>
@@ -17370,65 +16468,6 @@
                 <w:sz w:val="19"/>
                 <w:szCs w:val="19"/>
               </w:rPr>
-              <w:t>收合成泡泡</w:t>
-            </w:r>
-          </w:p>
-        </w:tc>
-        <w:tc>
-          <w:tcPr>
-            <w:tcW w:w="6137" w:type="dxa"/>
-            <w:tcMar>
-              <w:top w:w="90" w:type="dxa"/>
-              <w:left w:w="140" w:type="dxa"/>
-              <w:bottom w:w="90" w:type="dxa"/>
-              <w:right w:w="140" w:type="dxa"/>
-            </w:tcMar>
-            <w:vAlign w:val="center"/>
-          </w:tcPr>
-          <w:p>
-            <w:pPr>
-              <w:spacing w:after="0" w:line="300" w:lineRule="auto"/>
-            </w:pPr>
-            <w:r>
-              <w:rPr>
-                <w:sz w:val="19"/>
-                <w:szCs w:val="19"/>
-              </w:rPr>
-              <w:t>隱藏工具列，改為顯示小圓形泡泡。</w:t>
-            </w:r>
-          </w:p>
-        </w:tc>
-      </w:tr>
-      <w:tr>
-        <w:tblPrEx>
-          <w:tblCellMar>
-            <w:top w:w="0" w:type="dxa"/>
-            <w:bottom w:w="0" w:type="dxa"/>
-          </w:tblCellMar>
-        </w:tblPrEx>
-        <w:trPr>
-          <w:cantSplit/>
-        </w:trPr>
-        <w:tc>
-          <w:tcPr>
-            <w:tcW w:w="3161" w:type="dxa"/>
-            <w:tcMar>
-              <w:top w:w="90" w:type="dxa"/>
-              <w:left w:w="140" w:type="dxa"/>
-              <w:bottom w:w="90" w:type="dxa"/>
-              <w:right w:w="140" w:type="dxa"/>
-            </w:tcMar>
-            <w:vAlign w:val="center"/>
-          </w:tcPr>
-          <w:p>
-            <w:pPr>
-              <w:spacing w:after="0" w:line="300" w:lineRule="auto"/>
-            </w:pPr>
-            <w:r>
-              <w:rPr>
-                <w:sz w:val="19"/>
-                <w:szCs w:val="19"/>
-              </w:rPr>
               <w:lastRenderedPageBreak/>
               <w:t>關閉工具列</w:t>
             </w:r>
@@ -17469,7 +16508,7 @@
       <w:pPr>
         <w:pStyle w:val="2"/>
       </w:pPr>
-      <w:bookmarkStart w:id="38" w:name="_Toc242660984"/>
+      <w:bookmarkStart w:id="38" w:name="_Toc242999080"/>
       <w:r>
         <w:t>7.2</w:t>
       </w:r>
@@ -17505,12 +16544,6 @@
         <w:gridCol w:w="4649"/>
       </w:tblGrid>
       <w:tr>
-        <w:tblPrEx>
-          <w:tblCellMar>
-            <w:top w:w="0" w:type="dxa"/>
-            <w:bottom w:w="0" w:type="dxa"/>
-          </w:tblCellMar>
-        </w:tblPrEx>
         <w:trPr>
           <w:cantSplit/>
         </w:trPr>
@@ -17767,7 +16800,7 @@
       <w:pPr>
         <w:pStyle w:val="2"/>
       </w:pPr>
-      <w:bookmarkStart w:id="39" w:name="_Toc242660985"/>
+      <w:bookmarkStart w:id="39" w:name="_Toc242999081"/>
       <w:r>
         <w:lastRenderedPageBreak/>
         <w:t>7.3</w:t>
@@ -17786,7 +16819,7 @@
       <w:pPr>
         <w:pStyle w:val="2"/>
       </w:pPr>
-      <w:bookmarkStart w:id="40" w:name="_Toc242660986"/>
+      <w:bookmarkStart w:id="40" w:name="_Toc242999082"/>
       <w:r>
         <w:t>7.4</w:t>
       </w:r>
@@ -17918,12 +16951,6 @@
         <w:gridCol w:w="6509"/>
       </w:tblGrid>
       <w:tr>
-        <w:tblPrEx>
-          <w:tblCellMar>
-            <w:top w:w="0" w:type="dxa"/>
-            <w:bottom w:w="0" w:type="dxa"/>
-          </w:tblCellMar>
-        </w:tblPrEx>
         <w:trPr>
           <w:cantSplit/>
           <w:tblHeader/>
@@ -17986,12 +17013,6 @@
         </w:tc>
       </w:tr>
       <w:tr>
-        <w:tblPrEx>
-          <w:tblCellMar>
-            <w:top w:w="0" w:type="dxa"/>
-            <w:bottom w:w="0" w:type="dxa"/>
-          </w:tblCellMar>
-        </w:tblPrEx>
         <w:trPr>
           <w:cantSplit/>
         </w:trPr>
@@ -18045,12 +17066,6 @@
         </w:tc>
       </w:tr>
       <w:tr>
-        <w:tblPrEx>
-          <w:tblCellMar>
-            <w:top w:w="0" w:type="dxa"/>
-            <w:bottom w:w="0" w:type="dxa"/>
-          </w:tblCellMar>
-        </w:tblPrEx>
         <w:trPr>
           <w:cantSplit/>
         </w:trPr>
@@ -18104,12 +17119,6 @@
         </w:tc>
       </w:tr>
       <w:tr>
-        <w:tblPrEx>
-          <w:tblCellMar>
-            <w:top w:w="0" w:type="dxa"/>
-            <w:bottom w:w="0" w:type="dxa"/>
-          </w:tblCellMar>
-        </w:tblPrEx>
         <w:trPr>
           <w:cantSplit/>
         </w:trPr>
@@ -18163,12 +17172,6 @@
         </w:tc>
       </w:tr>
       <w:tr>
-        <w:tblPrEx>
-          <w:tblCellMar>
-            <w:top w:w="0" w:type="dxa"/>
-            <w:bottom w:w="0" w:type="dxa"/>
-          </w:tblCellMar>
-        </w:tblPrEx>
         <w:trPr>
           <w:cantSplit/>
         </w:trPr>
@@ -18248,7 +17251,7 @@
       <w:pPr>
         <w:pStyle w:val="2"/>
       </w:pPr>
-      <w:bookmarkStart w:id="41" w:name="_Toc242660987"/>
+      <w:bookmarkStart w:id="41" w:name="_Toc242999083"/>
       <w:r>
         <w:t>7.5</w:t>
       </w:r>
@@ -18324,7 +17327,7 @@
       <w:pPr>
         <w:pStyle w:val="1"/>
       </w:pPr>
-      <w:bookmarkStart w:id="42" w:name="_Toc242660988"/>
+      <w:bookmarkStart w:id="42" w:name="_Toc242999084"/>
       <w:r>
         <w:t>8</w:t>
       </w:r>
@@ -18544,7 +17547,7 @@
       <w:pPr>
         <w:pStyle w:val="2"/>
       </w:pPr>
-      <w:bookmarkStart w:id="43" w:name="_Toc242660989"/>
+      <w:bookmarkStart w:id="43" w:name="_Toc242999085"/>
       <w:r>
         <w:t>8.1</w:t>
       </w:r>
@@ -18587,12 +17590,6 @@
         <w:gridCol w:w="5951"/>
       </w:tblGrid>
       <w:tr>
-        <w:tblPrEx>
-          <w:tblCellMar>
-            <w:top w:w="0" w:type="dxa"/>
-            <w:bottom w:w="0" w:type="dxa"/>
-          </w:tblCellMar>
-        </w:tblPrEx>
         <w:trPr>
           <w:cantSplit/>
           <w:tblHeader/>
@@ -18656,12 +17653,6 @@
         </w:tc>
       </w:tr>
       <w:tr>
-        <w:tblPrEx>
-          <w:tblCellMar>
-            <w:top w:w="0" w:type="dxa"/>
-            <w:bottom w:w="0" w:type="dxa"/>
-          </w:tblCellMar>
-        </w:tblPrEx>
         <w:trPr>
           <w:cantSplit/>
         </w:trPr>
@@ -18729,12 +17720,6 @@
         </w:tc>
       </w:tr>
       <w:tr>
-        <w:tblPrEx>
-          <w:tblCellMar>
-            <w:top w:w="0" w:type="dxa"/>
-            <w:bottom w:w="0" w:type="dxa"/>
-          </w:tblCellMar>
-        </w:tblPrEx>
         <w:trPr>
           <w:cantSplit/>
         </w:trPr>
@@ -18802,12 +17787,6 @@
         </w:tc>
       </w:tr>
       <w:tr>
-        <w:tblPrEx>
-          <w:tblCellMar>
-            <w:top w:w="0" w:type="dxa"/>
-            <w:bottom w:w="0" w:type="dxa"/>
-          </w:tblCellMar>
-        </w:tblPrEx>
         <w:trPr>
           <w:cantSplit/>
         </w:trPr>
@@ -18861,12 +17840,6 @@
         </w:tc>
       </w:tr>
       <w:tr>
-        <w:tblPrEx>
-          <w:tblCellMar>
-            <w:top w:w="0" w:type="dxa"/>
-            <w:bottom w:w="0" w:type="dxa"/>
-          </w:tblCellMar>
-        </w:tblPrEx>
         <w:trPr>
           <w:cantSplit/>
         </w:trPr>
@@ -18974,12 +17947,6 @@
         <w:gridCol w:w="9298"/>
       </w:tblGrid>
       <w:tr>
-        <w:tblPrEx>
-          <w:tblCellMar>
-            <w:top w:w="0" w:type="dxa"/>
-            <w:bottom w:w="0" w:type="dxa"/>
-          </w:tblCellMar>
-        </w:tblPrEx>
         <w:trPr>
           <w:cantSplit/>
         </w:trPr>
@@ -19070,19 +18037,7 @@
           <w:bdr w:val="single" w:sz="4" w:space="0" w:color="C3C9D4"/>
           <w:shd w:val="clear" w:color="auto" w:fill="F1F3F7"/>
         </w:rPr>
-        <w:t> </w:t>
-      </w:r>
-      <w:r>
-        <w:rPr>
-          <w:b/>
-          <w:bCs/>
-          <w:color w:val="2B3140"/>
-          <w:sz w:val="18"/>
-          <w:szCs w:val="18"/>
-          <w:bdr w:val="single" w:sz="4" w:space="0" w:color="C3C9D4"/>
-          <w:shd w:val="clear" w:color="auto" w:fill="F1F3F7"/>
-        </w:rPr>
-        <w:t>Esc </w:t>
+        <w:t> Esc </w:t>
       </w:r>
       <w:r>
         <w:t xml:space="preserve"> </w:t>
@@ -19135,7 +18090,7 @@
       <w:pPr>
         <w:pStyle w:val="1"/>
       </w:pPr>
-      <w:bookmarkStart w:id="44" w:name="_Toc242660990"/>
+      <w:bookmarkStart w:id="44" w:name="_Toc242999086"/>
       <w:r>
         <w:t>9</w:t>
       </w:r>
@@ -19153,7 +18108,7 @@
       <w:pPr>
         <w:pStyle w:val="2"/>
       </w:pPr>
-      <w:bookmarkStart w:id="45" w:name="_Toc242660991"/>
+      <w:bookmarkStart w:id="45" w:name="_Toc242999087"/>
       <w:r>
         <w:t>9.1</w:t>
       </w:r>
@@ -19296,12 +18251,6 @@
         <w:gridCol w:w="6137"/>
       </w:tblGrid>
       <w:tr>
-        <w:tblPrEx>
-          <w:tblCellMar>
-            <w:top w:w="0" w:type="dxa"/>
-            <w:bottom w:w="0" w:type="dxa"/>
-          </w:tblCellMar>
-        </w:tblPrEx>
         <w:trPr>
           <w:cantSplit/>
           <w:tblHeader/>
@@ -19364,12 +18313,6 @@
         </w:tc>
       </w:tr>
       <w:tr>
-        <w:tblPrEx>
-          <w:tblCellMar>
-            <w:top w:w="0" w:type="dxa"/>
-            <w:bottom w:w="0" w:type="dxa"/>
-          </w:tblCellMar>
-        </w:tblPrEx>
         <w:trPr>
           <w:cantSplit/>
         </w:trPr>
@@ -19423,12 +18366,6 @@
         </w:tc>
       </w:tr>
       <w:tr>
-        <w:tblPrEx>
-          <w:tblCellMar>
-            <w:top w:w="0" w:type="dxa"/>
-            <w:bottom w:w="0" w:type="dxa"/>
-          </w:tblCellMar>
-        </w:tblPrEx>
         <w:trPr>
           <w:cantSplit/>
         </w:trPr>
@@ -19482,12 +18419,6 @@
         </w:tc>
       </w:tr>
       <w:tr>
-        <w:tblPrEx>
-          <w:tblCellMar>
-            <w:top w:w="0" w:type="dxa"/>
-            <w:bottom w:w="0" w:type="dxa"/>
-          </w:tblCellMar>
-        </w:tblPrEx>
         <w:trPr>
           <w:cantSplit/>
         </w:trPr>
@@ -19541,12 +18472,6 @@
         </w:tc>
       </w:tr>
       <w:tr>
-        <w:tblPrEx>
-          <w:tblCellMar>
-            <w:top w:w="0" w:type="dxa"/>
-            <w:bottom w:w="0" w:type="dxa"/>
-          </w:tblCellMar>
-        </w:tblPrEx>
         <w:trPr>
           <w:cantSplit/>
         </w:trPr>
@@ -19656,12 +18581,6 @@
         </w:tc>
       </w:tr>
       <w:tr>
-        <w:tblPrEx>
-          <w:tblCellMar>
-            <w:top w:w="0" w:type="dxa"/>
-            <w:bottom w:w="0" w:type="dxa"/>
-          </w:tblCellMar>
-        </w:tblPrEx>
         <w:trPr>
           <w:cantSplit/>
         </w:trPr>
@@ -19730,12 +18649,6 @@
         </w:tc>
       </w:tr>
       <w:tr>
-        <w:tblPrEx>
-          <w:tblCellMar>
-            <w:top w:w="0" w:type="dxa"/>
-            <w:bottom w:w="0" w:type="dxa"/>
-          </w:tblCellMar>
-        </w:tblPrEx>
         <w:trPr>
           <w:cantSplit/>
         </w:trPr>
@@ -19789,12 +18702,6 @@
         </w:tc>
       </w:tr>
       <w:tr>
-        <w:tblPrEx>
-          <w:tblCellMar>
-            <w:top w:w="0" w:type="dxa"/>
-            <w:bottom w:w="0" w:type="dxa"/>
-          </w:tblCellMar>
-        </w:tblPrEx>
         <w:trPr>
           <w:cantSplit/>
         </w:trPr>
@@ -19862,12 +18769,6 @@
         </w:tc>
       </w:tr>
       <w:tr>
-        <w:tblPrEx>
-          <w:tblCellMar>
-            <w:top w:w="0" w:type="dxa"/>
-            <w:bottom w:w="0" w:type="dxa"/>
-          </w:tblCellMar>
-        </w:tblPrEx>
         <w:trPr>
           <w:cantSplit/>
         </w:trPr>
@@ -19935,12 +18836,6 @@
         </w:tc>
       </w:tr>
       <w:tr>
-        <w:tblPrEx>
-          <w:tblCellMar>
-            <w:top w:w="0" w:type="dxa"/>
-            <w:bottom w:w="0" w:type="dxa"/>
-          </w:tblCellMar>
-        </w:tblPrEx>
         <w:trPr>
           <w:cantSplit/>
         </w:trPr>
@@ -20003,7 +18898,7 @@
       <w:pPr>
         <w:pStyle w:val="2"/>
       </w:pPr>
-      <w:bookmarkStart w:id="46" w:name="_Toc242660992"/>
+      <w:bookmarkStart w:id="46" w:name="_Toc242999088"/>
       <w:r>
         <w:t>9.2</w:t>
       </w:r>
@@ -20146,12 +19041,6 @@
         <w:gridCol w:w="6137"/>
       </w:tblGrid>
       <w:tr>
-        <w:tblPrEx>
-          <w:tblCellMar>
-            <w:top w:w="0" w:type="dxa"/>
-            <w:bottom w:w="0" w:type="dxa"/>
-          </w:tblCellMar>
-        </w:tblPrEx>
         <w:trPr>
           <w:cantSplit/>
           <w:tblHeader/>
@@ -20214,12 +19103,6 @@
         </w:tc>
       </w:tr>
       <w:tr>
-        <w:tblPrEx>
-          <w:tblCellMar>
-            <w:top w:w="0" w:type="dxa"/>
-            <w:bottom w:w="0" w:type="dxa"/>
-          </w:tblCellMar>
-        </w:tblPrEx>
         <w:trPr>
           <w:cantSplit/>
         </w:trPr>
@@ -20273,12 +19156,6 @@
         </w:tc>
       </w:tr>
       <w:tr>
-        <w:tblPrEx>
-          <w:tblCellMar>
-            <w:top w:w="0" w:type="dxa"/>
-            <w:bottom w:w="0" w:type="dxa"/>
-          </w:tblCellMar>
-        </w:tblPrEx>
         <w:trPr>
           <w:cantSplit/>
         </w:trPr>
@@ -20332,12 +19209,6 @@
         </w:tc>
       </w:tr>
       <w:tr>
-        <w:tblPrEx>
-          <w:tblCellMar>
-            <w:top w:w="0" w:type="dxa"/>
-            <w:bottom w:w="0" w:type="dxa"/>
-          </w:tblCellMar>
-        </w:tblPrEx>
         <w:trPr>
           <w:cantSplit/>
         </w:trPr>
@@ -20490,12 +19361,6 @@
         </w:tc>
       </w:tr>
       <w:tr>
-        <w:tblPrEx>
-          <w:tblCellMar>
-            <w:top w:w="0" w:type="dxa"/>
-            <w:bottom w:w="0" w:type="dxa"/>
-          </w:tblCellMar>
-        </w:tblPrEx>
         <w:trPr>
           <w:cantSplit/>
         </w:trPr>
@@ -20563,12 +19428,6 @@
         </w:tc>
       </w:tr>
       <w:tr>
-        <w:tblPrEx>
-          <w:tblCellMar>
-            <w:top w:w="0" w:type="dxa"/>
-            <w:bottom w:w="0" w:type="dxa"/>
-          </w:tblCellMar>
-        </w:tblPrEx>
         <w:trPr>
           <w:cantSplit/>
         </w:trPr>
@@ -20645,7 +19504,7 @@
       <w:pPr>
         <w:pStyle w:val="2"/>
       </w:pPr>
-      <w:bookmarkStart w:id="47" w:name="_Toc242660993"/>
+      <w:bookmarkStart w:id="47" w:name="_Toc242999089"/>
       <w:r>
         <w:t>9.3</w:t>
       </w:r>
@@ -20788,12 +19647,6 @@
         <w:gridCol w:w="6137"/>
       </w:tblGrid>
       <w:tr>
-        <w:tblPrEx>
-          <w:tblCellMar>
-            <w:top w:w="0" w:type="dxa"/>
-            <w:bottom w:w="0" w:type="dxa"/>
-          </w:tblCellMar>
-        </w:tblPrEx>
         <w:trPr>
           <w:cantSplit/>
           <w:tblHeader/>
@@ -20856,12 +19709,6 @@
         </w:tc>
       </w:tr>
       <w:tr>
-        <w:tblPrEx>
-          <w:tblCellMar>
-            <w:top w:w="0" w:type="dxa"/>
-            <w:bottom w:w="0" w:type="dxa"/>
-          </w:tblCellMar>
-        </w:tblPrEx>
         <w:trPr>
           <w:cantSplit/>
         </w:trPr>
@@ -20915,12 +19762,6 @@
         </w:tc>
       </w:tr>
       <w:tr>
-        <w:tblPrEx>
-          <w:tblCellMar>
-            <w:top w:w="0" w:type="dxa"/>
-            <w:bottom w:w="0" w:type="dxa"/>
-          </w:tblCellMar>
-        </w:tblPrEx>
         <w:trPr>
           <w:cantSplit/>
         </w:trPr>
@@ -20974,12 +19815,6 @@
         </w:tc>
       </w:tr>
       <w:tr>
-        <w:tblPrEx>
-          <w:tblCellMar>
-            <w:top w:w="0" w:type="dxa"/>
-            <w:bottom w:w="0" w:type="dxa"/>
-          </w:tblCellMar>
-        </w:tblPrEx>
         <w:trPr>
           <w:cantSplit/>
         </w:trPr>
@@ -21075,12 +19910,6 @@
         </w:tc>
       </w:tr>
       <w:tr>
-        <w:tblPrEx>
-          <w:tblCellMar>
-            <w:top w:w="0" w:type="dxa"/>
-            <w:bottom w:w="0" w:type="dxa"/>
-          </w:tblCellMar>
-        </w:tblPrEx>
         <w:trPr>
           <w:cantSplit/>
         </w:trPr>
@@ -21143,7 +19972,7 @@
       <w:pPr>
         <w:pStyle w:val="2"/>
       </w:pPr>
-      <w:bookmarkStart w:id="48" w:name="_Toc242660994"/>
+      <w:bookmarkStart w:id="48" w:name="_Toc242999090"/>
       <w:r>
         <w:t>9.4</w:t>
       </w:r>
@@ -21287,12 +20116,6 @@
         <w:gridCol w:w="4091"/>
       </w:tblGrid>
       <w:tr>
-        <w:tblPrEx>
-          <w:tblCellMar>
-            <w:top w:w="0" w:type="dxa"/>
-            <w:bottom w:w="0" w:type="dxa"/>
-          </w:tblCellMar>
-        </w:tblPrEx>
         <w:trPr>
           <w:cantSplit/>
           <w:tblHeader/>
@@ -21383,12 +20206,6 @@
         </w:tc>
       </w:tr>
       <w:tr>
-        <w:tblPrEx>
-          <w:tblCellMar>
-            <w:top w:w="0" w:type="dxa"/>
-            <w:bottom w:w="0" w:type="dxa"/>
-          </w:tblCellMar>
-        </w:tblPrEx>
         <w:trPr>
           <w:cantSplit/>
         </w:trPr>
@@ -21441,8 +20258,78 @@
                 <w:bdr w:val="single" w:sz="4" w:space="0" w:color="C3C9D4"/>
                 <w:shd w:val="clear" w:color="auto" w:fill="F1F3F7"/>
               </w:rPr>
-              <w:t> </w:t>
-            </w:r>
+              <w:t> Ctrl+Alt+Q </w:t>
+            </w:r>
+          </w:p>
+        </w:tc>
+        <w:tc>
+          <w:tcPr>
+            <w:tcW w:w="4091" w:type="dxa"/>
+            <w:tcMar>
+              <w:top w:w="90" w:type="dxa"/>
+              <w:left w:w="140" w:type="dxa"/>
+              <w:bottom w:w="90" w:type="dxa"/>
+              <w:right w:w="140" w:type="dxa"/>
+            </w:tcMar>
+            <w:vAlign w:val="center"/>
+          </w:tcPr>
+          <w:p>
+            <w:pPr>
+              <w:spacing w:after="0" w:line="300" w:lineRule="auto"/>
+            </w:pPr>
+            <w:r>
+              <w:rPr>
+                <w:sz w:val="19"/>
+                <w:szCs w:val="19"/>
+              </w:rPr>
+              <w:t>凍結並掃描所有螢幕。</w:t>
+            </w:r>
+          </w:p>
+        </w:tc>
+      </w:tr>
+      <w:tr>
+        <w:trPr>
+          <w:cantSplit/>
+        </w:trPr>
+        <w:tc>
+          <w:tcPr>
+            <w:tcW w:w="3161" w:type="dxa"/>
+            <w:tcMar>
+              <w:top w:w="90" w:type="dxa"/>
+              <w:left w:w="140" w:type="dxa"/>
+              <w:bottom w:w="90" w:type="dxa"/>
+              <w:right w:w="140" w:type="dxa"/>
+            </w:tcMar>
+            <w:vAlign w:val="center"/>
+          </w:tcPr>
+          <w:p>
+            <w:pPr>
+              <w:spacing w:after="0" w:line="300" w:lineRule="auto"/>
+            </w:pPr>
+            <w:r>
+              <w:rPr>
+                <w:sz w:val="19"/>
+                <w:szCs w:val="19"/>
+              </w:rPr>
+              <w:t>選取區域</w:t>
+            </w:r>
+          </w:p>
+        </w:tc>
+        <w:tc>
+          <w:tcPr>
+            <w:tcW w:w="2046" w:type="dxa"/>
+            <w:tcMar>
+              <w:top w:w="90" w:type="dxa"/>
+              <w:left w:w="140" w:type="dxa"/>
+              <w:bottom w:w="90" w:type="dxa"/>
+              <w:right w:w="140" w:type="dxa"/>
+            </w:tcMar>
+            <w:vAlign w:val="center"/>
+          </w:tcPr>
+          <w:p>
+            <w:pPr>
+              <w:spacing w:after="0" w:line="300" w:lineRule="auto"/>
+            </w:pPr>
             <w:r>
               <w:rPr>
                 <w:b/>
@@ -21453,7 +20340,7 @@
                 <w:bdr w:val="single" w:sz="4" w:space="0" w:color="C3C9D4"/>
                 <w:shd w:val="clear" w:color="auto" w:fill="F1F3F7"/>
               </w:rPr>
-              <w:t>Ctrl+Alt+Q </w:t>
+              <w:t> Ctrl+Alt+A </w:t>
             </w:r>
           </w:p>
         </w:tc>
@@ -21477,18 +20364,12 @@
                 <w:sz w:val="19"/>
                 <w:szCs w:val="19"/>
               </w:rPr>
-              <w:t>凍結並掃描所有螢幕。</w:t>
+              <w:t>凍結畫面後拖曳框選。</w:t>
             </w:r>
           </w:p>
         </w:tc>
       </w:tr>
       <w:tr>
-        <w:tblPrEx>
-          <w:tblCellMar>
-            <w:top w:w="0" w:type="dxa"/>
-            <w:bottom w:w="0" w:type="dxa"/>
-          </w:tblCellMar>
-        </w:tblPrEx>
         <w:trPr>
           <w:cantSplit/>
         </w:trPr>
@@ -21512,7 +20393,7 @@
                 <w:sz w:val="19"/>
                 <w:szCs w:val="19"/>
               </w:rPr>
-              <w:t>選取區域</w:t>
+              <w:t>用相機掃描</w:t>
             </w:r>
           </w:p>
         </w:tc>
@@ -21541,8 +20422,78 @@
                 <w:bdr w:val="single" w:sz="4" w:space="0" w:color="C3C9D4"/>
                 <w:shd w:val="clear" w:color="auto" w:fill="F1F3F7"/>
               </w:rPr>
-              <w:t> </w:t>
-            </w:r>
+              <w:t> Ctrl+Alt+W </w:t>
+            </w:r>
+          </w:p>
+        </w:tc>
+        <w:tc>
+          <w:tcPr>
+            <w:tcW w:w="4091" w:type="dxa"/>
+            <w:tcMar>
+              <w:top w:w="90" w:type="dxa"/>
+              <w:left w:w="140" w:type="dxa"/>
+              <w:bottom w:w="90" w:type="dxa"/>
+              <w:right w:w="140" w:type="dxa"/>
+            </w:tcMar>
+            <w:vAlign w:val="center"/>
+          </w:tcPr>
+          <w:p>
+            <w:pPr>
+              <w:spacing w:after="0" w:line="300" w:lineRule="auto"/>
+            </w:pPr>
+            <w:r>
+              <w:rPr>
+                <w:sz w:val="19"/>
+                <w:szCs w:val="19"/>
+              </w:rPr>
+              <w:t>開啟網路攝影機視窗。</w:t>
+            </w:r>
+          </w:p>
+        </w:tc>
+      </w:tr>
+      <w:tr>
+        <w:trPr>
+          <w:cantSplit/>
+        </w:trPr>
+        <w:tc>
+          <w:tcPr>
+            <w:tcW w:w="3161" w:type="dxa"/>
+            <w:tcMar>
+              <w:top w:w="90" w:type="dxa"/>
+              <w:left w:w="140" w:type="dxa"/>
+              <w:bottom w:w="90" w:type="dxa"/>
+              <w:right w:w="140" w:type="dxa"/>
+            </w:tcMar>
+            <w:vAlign w:val="center"/>
+          </w:tcPr>
+          <w:p>
+            <w:pPr>
+              <w:spacing w:after="0" w:line="300" w:lineRule="auto"/>
+            </w:pPr>
+            <w:r>
+              <w:rPr>
+                <w:sz w:val="19"/>
+                <w:szCs w:val="19"/>
+              </w:rPr>
+              <w:t>顯示或隱藏工具列</w:t>
+            </w:r>
+          </w:p>
+        </w:tc>
+        <w:tc>
+          <w:tcPr>
+            <w:tcW w:w="2046" w:type="dxa"/>
+            <w:tcMar>
+              <w:top w:w="90" w:type="dxa"/>
+              <w:left w:w="140" w:type="dxa"/>
+              <w:bottom w:w="90" w:type="dxa"/>
+              <w:right w:w="140" w:type="dxa"/>
+            </w:tcMar>
+            <w:vAlign w:val="center"/>
+          </w:tcPr>
+          <w:p>
+            <w:pPr>
+              <w:spacing w:after="0" w:line="300" w:lineRule="auto"/>
+            </w:pPr>
             <w:r>
               <w:rPr>
                 <w:b/>
@@ -21553,207 +20504,7 @@
                 <w:bdr w:val="single" w:sz="4" w:space="0" w:color="C3C9D4"/>
                 <w:shd w:val="clear" w:color="auto" w:fill="F1F3F7"/>
               </w:rPr>
-              <w:t>Ctrl+Alt+A </w:t>
-            </w:r>
-          </w:p>
-        </w:tc>
-        <w:tc>
-          <w:tcPr>
-            <w:tcW w:w="4091" w:type="dxa"/>
-            <w:tcMar>
-              <w:top w:w="90" w:type="dxa"/>
-              <w:left w:w="140" w:type="dxa"/>
-              <w:bottom w:w="90" w:type="dxa"/>
-              <w:right w:w="140" w:type="dxa"/>
-            </w:tcMar>
-            <w:vAlign w:val="center"/>
-          </w:tcPr>
-          <w:p>
-            <w:pPr>
-              <w:spacing w:after="0" w:line="300" w:lineRule="auto"/>
-            </w:pPr>
-            <w:r>
-              <w:rPr>
-                <w:sz w:val="19"/>
-                <w:szCs w:val="19"/>
-              </w:rPr>
-              <w:t>凍結畫面後拖曳框選。</w:t>
-            </w:r>
-          </w:p>
-        </w:tc>
-      </w:tr>
-      <w:tr>
-        <w:tblPrEx>
-          <w:tblCellMar>
-            <w:top w:w="0" w:type="dxa"/>
-            <w:bottom w:w="0" w:type="dxa"/>
-          </w:tblCellMar>
-        </w:tblPrEx>
-        <w:trPr>
-          <w:cantSplit/>
-        </w:trPr>
-        <w:tc>
-          <w:tcPr>
-            <w:tcW w:w="3161" w:type="dxa"/>
-            <w:tcMar>
-              <w:top w:w="90" w:type="dxa"/>
-              <w:left w:w="140" w:type="dxa"/>
-              <w:bottom w:w="90" w:type="dxa"/>
-              <w:right w:w="140" w:type="dxa"/>
-            </w:tcMar>
-            <w:vAlign w:val="center"/>
-          </w:tcPr>
-          <w:p>
-            <w:pPr>
-              <w:spacing w:after="0" w:line="300" w:lineRule="auto"/>
-            </w:pPr>
-            <w:r>
-              <w:rPr>
-                <w:sz w:val="19"/>
-                <w:szCs w:val="19"/>
-              </w:rPr>
-              <w:t>用相機掃描</w:t>
-            </w:r>
-          </w:p>
-        </w:tc>
-        <w:tc>
-          <w:tcPr>
-            <w:tcW w:w="2046" w:type="dxa"/>
-            <w:tcMar>
-              <w:top w:w="90" w:type="dxa"/>
-              <w:left w:w="140" w:type="dxa"/>
-              <w:bottom w:w="90" w:type="dxa"/>
-              <w:right w:w="140" w:type="dxa"/>
-            </w:tcMar>
-            <w:vAlign w:val="center"/>
-          </w:tcPr>
-          <w:p>
-            <w:pPr>
-              <w:spacing w:after="0" w:line="300" w:lineRule="auto"/>
-            </w:pPr>
-            <w:r>
-              <w:rPr>
-                <w:b/>
-                <w:bCs/>
-                <w:color w:val="2B3140"/>
-                <w:sz w:val="16"/>
-                <w:szCs w:val="16"/>
-                <w:bdr w:val="single" w:sz="4" w:space="0" w:color="C3C9D4"/>
-                <w:shd w:val="clear" w:color="auto" w:fill="F1F3F7"/>
-              </w:rPr>
-              <w:t> </w:t>
-            </w:r>
-            <w:r>
-              <w:rPr>
-                <w:b/>
-                <w:bCs/>
-                <w:color w:val="2B3140"/>
-                <w:sz w:val="16"/>
-                <w:szCs w:val="16"/>
-                <w:bdr w:val="single" w:sz="4" w:space="0" w:color="C3C9D4"/>
-                <w:shd w:val="clear" w:color="auto" w:fill="F1F3F7"/>
-              </w:rPr>
-              <w:t>Ctrl+Alt+W </w:t>
-            </w:r>
-          </w:p>
-        </w:tc>
-        <w:tc>
-          <w:tcPr>
-            <w:tcW w:w="4091" w:type="dxa"/>
-            <w:tcMar>
-              <w:top w:w="90" w:type="dxa"/>
-              <w:left w:w="140" w:type="dxa"/>
-              <w:bottom w:w="90" w:type="dxa"/>
-              <w:right w:w="140" w:type="dxa"/>
-            </w:tcMar>
-            <w:vAlign w:val="center"/>
-          </w:tcPr>
-          <w:p>
-            <w:pPr>
-              <w:spacing w:after="0" w:line="300" w:lineRule="auto"/>
-            </w:pPr>
-            <w:r>
-              <w:rPr>
-                <w:sz w:val="19"/>
-                <w:szCs w:val="19"/>
-              </w:rPr>
-              <w:t>開啟網路攝影機視窗。</w:t>
-            </w:r>
-          </w:p>
-        </w:tc>
-      </w:tr>
-      <w:tr>
-        <w:tblPrEx>
-          <w:tblCellMar>
-            <w:top w:w="0" w:type="dxa"/>
-            <w:bottom w:w="0" w:type="dxa"/>
-          </w:tblCellMar>
-        </w:tblPrEx>
-        <w:trPr>
-          <w:cantSplit/>
-        </w:trPr>
-        <w:tc>
-          <w:tcPr>
-            <w:tcW w:w="3161" w:type="dxa"/>
-            <w:tcMar>
-              <w:top w:w="90" w:type="dxa"/>
-              <w:left w:w="140" w:type="dxa"/>
-              <w:bottom w:w="90" w:type="dxa"/>
-              <w:right w:w="140" w:type="dxa"/>
-            </w:tcMar>
-            <w:vAlign w:val="center"/>
-          </w:tcPr>
-          <w:p>
-            <w:pPr>
-              <w:spacing w:after="0" w:line="300" w:lineRule="auto"/>
-            </w:pPr>
-            <w:r>
-              <w:rPr>
-                <w:sz w:val="19"/>
-                <w:szCs w:val="19"/>
-              </w:rPr>
-              <w:t>顯示或隱藏工具列</w:t>
-            </w:r>
-          </w:p>
-        </w:tc>
-        <w:tc>
-          <w:tcPr>
-            <w:tcW w:w="2046" w:type="dxa"/>
-            <w:tcMar>
-              <w:top w:w="90" w:type="dxa"/>
-              <w:left w:w="140" w:type="dxa"/>
-              <w:bottom w:w="90" w:type="dxa"/>
-              <w:right w:w="140" w:type="dxa"/>
-            </w:tcMar>
-            <w:vAlign w:val="center"/>
-          </w:tcPr>
-          <w:p>
-            <w:pPr>
-              <w:spacing w:after="0" w:line="300" w:lineRule="auto"/>
-            </w:pPr>
-            <w:r>
-              <w:rPr>
-                <w:b/>
-                <w:bCs/>
-                <w:color w:val="2B3140"/>
-                <w:sz w:val="16"/>
-                <w:szCs w:val="16"/>
-                <w:bdr w:val="single" w:sz="4" w:space="0" w:color="C3C9D4"/>
-                <w:shd w:val="clear" w:color="auto" w:fill="F1F3F7"/>
-              </w:rPr>
-              <w:t> </w:t>
-            </w:r>
-            <w:r>
-              <w:rPr>
-                <w:b/>
-                <w:bCs/>
-                <w:color w:val="2B3140"/>
-                <w:sz w:val="16"/>
-                <w:szCs w:val="16"/>
-                <w:bdr w:val="single" w:sz="4" w:space="0" w:color="C3C9D4"/>
-                <w:shd w:val="clear" w:color="auto" w:fill="F1F3F7"/>
-              </w:rPr>
-              <w:t>Ctrl+Alt+E </w:t>
+              <w:t> Ctrl+Alt+E </w:t>
             </w:r>
           </w:p>
         </w:tc>
@@ -21843,7 +20594,10 @@
           <w:bdr w:val="single" w:sz="4" w:space="0" w:color="C3C9D4"/>
           <w:shd w:val="clear" w:color="auto" w:fill="F1F3F7"/>
         </w:rPr>
-        <w:t> </w:t>
+        <w:t> Ctrl </w:t>
+      </w:r>
+      <w:r>
+        <w:t>、</w:t>
       </w:r>
       <w:r>
         <w:rPr>
@@ -21855,7 +20609,7 @@
           <w:bdr w:val="single" w:sz="4" w:space="0" w:color="C3C9D4"/>
           <w:shd w:val="clear" w:color="auto" w:fill="F1F3F7"/>
         </w:rPr>
-        <w:t>Ctrl </w:t>
+        <w:t> Alt </w:t>
       </w:r>
       <w:r>
         <w:t>、</w:t>
@@ -21870,7 +20624,16 @@
           <w:bdr w:val="single" w:sz="4" w:space="0" w:color="C3C9D4"/>
           <w:shd w:val="clear" w:color="auto" w:fill="F1F3F7"/>
         </w:rPr>
-        <w:t> </w:t>
+        <w:t> Shift </w:t>
+      </w:r>
+      <w:r>
+        <w:t xml:space="preserve"> </w:t>
+      </w:r>
+      <w:r>
+        <w:t>或</w:t>
+      </w:r>
+      <w:r>
+        <w:t xml:space="preserve"> </w:t>
       </w:r>
       <w:r>
         <w:rPr>
@@ -21882,67 +20645,7 @@
           <w:bdr w:val="single" w:sz="4" w:space="0" w:color="C3C9D4"/>
           <w:shd w:val="clear" w:color="auto" w:fill="F1F3F7"/>
         </w:rPr>
-        <w:t>Alt </w:t>
-      </w:r>
-      <w:r>
-        <w:t>、</w:t>
-      </w:r>
-      <w:r>
-        <w:rPr>
-          <w:b/>
-          <w:bCs/>
-          <w:color w:val="2B3140"/>
-          <w:sz w:val="18"/>
-          <w:szCs w:val="18"/>
-          <w:bdr w:val="single" w:sz="4" w:space="0" w:color="C3C9D4"/>
-          <w:shd w:val="clear" w:color="auto" w:fill="F1F3F7"/>
-        </w:rPr>
-        <w:t> </w:t>
-      </w:r>
-      <w:r>
-        <w:rPr>
-          <w:b/>
-          <w:bCs/>
-          <w:color w:val="2B3140"/>
-          <w:sz w:val="18"/>
-          <w:szCs w:val="18"/>
-          <w:bdr w:val="single" w:sz="4" w:space="0" w:color="C3C9D4"/>
-          <w:shd w:val="clear" w:color="auto" w:fill="F1F3F7"/>
-        </w:rPr>
-        <w:t>Shift </w:t>
-      </w:r>
-      <w:r>
-        <w:t xml:space="preserve"> </w:t>
-      </w:r>
-      <w:r>
-        <w:t>或</w:t>
-      </w:r>
-      <w:r>
-        <w:t xml:space="preserve"> </w:t>
-      </w:r>
-      <w:r>
-        <w:rPr>
-          <w:b/>
-          <w:bCs/>
-          <w:color w:val="2B3140"/>
-          <w:sz w:val="18"/>
-          <w:szCs w:val="18"/>
-          <w:bdr w:val="single" w:sz="4" w:space="0" w:color="C3C9D4"/>
-          <w:shd w:val="clear" w:color="auto" w:fill="F1F3F7"/>
-        </w:rPr>
-        <w:t> </w:t>
-      </w:r>
-      <w:r>
-        <w:rPr>
-          <w:b/>
-          <w:bCs/>
-          <w:color w:val="2B3140"/>
-          <w:sz w:val="18"/>
-          <w:szCs w:val="18"/>
-          <w:bdr w:val="single" w:sz="4" w:space="0" w:color="C3C9D4"/>
-          <w:shd w:val="clear" w:color="auto" w:fill="F1F3F7"/>
-        </w:rPr>
-        <w:t>Win </w:t>
+        <w:t> Win </w:t>
       </w:r>
       <w:r>
         <w:t xml:space="preserve"> </w:t>
@@ -21991,7 +20694,7 @@
       <w:pPr>
         <w:pStyle w:val="2"/>
       </w:pPr>
-      <w:bookmarkStart w:id="49" w:name="_Toc242660995"/>
+      <w:bookmarkStart w:id="49" w:name="_Toc242999091"/>
       <w:r>
         <w:t>9.5</w:t>
       </w:r>
@@ -22134,12 +20837,6 @@
         <w:gridCol w:w="6137"/>
       </w:tblGrid>
       <w:tr>
-        <w:tblPrEx>
-          <w:tblCellMar>
-            <w:top w:w="0" w:type="dxa"/>
-            <w:bottom w:w="0" w:type="dxa"/>
-          </w:tblCellMar>
-        </w:tblPrEx>
         <w:trPr>
           <w:cantSplit/>
           <w:tblHeader/>
@@ -22202,12 +20899,6 @@
         </w:tc>
       </w:tr>
       <w:tr>
-        <w:tblPrEx>
-          <w:tblCellMar>
-            <w:top w:w="0" w:type="dxa"/>
-            <w:bottom w:w="0" w:type="dxa"/>
-          </w:tblCellMar>
-        </w:tblPrEx>
         <w:trPr>
           <w:cantSplit/>
         </w:trPr>
@@ -22275,12 +20966,6 @@
         </w:tc>
       </w:tr>
       <w:tr>
-        <w:tblPrEx>
-          <w:tblCellMar>
-            <w:top w:w="0" w:type="dxa"/>
-            <w:bottom w:w="0" w:type="dxa"/>
-          </w:tblCellMar>
-        </w:tblPrEx>
         <w:trPr>
           <w:cantSplit/>
         </w:trPr>
@@ -22355,12 +21040,6 @@
         </w:tc>
       </w:tr>
       <w:tr>
-        <w:tblPrEx>
-          <w:tblCellMar>
-            <w:top w:w="0" w:type="dxa"/>
-            <w:bottom w:w="0" w:type="dxa"/>
-          </w:tblCellMar>
-        </w:tblPrEx>
         <w:trPr>
           <w:cantSplit/>
         </w:trPr>
@@ -22414,12 +21093,6 @@
         </w:tc>
       </w:tr>
       <w:tr>
-        <w:tblPrEx>
-          <w:tblCellMar>
-            <w:top w:w="0" w:type="dxa"/>
-            <w:bottom w:w="0" w:type="dxa"/>
-          </w:tblCellMar>
-        </w:tblPrEx>
         <w:trPr>
           <w:cantSplit/>
         </w:trPr>
@@ -22482,7 +21155,7 @@
       <w:pPr>
         <w:pStyle w:val="2"/>
       </w:pPr>
-      <w:bookmarkStart w:id="50" w:name="_Toc242660996"/>
+      <w:bookmarkStart w:id="50" w:name="_Toc242999092"/>
       <w:r>
         <w:lastRenderedPageBreak/>
         <w:t>9.6</w:t>
@@ -22686,7 +21359,7 @@
       <w:pPr>
         <w:pStyle w:val="1"/>
       </w:pPr>
-      <w:bookmarkStart w:id="51" w:name="_Toc242660997"/>
+      <w:bookmarkStart w:id="51" w:name="_Toc242999093"/>
       <w:r>
         <w:t>10</w:t>
       </w:r>
@@ -22699,7 +21372,7 @@
       <w:pPr>
         <w:pStyle w:val="2"/>
       </w:pPr>
-      <w:bookmarkStart w:id="52" w:name="_Toc242660998"/>
+      <w:bookmarkStart w:id="52" w:name="_Toc242999094"/>
       <w:r>
         <w:t>10.1</w:t>
       </w:r>
@@ -22873,7 +21546,7 @@
       <w:pPr>
         <w:pStyle w:val="2"/>
       </w:pPr>
-      <w:bookmarkStart w:id="53" w:name="_Toc242660999"/>
+      <w:bookmarkStart w:id="53" w:name="_Toc242999095"/>
       <w:r>
         <w:t>10.2</w:t>
       </w:r>
@@ -22910,7 +21583,7 @@
       <w:pPr>
         <w:pStyle w:val="2"/>
       </w:pPr>
-      <w:bookmarkStart w:id="54" w:name="_Toc242661000"/>
+      <w:bookmarkStart w:id="54" w:name="_Toc242999096"/>
       <w:r>
         <w:t>10.3</w:t>
       </w:r>
@@ -23008,7 +21681,7 @@
       <w:pPr>
         <w:pStyle w:val="2"/>
       </w:pPr>
-      <w:bookmarkStart w:id="55" w:name="_Toc242661001"/>
+      <w:bookmarkStart w:id="55" w:name="_Toc242999097"/>
       <w:r>
         <w:t>10.4</w:t>
       </w:r>
@@ -23040,12 +21713,6 @@
         <w:gridCol w:w="7624"/>
       </w:tblGrid>
       <w:tr>
-        <w:tblPrEx>
-          <w:tblCellMar>
-            <w:top w:w="0" w:type="dxa"/>
-            <w:bottom w:w="0" w:type="dxa"/>
-          </w:tblCellMar>
-        </w:tblPrEx>
         <w:trPr>
           <w:cantSplit/>
           <w:tblHeader/>
@@ -23108,12 +21775,6 @@
         </w:tc>
       </w:tr>
       <w:tr>
-        <w:tblPrEx>
-          <w:tblCellMar>
-            <w:top w:w="0" w:type="dxa"/>
-            <w:bottom w:w="0" w:type="dxa"/>
-          </w:tblCellMar>
-        </w:tblPrEx>
         <w:trPr>
           <w:cantSplit/>
         </w:trPr>
@@ -23199,12 +21860,6 @@
         </w:tc>
       </w:tr>
       <w:tr>
-        <w:tblPrEx>
-          <w:tblCellMar>
-            <w:top w:w="0" w:type="dxa"/>
-            <w:bottom w:w="0" w:type="dxa"/>
-          </w:tblCellMar>
-        </w:tblPrEx>
         <w:trPr>
           <w:cantSplit/>
         </w:trPr>
@@ -23261,12 +21916,6 @@
         </w:tc>
       </w:tr>
       <w:tr>
-        <w:tblPrEx>
-          <w:tblCellMar>
-            <w:top w:w="0" w:type="dxa"/>
-            <w:bottom w:w="0" w:type="dxa"/>
-          </w:tblCellMar>
-        </w:tblPrEx>
         <w:trPr>
           <w:cantSplit/>
         </w:trPr>
@@ -23425,7 +22074,7 @@
       <w:pPr>
         <w:pStyle w:val="1"/>
       </w:pPr>
-      <w:bookmarkStart w:id="56" w:name="_Toc242661002"/>
+      <w:bookmarkStart w:id="56" w:name="_Toc242999098"/>
       <w:r>
         <w:t>11</w:t>
       </w:r>
@@ -23735,7 +22384,66 @@
           <w:bdr w:val="single" w:sz="4" w:space="0" w:color="C3C9D4"/>
           <w:shd w:val="clear" w:color="auto" w:fill="F1F3F7"/>
         </w:rPr>
-        <w:t> </w:t>
+        <w:t> Shift </w:t>
+      </w:r>
+      <w:r>
+        <w:t xml:space="preserve"> </w:t>
+      </w:r>
+      <w:r>
+        <w:t>再按右鍵）。「</w:t>
+      </w:r>
+      <w:r>
+        <w:t xml:space="preserve">QRcode tool </w:t>
+      </w:r>
+      <w:r>
+        <w:t>開啟圖片」只在選取一個圖片檔時出現。若剛安裝或移動過可攜版，請先啟動一次</w:t>
+      </w:r>
+      <w:r>
+        <w:t xml:space="preserve"> QRcode tool</w:t>
+      </w:r>
+      <w:r>
+        <w:t>。</w:t>
+      </w:r>
+    </w:p>
+    <w:p>
+      <w:pPr>
+        <w:keepNext/>
+        <w:spacing w:before="200" w:after="60"/>
+      </w:pPr>
+      <w:r>
+        <w:rPr>
+          <w:b/>
+          <w:bCs/>
+          <w:color w:val="1D4FFF"/>
+        </w:rPr>
+        <w:t>Q</w:t>
+      </w:r>
+      <w:r>
+        <w:rPr>
+          <w:b/>
+          <w:bCs/>
+          <w:color w:val="1D4FFF"/>
+        </w:rPr>
+        <w:t xml:space="preserve">　</w:t>
+      </w:r>
+      <w:r>
+        <w:rPr>
+          <w:b/>
+          <w:bCs/>
+        </w:rPr>
+        <w:t>工具列不見了。</w:t>
+      </w:r>
+    </w:p>
+    <w:p>
+      <w:pPr>
+        <w:spacing w:after="120"/>
+        <w:ind w:left="440"/>
+      </w:pPr>
+      <w:r>
+        <w:t>請按</w:t>
+      </w:r>
+      <w:r>
+        <w:t xml:space="preserve"> </w:t>
       </w:r>
       <w:r>
         <w:rPr>
@@ -23747,90 +22455,7 @@
           <w:bdr w:val="single" w:sz="4" w:space="0" w:color="C3C9D4"/>
           <w:shd w:val="clear" w:color="auto" w:fill="F1F3F7"/>
         </w:rPr>
-        <w:t>Shift </w:t>
-      </w:r>
-      <w:r>
-        <w:t xml:space="preserve"> </w:t>
-      </w:r>
-      <w:r>
-        <w:t>再按右鍵）。「</w:t>
-      </w:r>
-      <w:r>
-        <w:t xml:space="preserve">QRcode tool </w:t>
-      </w:r>
-      <w:r>
-        <w:t>開啟圖片」只在選取一個圖片檔時出現。若剛安裝或移動過可攜版，請先啟動一次</w:t>
-      </w:r>
-      <w:r>
-        <w:t xml:space="preserve"> QRcode tool</w:t>
-      </w:r>
-      <w:r>
-        <w:t>。</w:t>
-      </w:r>
-    </w:p>
-    <w:p>
-      <w:pPr>
-        <w:keepNext/>
-        <w:spacing w:before="200" w:after="60"/>
-      </w:pPr>
-      <w:r>
-        <w:rPr>
-          <w:b/>
-          <w:bCs/>
-          <w:color w:val="1D4FFF"/>
-        </w:rPr>
-        <w:t>Q</w:t>
-      </w:r>
-      <w:r>
-        <w:rPr>
-          <w:b/>
-          <w:bCs/>
-          <w:color w:val="1D4FFF"/>
-        </w:rPr>
-        <w:t xml:space="preserve">　</w:t>
-      </w:r>
-      <w:r>
-        <w:rPr>
-          <w:b/>
-          <w:bCs/>
-        </w:rPr>
-        <w:t>工具列不見了。</w:t>
-      </w:r>
-    </w:p>
-    <w:p>
-      <w:pPr>
-        <w:spacing w:after="120"/>
-        <w:ind w:left="440"/>
-      </w:pPr>
-      <w:r>
-        <w:t>請按</w:t>
-      </w:r>
-      <w:r>
-        <w:t xml:space="preserve"> </w:t>
-      </w:r>
-      <w:r>
-        <w:rPr>
-          <w:b/>
-          <w:bCs/>
-          <w:color w:val="2B3140"/>
-          <w:sz w:val="18"/>
-          <w:szCs w:val="18"/>
-          <w:bdr w:val="single" w:sz="4" w:space="0" w:color="C3C9D4"/>
-          <w:shd w:val="clear" w:color="auto" w:fill="F1F3F7"/>
-        </w:rPr>
-        <w:t> </w:t>
-      </w:r>
-      <w:r>
-        <w:rPr>
-          <w:b/>
-          <w:bCs/>
-          <w:color w:val="2B3140"/>
-          <w:sz w:val="18"/>
-          <w:szCs w:val="18"/>
-          <w:bdr w:val="single" w:sz="4" w:space="0" w:color="C3C9D4"/>
-          <w:shd w:val="clear" w:color="auto" w:fill="F1F3F7"/>
-        </w:rPr>
-        <w:t>Ctrl+Alt+E </w:t>
+        <w:t> Ctrl+Alt+E </w:t>
       </w:r>
       <w:r>
         <w:t>，或在系統匣選單勾選「浮動工具列」。若開啟了「全螢幕應用程式執行時隱藏」，在全螢幕程式執行期間工具列會暫時隱藏。</w:t>
@@ -24275,7 +22900,7 @@
       <w:pPr>
         <w:pStyle w:val="1"/>
       </w:pPr>
-      <w:bookmarkStart w:id="57" w:name="_Toc242661003"/>
+      <w:bookmarkStart w:id="57" w:name="_Toc242999099"/>
       <w:r>
         <w:t>A</w:t>
       </w:r>
@@ -24308,12 +22933,6 @@
         <w:gridCol w:w="4091"/>
       </w:tblGrid>
       <w:tr>
-        <w:tblPrEx>
-          <w:tblCellMar>
-            <w:top w:w="0" w:type="dxa"/>
-            <w:bottom w:w="0" w:type="dxa"/>
-          </w:tblCellMar>
-        </w:tblPrEx>
         <w:trPr>
           <w:cantSplit/>
           <w:tblHeader/>
@@ -24404,12 +23023,6 @@
         </w:tc>
       </w:tr>
       <w:tr>
-        <w:tblPrEx>
-          <w:tblCellMar>
-            <w:top w:w="0" w:type="dxa"/>
-            <w:bottom w:w="0" w:type="dxa"/>
-          </w:tblCellMar>
-        </w:tblPrEx>
         <w:trPr>
           <w:cantSplit/>
         </w:trPr>
@@ -24462,8 +23075,78 @@
                 <w:bdr w:val="single" w:sz="4" w:space="0" w:color="C3C9D4"/>
                 <w:shd w:val="clear" w:color="auto" w:fill="F1F3F7"/>
               </w:rPr>
-              <w:t> </w:t>
-            </w:r>
+              <w:t> Ctrl+Alt+Q </w:t>
+            </w:r>
+          </w:p>
+        </w:tc>
+        <w:tc>
+          <w:tcPr>
+            <w:tcW w:w="4091" w:type="dxa"/>
+            <w:tcMar>
+              <w:top w:w="90" w:type="dxa"/>
+              <w:left w:w="140" w:type="dxa"/>
+              <w:bottom w:w="90" w:type="dxa"/>
+              <w:right w:w="140" w:type="dxa"/>
+            </w:tcMar>
+            <w:vAlign w:val="center"/>
+          </w:tcPr>
+          <w:p>
+            <w:pPr>
+              <w:spacing w:after="0" w:line="300" w:lineRule="auto"/>
+            </w:pPr>
+            <w:r>
+              <w:rPr>
+                <w:sz w:val="19"/>
+                <w:szCs w:val="19"/>
+              </w:rPr>
+              <w:t>掃描整個螢幕</w:t>
+            </w:r>
+          </w:p>
+        </w:tc>
+      </w:tr>
+      <w:tr>
+        <w:trPr>
+          <w:cantSplit/>
+        </w:trPr>
+        <w:tc>
+          <w:tcPr>
+            <w:tcW w:w="2789" w:type="dxa"/>
+            <w:tcMar>
+              <w:top w:w="90" w:type="dxa"/>
+              <w:left w:w="140" w:type="dxa"/>
+              <w:bottom w:w="90" w:type="dxa"/>
+              <w:right w:w="140" w:type="dxa"/>
+            </w:tcMar>
+            <w:vAlign w:val="center"/>
+          </w:tcPr>
+          <w:p>
+            <w:pPr>
+              <w:spacing w:after="0" w:line="300" w:lineRule="auto"/>
+            </w:pPr>
+            <w:r>
+              <w:rPr>
+                <w:sz w:val="19"/>
+                <w:szCs w:val="19"/>
+              </w:rPr>
+              <w:t>任何時候</w:t>
+            </w:r>
+          </w:p>
+        </w:tc>
+        <w:tc>
+          <w:tcPr>
+            <w:tcW w:w="2417" w:type="dxa"/>
+            <w:tcMar>
+              <w:top w:w="90" w:type="dxa"/>
+              <w:left w:w="140" w:type="dxa"/>
+              <w:bottom w:w="90" w:type="dxa"/>
+              <w:right w:w="140" w:type="dxa"/>
+            </w:tcMar>
+            <w:vAlign w:val="center"/>
+          </w:tcPr>
+          <w:p>
+            <w:pPr>
+              <w:spacing w:after="0" w:line="300" w:lineRule="auto"/>
+            </w:pPr>
             <w:r>
               <w:rPr>
                 <w:b/>
@@ -24474,7 +23157,7 @@
                 <w:bdr w:val="single" w:sz="4" w:space="0" w:color="C3C9D4"/>
                 <w:shd w:val="clear" w:color="auto" w:fill="F1F3F7"/>
               </w:rPr>
-              <w:t>Ctrl+Alt+Q </w:t>
+              <w:t> Ctrl+Alt+A </w:t>
             </w:r>
           </w:p>
         </w:tc>
@@ -24498,18 +23181,12 @@
                 <w:sz w:val="19"/>
                 <w:szCs w:val="19"/>
               </w:rPr>
-              <w:t>掃描整個螢幕</w:t>
+              <w:t>選取區域</w:t>
             </w:r>
           </w:p>
         </w:tc>
       </w:tr>
       <w:tr>
-        <w:tblPrEx>
-          <w:tblCellMar>
-            <w:top w:w="0" w:type="dxa"/>
-            <w:bottom w:w="0" w:type="dxa"/>
-          </w:tblCellMar>
-        </w:tblPrEx>
         <w:trPr>
           <w:cantSplit/>
         </w:trPr>
@@ -24562,8 +23239,78 @@
                 <w:bdr w:val="single" w:sz="4" w:space="0" w:color="C3C9D4"/>
                 <w:shd w:val="clear" w:color="auto" w:fill="F1F3F7"/>
               </w:rPr>
-              <w:t> </w:t>
-            </w:r>
+              <w:t> Ctrl+Alt+W </w:t>
+            </w:r>
+          </w:p>
+        </w:tc>
+        <w:tc>
+          <w:tcPr>
+            <w:tcW w:w="4091" w:type="dxa"/>
+            <w:tcMar>
+              <w:top w:w="90" w:type="dxa"/>
+              <w:left w:w="140" w:type="dxa"/>
+              <w:bottom w:w="90" w:type="dxa"/>
+              <w:right w:w="140" w:type="dxa"/>
+            </w:tcMar>
+            <w:vAlign w:val="center"/>
+          </w:tcPr>
+          <w:p>
+            <w:pPr>
+              <w:spacing w:after="0" w:line="300" w:lineRule="auto"/>
+            </w:pPr>
+            <w:r>
+              <w:rPr>
+                <w:sz w:val="19"/>
+                <w:szCs w:val="19"/>
+              </w:rPr>
+              <w:t>用相機掃描</w:t>
+            </w:r>
+          </w:p>
+        </w:tc>
+      </w:tr>
+      <w:tr>
+        <w:trPr>
+          <w:cantSplit/>
+        </w:trPr>
+        <w:tc>
+          <w:tcPr>
+            <w:tcW w:w="2789" w:type="dxa"/>
+            <w:tcMar>
+              <w:top w:w="90" w:type="dxa"/>
+              <w:left w:w="140" w:type="dxa"/>
+              <w:bottom w:w="90" w:type="dxa"/>
+              <w:right w:w="140" w:type="dxa"/>
+            </w:tcMar>
+            <w:vAlign w:val="center"/>
+          </w:tcPr>
+          <w:p>
+            <w:pPr>
+              <w:spacing w:after="0" w:line="300" w:lineRule="auto"/>
+            </w:pPr>
+            <w:r>
+              <w:rPr>
+                <w:sz w:val="19"/>
+                <w:szCs w:val="19"/>
+              </w:rPr>
+              <w:t>任何時候</w:t>
+            </w:r>
+          </w:p>
+        </w:tc>
+        <w:tc>
+          <w:tcPr>
+            <w:tcW w:w="2417" w:type="dxa"/>
+            <w:tcMar>
+              <w:top w:w="90" w:type="dxa"/>
+              <w:left w:w="140" w:type="dxa"/>
+              <w:bottom w:w="90" w:type="dxa"/>
+              <w:right w:w="140" w:type="dxa"/>
+            </w:tcMar>
+            <w:vAlign w:val="center"/>
+          </w:tcPr>
+          <w:p>
+            <w:pPr>
+              <w:spacing w:after="0" w:line="300" w:lineRule="auto"/>
+            </w:pPr>
             <w:r>
               <w:rPr>
                 <w:b/>
@@ -24574,7 +23321,7 @@
                 <w:bdr w:val="single" w:sz="4" w:space="0" w:color="C3C9D4"/>
                 <w:shd w:val="clear" w:color="auto" w:fill="F1F3F7"/>
               </w:rPr>
-              <w:t>Ctrl+Alt+A </w:t>
+              <w:t> Ctrl+Alt+E </w:t>
             </w:r>
           </w:p>
         </w:tc>
@@ -24598,18 +23345,12 @@
                 <w:sz w:val="19"/>
                 <w:szCs w:val="19"/>
               </w:rPr>
-              <w:t>選取區域</w:t>
+              <w:t>顯示或隱藏浮動工具列</w:t>
             </w:r>
           </w:p>
         </w:tc>
       </w:tr>
       <w:tr>
-        <w:tblPrEx>
-          <w:tblCellMar>
-            <w:top w:w="0" w:type="dxa"/>
-            <w:bottom w:w="0" w:type="dxa"/>
-          </w:tblCellMar>
-        </w:tblPrEx>
         <w:trPr>
           <w:cantSplit/>
         </w:trPr>
@@ -24633,7 +23374,7 @@
                 <w:sz w:val="19"/>
                 <w:szCs w:val="19"/>
               </w:rPr>
-              <w:t>任何時候</w:t>
+              <w:t>掃描畫面、預覽視窗</w:t>
             </w:r>
           </w:p>
         </w:tc>
@@ -24662,8 +23403,78 @@
                 <w:bdr w:val="single" w:sz="4" w:space="0" w:color="C3C9D4"/>
                 <w:shd w:val="clear" w:color="auto" w:fill="F1F3F7"/>
               </w:rPr>
-              <w:t> </w:t>
-            </w:r>
+              <w:t> Enter </w:t>
+            </w:r>
+          </w:p>
+        </w:tc>
+        <w:tc>
+          <w:tcPr>
+            <w:tcW w:w="4091" w:type="dxa"/>
+            <w:tcMar>
+              <w:top w:w="90" w:type="dxa"/>
+              <w:left w:w="140" w:type="dxa"/>
+              <w:bottom w:w="90" w:type="dxa"/>
+              <w:right w:w="140" w:type="dxa"/>
+            </w:tcMar>
+            <w:vAlign w:val="center"/>
+          </w:tcPr>
+          <w:p>
+            <w:pPr>
+              <w:spacing w:after="0" w:line="300" w:lineRule="auto"/>
+            </w:pPr>
+            <w:r>
+              <w:rPr>
+                <w:sz w:val="19"/>
+                <w:szCs w:val="19"/>
+              </w:rPr>
+              <w:t>開啟選取的條碼</w:t>
+            </w:r>
+          </w:p>
+        </w:tc>
+      </w:tr>
+      <w:tr>
+        <w:trPr>
+          <w:cantSplit/>
+        </w:trPr>
+        <w:tc>
+          <w:tcPr>
+            <w:tcW w:w="2789" w:type="dxa"/>
+            <w:tcMar>
+              <w:top w:w="90" w:type="dxa"/>
+              <w:left w:w="140" w:type="dxa"/>
+              <w:bottom w:w="90" w:type="dxa"/>
+              <w:right w:w="140" w:type="dxa"/>
+            </w:tcMar>
+            <w:vAlign w:val="center"/>
+          </w:tcPr>
+          <w:p>
+            <w:pPr>
+              <w:spacing w:after="0" w:line="300" w:lineRule="auto"/>
+            </w:pPr>
+            <w:r>
+              <w:rPr>
+                <w:sz w:val="19"/>
+                <w:szCs w:val="19"/>
+              </w:rPr>
+              <w:t>掃描畫面、預覽視窗</w:t>
+            </w:r>
+          </w:p>
+        </w:tc>
+        <w:tc>
+          <w:tcPr>
+            <w:tcW w:w="2417" w:type="dxa"/>
+            <w:tcMar>
+              <w:top w:w="90" w:type="dxa"/>
+              <w:left w:w="140" w:type="dxa"/>
+              <w:bottom w:w="90" w:type="dxa"/>
+              <w:right w:w="140" w:type="dxa"/>
+            </w:tcMar>
+            <w:vAlign w:val="center"/>
+          </w:tcPr>
+          <w:p>
+            <w:pPr>
+              <w:spacing w:after="0" w:line="300" w:lineRule="auto"/>
+            </w:pPr>
             <w:r>
               <w:rPr>
                 <w:b/>
@@ -24674,84 +23485,29 @@
                 <w:bdr w:val="single" w:sz="4" w:space="0" w:color="C3C9D4"/>
                 <w:shd w:val="clear" w:color="auto" w:fill="F1F3F7"/>
               </w:rPr>
-              <w:t>Ctrl+Alt+W </w:t>
-            </w:r>
-          </w:p>
-        </w:tc>
-        <w:tc>
-          <w:tcPr>
-            <w:tcW w:w="4091" w:type="dxa"/>
-            <w:tcMar>
-              <w:top w:w="90" w:type="dxa"/>
-              <w:left w:w="140" w:type="dxa"/>
-              <w:bottom w:w="90" w:type="dxa"/>
-              <w:right w:w="140" w:type="dxa"/>
-            </w:tcMar>
-            <w:vAlign w:val="center"/>
-          </w:tcPr>
-          <w:p>
-            <w:pPr>
-              <w:spacing w:after="0" w:line="300" w:lineRule="auto"/>
-            </w:pPr>
-            <w:r>
-              <w:rPr>
-                <w:sz w:val="19"/>
-                <w:szCs w:val="19"/>
-              </w:rPr>
-              <w:t>用相機掃描</w:t>
-            </w:r>
-          </w:p>
-        </w:tc>
-      </w:tr>
-      <w:tr>
-        <w:tblPrEx>
-          <w:tblCellMar>
-            <w:top w:w="0" w:type="dxa"/>
-            <w:bottom w:w="0" w:type="dxa"/>
-          </w:tblCellMar>
-        </w:tblPrEx>
-        <w:trPr>
-          <w:cantSplit/>
-        </w:trPr>
-        <w:tc>
-          <w:tcPr>
-            <w:tcW w:w="2789" w:type="dxa"/>
-            <w:tcMar>
-              <w:top w:w="90" w:type="dxa"/>
-              <w:left w:w="140" w:type="dxa"/>
-              <w:bottom w:w="90" w:type="dxa"/>
-              <w:right w:w="140" w:type="dxa"/>
-            </w:tcMar>
-            <w:vAlign w:val="center"/>
-          </w:tcPr>
-          <w:p>
-            <w:pPr>
-              <w:spacing w:after="0" w:line="300" w:lineRule="auto"/>
-            </w:pPr>
-            <w:r>
-              <w:rPr>
-                <w:sz w:val="19"/>
-                <w:szCs w:val="19"/>
-              </w:rPr>
-              <w:t>任何時候</w:t>
-            </w:r>
-          </w:p>
-        </w:tc>
-        <w:tc>
-          <w:tcPr>
-            <w:tcW w:w="2417" w:type="dxa"/>
-            <w:tcMar>
-              <w:top w:w="90" w:type="dxa"/>
-              <w:left w:w="140" w:type="dxa"/>
-              <w:bottom w:w="90" w:type="dxa"/>
-              <w:right w:w="140" w:type="dxa"/>
-            </w:tcMar>
-            <w:vAlign w:val="center"/>
-          </w:tcPr>
-          <w:p>
-            <w:pPr>
-              <w:spacing w:after="0" w:line="300" w:lineRule="auto"/>
-            </w:pPr>
+              <w:t> Tab </w:t>
+            </w:r>
+            <w:r>
+              <w:rPr>
+                <w:sz w:val="19"/>
+                <w:szCs w:val="19"/>
+              </w:rPr>
+              <w:t xml:space="preserve"> </w:t>
+            </w:r>
+            <w:r>
+              <w:rPr>
+                <w:sz w:val="19"/>
+                <w:szCs w:val="19"/>
+              </w:rPr>
+              <w:t>／</w:t>
+            </w:r>
+            <w:r>
+              <w:rPr>
+                <w:sz w:val="19"/>
+                <w:szCs w:val="19"/>
+              </w:rPr>
+              <w:t xml:space="preserve"> </w:t>
+            </w:r>
             <w:r>
               <w:rPr>
                 <w:b/>
@@ -24762,8 +23518,78 @@
                 <w:bdr w:val="single" w:sz="4" w:space="0" w:color="C3C9D4"/>
                 <w:shd w:val="clear" w:color="auto" w:fill="F1F3F7"/>
               </w:rPr>
-              <w:t> </w:t>
-            </w:r>
+              <w:t> Shift+Tab </w:t>
+            </w:r>
+          </w:p>
+        </w:tc>
+        <w:tc>
+          <w:tcPr>
+            <w:tcW w:w="4091" w:type="dxa"/>
+            <w:tcMar>
+              <w:top w:w="90" w:type="dxa"/>
+              <w:left w:w="140" w:type="dxa"/>
+              <w:bottom w:w="90" w:type="dxa"/>
+              <w:right w:w="140" w:type="dxa"/>
+            </w:tcMar>
+            <w:vAlign w:val="center"/>
+          </w:tcPr>
+          <w:p>
+            <w:pPr>
+              <w:spacing w:after="0" w:line="300" w:lineRule="auto"/>
+            </w:pPr>
+            <w:r>
+              <w:rPr>
+                <w:sz w:val="19"/>
+                <w:szCs w:val="19"/>
+              </w:rPr>
+              <w:t>選取下一個／上一個條碼</w:t>
+            </w:r>
+          </w:p>
+        </w:tc>
+      </w:tr>
+      <w:tr>
+        <w:trPr>
+          <w:cantSplit/>
+        </w:trPr>
+        <w:tc>
+          <w:tcPr>
+            <w:tcW w:w="2789" w:type="dxa"/>
+            <w:tcMar>
+              <w:top w:w="90" w:type="dxa"/>
+              <w:left w:w="140" w:type="dxa"/>
+              <w:bottom w:w="90" w:type="dxa"/>
+              <w:right w:w="140" w:type="dxa"/>
+            </w:tcMar>
+            <w:vAlign w:val="center"/>
+          </w:tcPr>
+          <w:p>
+            <w:pPr>
+              <w:spacing w:after="0" w:line="300" w:lineRule="auto"/>
+            </w:pPr>
+            <w:r>
+              <w:rPr>
+                <w:sz w:val="19"/>
+                <w:szCs w:val="19"/>
+              </w:rPr>
+              <w:t>掃描畫面、預覽視窗</w:t>
+            </w:r>
+          </w:p>
+        </w:tc>
+        <w:tc>
+          <w:tcPr>
+            <w:tcW w:w="2417" w:type="dxa"/>
+            <w:tcMar>
+              <w:top w:w="90" w:type="dxa"/>
+              <w:left w:w="140" w:type="dxa"/>
+              <w:bottom w:w="90" w:type="dxa"/>
+              <w:right w:w="140" w:type="dxa"/>
+            </w:tcMar>
+            <w:vAlign w:val="center"/>
+          </w:tcPr>
+          <w:p>
+            <w:pPr>
+              <w:spacing w:after="0" w:line="300" w:lineRule="auto"/>
+            </w:pPr>
             <w:r>
               <w:rPr>
                 <w:b/>
@@ -24774,7 +23600,7 @@
                 <w:bdr w:val="single" w:sz="4" w:space="0" w:color="C3C9D4"/>
                 <w:shd w:val="clear" w:color="auto" w:fill="F1F3F7"/>
               </w:rPr>
-              <w:t>Ctrl+Alt+E </w:t>
+              <w:t> C </w:t>
             </w:r>
           </w:p>
         </w:tc>
@@ -24798,18 +23624,12 @@
                 <w:sz w:val="19"/>
                 <w:szCs w:val="19"/>
               </w:rPr>
-              <w:t>顯示或隱藏浮動工具列</w:t>
+              <w:t>複製選取的條碼</w:t>
             </w:r>
           </w:p>
         </w:tc>
       </w:tr>
       <w:tr>
-        <w:tblPrEx>
-          <w:tblCellMar>
-            <w:top w:w="0" w:type="dxa"/>
-            <w:bottom w:w="0" w:type="dxa"/>
-          </w:tblCellMar>
-        </w:tblPrEx>
         <w:trPr>
           <w:cantSplit/>
         </w:trPr>
@@ -24833,7 +23653,7 @@
                 <w:sz w:val="19"/>
                 <w:szCs w:val="19"/>
               </w:rPr>
-              <w:t>掃描畫面、預覽視窗</w:t>
+              <w:t>掃描畫面</w:t>
             </w:r>
           </w:p>
         </w:tc>
@@ -24862,7 +23682,28 @@
                 <w:bdr w:val="single" w:sz="4" w:space="0" w:color="C3C9D4"/>
                 <w:shd w:val="clear" w:color="auto" w:fill="F1F3F7"/>
               </w:rPr>
-              <w:t> </w:t>
+              <w:t> F </w:t>
+            </w:r>
+            <w:r>
+              <w:rPr>
+                <w:sz w:val="19"/>
+                <w:szCs w:val="19"/>
+              </w:rPr>
+              <w:t xml:space="preserve"> </w:t>
+            </w:r>
+            <w:r>
+              <w:rPr>
+                <w:sz w:val="19"/>
+                <w:szCs w:val="19"/>
+              </w:rPr>
+              <w:t>或</w:t>
+            </w:r>
+            <w:r>
+              <w:rPr>
+                <w:sz w:val="19"/>
+                <w:szCs w:val="19"/>
+              </w:rPr>
+              <w:t xml:space="preserve"> </w:t>
             </w:r>
             <w:r>
               <w:rPr>
@@ -24874,7 +23715,7 @@
                 <w:bdr w:val="single" w:sz="4" w:space="0" w:color="C3C9D4"/>
                 <w:shd w:val="clear" w:color="auto" w:fill="F1F3F7"/>
               </w:rPr>
-              <w:t>Enter </w:t>
+              <w:t> F5 </w:t>
             </w:r>
           </w:p>
         </w:tc>
@@ -24898,18 +23739,12 @@
                 <w:sz w:val="19"/>
                 <w:szCs w:val="19"/>
               </w:rPr>
-              <w:t>開啟選取的條碼</w:t>
+              <w:t>重新搜尋整個螢幕</w:t>
             </w:r>
           </w:p>
         </w:tc>
       </w:tr>
       <w:tr>
-        <w:tblPrEx>
-          <w:tblCellMar>
-            <w:top w:w="0" w:type="dxa"/>
-            <w:bottom w:w="0" w:type="dxa"/>
-          </w:tblCellMar>
-        </w:tblPrEx>
         <w:trPr>
           <w:cantSplit/>
         </w:trPr>
@@ -24933,7 +23768,7 @@
                 <w:sz w:val="19"/>
                 <w:szCs w:val="19"/>
               </w:rPr>
-              <w:t>掃描畫面、預覽視窗</w:t>
+              <w:t>掃描畫面、預覽視窗、產生器</w:t>
             </w:r>
           </w:p>
         </w:tc>
@@ -24962,409 +23797,7 @@
                 <w:bdr w:val="single" w:sz="4" w:space="0" w:color="C3C9D4"/>
                 <w:shd w:val="clear" w:color="auto" w:fill="F1F3F7"/>
               </w:rPr>
-              <w:t> </w:t>
-            </w:r>
-            <w:r>
-              <w:rPr>
-                <w:b/>
-                <w:bCs/>
-                <w:color w:val="2B3140"/>
-                <w:sz w:val="16"/>
-                <w:szCs w:val="16"/>
-                <w:bdr w:val="single" w:sz="4" w:space="0" w:color="C3C9D4"/>
-                <w:shd w:val="clear" w:color="auto" w:fill="F1F3F7"/>
-              </w:rPr>
-              <w:t>Tab </w:t>
-            </w:r>
-            <w:r>
-              <w:rPr>
-                <w:sz w:val="19"/>
-                <w:szCs w:val="19"/>
-              </w:rPr>
-              <w:t xml:space="preserve"> </w:t>
-            </w:r>
-            <w:r>
-              <w:rPr>
-                <w:sz w:val="19"/>
-                <w:szCs w:val="19"/>
-              </w:rPr>
-              <w:t>／</w:t>
-            </w:r>
-            <w:r>
-              <w:rPr>
-                <w:sz w:val="19"/>
-                <w:szCs w:val="19"/>
-              </w:rPr>
-              <w:t xml:space="preserve"> </w:t>
-            </w:r>
-            <w:r>
-              <w:rPr>
-                <w:b/>
-                <w:bCs/>
-                <w:color w:val="2B3140"/>
-                <w:sz w:val="16"/>
-                <w:szCs w:val="16"/>
-                <w:bdr w:val="single" w:sz="4" w:space="0" w:color="C3C9D4"/>
-                <w:shd w:val="clear" w:color="auto" w:fill="F1F3F7"/>
-              </w:rPr>
-              <w:t> </w:t>
-            </w:r>
-            <w:r>
-              <w:rPr>
-                <w:b/>
-                <w:bCs/>
-                <w:color w:val="2B3140"/>
-                <w:sz w:val="16"/>
-                <w:szCs w:val="16"/>
-                <w:bdr w:val="single" w:sz="4" w:space="0" w:color="C3C9D4"/>
-                <w:shd w:val="clear" w:color="auto" w:fill="F1F3F7"/>
-              </w:rPr>
-              <w:t>Shift+Tab </w:t>
-            </w:r>
-          </w:p>
-        </w:tc>
-        <w:tc>
-          <w:tcPr>
-            <w:tcW w:w="4091" w:type="dxa"/>
-            <w:tcMar>
-              <w:top w:w="90" w:type="dxa"/>
-              <w:left w:w="140" w:type="dxa"/>
-              <w:bottom w:w="90" w:type="dxa"/>
-              <w:right w:w="140" w:type="dxa"/>
-            </w:tcMar>
-            <w:vAlign w:val="center"/>
-          </w:tcPr>
-          <w:p>
-            <w:pPr>
-              <w:spacing w:after="0" w:line="300" w:lineRule="auto"/>
-            </w:pPr>
-            <w:r>
-              <w:rPr>
-                <w:sz w:val="19"/>
-                <w:szCs w:val="19"/>
-              </w:rPr>
-              <w:t>選取下一個／上一個條碼</w:t>
-            </w:r>
-          </w:p>
-        </w:tc>
-      </w:tr>
-      <w:tr>
-        <w:tblPrEx>
-          <w:tblCellMar>
-            <w:top w:w="0" w:type="dxa"/>
-            <w:bottom w:w="0" w:type="dxa"/>
-          </w:tblCellMar>
-        </w:tblPrEx>
-        <w:trPr>
-          <w:cantSplit/>
-        </w:trPr>
-        <w:tc>
-          <w:tcPr>
-            <w:tcW w:w="2789" w:type="dxa"/>
-            <w:tcMar>
-              <w:top w:w="90" w:type="dxa"/>
-              <w:left w:w="140" w:type="dxa"/>
-              <w:bottom w:w="90" w:type="dxa"/>
-              <w:right w:w="140" w:type="dxa"/>
-            </w:tcMar>
-            <w:vAlign w:val="center"/>
-          </w:tcPr>
-          <w:p>
-            <w:pPr>
-              <w:spacing w:after="0" w:line="300" w:lineRule="auto"/>
-            </w:pPr>
-            <w:r>
-              <w:rPr>
-                <w:sz w:val="19"/>
-                <w:szCs w:val="19"/>
-              </w:rPr>
-              <w:t>掃描畫面、預覽視窗</w:t>
-            </w:r>
-          </w:p>
-        </w:tc>
-        <w:tc>
-          <w:tcPr>
-            <w:tcW w:w="2417" w:type="dxa"/>
-            <w:tcMar>
-              <w:top w:w="90" w:type="dxa"/>
-              <w:left w:w="140" w:type="dxa"/>
-              <w:bottom w:w="90" w:type="dxa"/>
-              <w:right w:w="140" w:type="dxa"/>
-            </w:tcMar>
-            <w:vAlign w:val="center"/>
-          </w:tcPr>
-          <w:p>
-            <w:pPr>
-              <w:spacing w:after="0" w:line="300" w:lineRule="auto"/>
-            </w:pPr>
-            <w:r>
-              <w:rPr>
-                <w:b/>
-                <w:bCs/>
-                <w:color w:val="2B3140"/>
-                <w:sz w:val="16"/>
-                <w:szCs w:val="16"/>
-                <w:bdr w:val="single" w:sz="4" w:space="0" w:color="C3C9D4"/>
-                <w:shd w:val="clear" w:color="auto" w:fill="F1F3F7"/>
-              </w:rPr>
-              <w:t> </w:t>
-            </w:r>
-            <w:r>
-              <w:rPr>
-                <w:b/>
-                <w:bCs/>
-                <w:color w:val="2B3140"/>
-                <w:sz w:val="16"/>
-                <w:szCs w:val="16"/>
-                <w:bdr w:val="single" w:sz="4" w:space="0" w:color="C3C9D4"/>
-                <w:shd w:val="clear" w:color="auto" w:fill="F1F3F7"/>
-              </w:rPr>
-              <w:t>C </w:t>
-            </w:r>
-          </w:p>
-        </w:tc>
-        <w:tc>
-          <w:tcPr>
-            <w:tcW w:w="4091" w:type="dxa"/>
-            <w:tcMar>
-              <w:top w:w="90" w:type="dxa"/>
-              <w:left w:w="140" w:type="dxa"/>
-              <w:bottom w:w="90" w:type="dxa"/>
-              <w:right w:w="140" w:type="dxa"/>
-            </w:tcMar>
-            <w:vAlign w:val="center"/>
-          </w:tcPr>
-          <w:p>
-            <w:pPr>
-              <w:spacing w:after="0" w:line="300" w:lineRule="auto"/>
-            </w:pPr>
-            <w:r>
-              <w:rPr>
-                <w:sz w:val="19"/>
-                <w:szCs w:val="19"/>
-              </w:rPr>
-              <w:t>複製選取的條碼</w:t>
-            </w:r>
-          </w:p>
-        </w:tc>
-      </w:tr>
-      <w:tr>
-        <w:tblPrEx>
-          <w:tblCellMar>
-            <w:top w:w="0" w:type="dxa"/>
-            <w:bottom w:w="0" w:type="dxa"/>
-          </w:tblCellMar>
-        </w:tblPrEx>
-        <w:trPr>
-          <w:cantSplit/>
-        </w:trPr>
-        <w:tc>
-          <w:tcPr>
-            <w:tcW w:w="2789" w:type="dxa"/>
-            <w:tcMar>
-              <w:top w:w="90" w:type="dxa"/>
-              <w:left w:w="140" w:type="dxa"/>
-              <w:bottom w:w="90" w:type="dxa"/>
-              <w:right w:w="140" w:type="dxa"/>
-            </w:tcMar>
-            <w:vAlign w:val="center"/>
-          </w:tcPr>
-          <w:p>
-            <w:pPr>
-              <w:spacing w:after="0" w:line="300" w:lineRule="auto"/>
-            </w:pPr>
-            <w:r>
-              <w:rPr>
-                <w:sz w:val="19"/>
-                <w:szCs w:val="19"/>
-              </w:rPr>
-              <w:t>掃描畫面</w:t>
-            </w:r>
-          </w:p>
-        </w:tc>
-        <w:tc>
-          <w:tcPr>
-            <w:tcW w:w="2417" w:type="dxa"/>
-            <w:tcMar>
-              <w:top w:w="90" w:type="dxa"/>
-              <w:left w:w="140" w:type="dxa"/>
-              <w:bottom w:w="90" w:type="dxa"/>
-              <w:right w:w="140" w:type="dxa"/>
-            </w:tcMar>
-            <w:vAlign w:val="center"/>
-          </w:tcPr>
-          <w:p>
-            <w:pPr>
-              <w:spacing w:after="0" w:line="300" w:lineRule="auto"/>
-            </w:pPr>
-            <w:r>
-              <w:rPr>
-                <w:b/>
-                <w:bCs/>
-                <w:color w:val="2B3140"/>
-                <w:sz w:val="16"/>
-                <w:szCs w:val="16"/>
-                <w:bdr w:val="single" w:sz="4" w:space="0" w:color="C3C9D4"/>
-                <w:shd w:val="clear" w:color="auto" w:fill="F1F3F7"/>
-              </w:rPr>
-              <w:t> </w:t>
-            </w:r>
-            <w:r>
-              <w:rPr>
-                <w:b/>
-                <w:bCs/>
-                <w:color w:val="2B3140"/>
-                <w:sz w:val="16"/>
-                <w:szCs w:val="16"/>
-                <w:bdr w:val="single" w:sz="4" w:space="0" w:color="C3C9D4"/>
-                <w:shd w:val="clear" w:color="auto" w:fill="F1F3F7"/>
-              </w:rPr>
-              <w:t>F </w:t>
-            </w:r>
-            <w:r>
-              <w:rPr>
-                <w:sz w:val="19"/>
-                <w:szCs w:val="19"/>
-              </w:rPr>
-              <w:t xml:space="preserve"> </w:t>
-            </w:r>
-            <w:r>
-              <w:rPr>
-                <w:sz w:val="19"/>
-                <w:szCs w:val="19"/>
-              </w:rPr>
-              <w:t>或</w:t>
-            </w:r>
-            <w:r>
-              <w:rPr>
-                <w:sz w:val="19"/>
-                <w:szCs w:val="19"/>
-              </w:rPr>
-              <w:t xml:space="preserve"> </w:t>
-            </w:r>
-            <w:r>
-              <w:rPr>
-                <w:b/>
-                <w:bCs/>
-                <w:color w:val="2B3140"/>
-                <w:sz w:val="16"/>
-                <w:szCs w:val="16"/>
-                <w:bdr w:val="single" w:sz="4" w:space="0" w:color="C3C9D4"/>
-                <w:shd w:val="clear" w:color="auto" w:fill="F1F3F7"/>
-              </w:rPr>
-              <w:t> </w:t>
-            </w:r>
-            <w:r>
-              <w:rPr>
-                <w:b/>
-                <w:bCs/>
-                <w:color w:val="2B3140"/>
-                <w:sz w:val="16"/>
-                <w:szCs w:val="16"/>
-                <w:bdr w:val="single" w:sz="4" w:space="0" w:color="C3C9D4"/>
-                <w:shd w:val="clear" w:color="auto" w:fill="F1F3F7"/>
-              </w:rPr>
-              <w:t>F5 </w:t>
-            </w:r>
-          </w:p>
-        </w:tc>
-        <w:tc>
-          <w:tcPr>
-            <w:tcW w:w="4091" w:type="dxa"/>
-            <w:tcMar>
-              <w:top w:w="90" w:type="dxa"/>
-              <w:left w:w="140" w:type="dxa"/>
-              <w:bottom w:w="90" w:type="dxa"/>
-              <w:right w:w="140" w:type="dxa"/>
-            </w:tcMar>
-            <w:vAlign w:val="center"/>
-          </w:tcPr>
-          <w:p>
-            <w:pPr>
-              <w:spacing w:after="0" w:line="300" w:lineRule="auto"/>
-            </w:pPr>
-            <w:r>
-              <w:rPr>
-                <w:sz w:val="19"/>
-                <w:szCs w:val="19"/>
-              </w:rPr>
-              <w:t>重新搜尋整個螢幕</w:t>
-            </w:r>
-          </w:p>
-        </w:tc>
-      </w:tr>
-      <w:tr>
-        <w:tblPrEx>
-          <w:tblCellMar>
-            <w:top w:w="0" w:type="dxa"/>
-            <w:bottom w:w="0" w:type="dxa"/>
-          </w:tblCellMar>
-        </w:tblPrEx>
-        <w:trPr>
-          <w:cantSplit/>
-        </w:trPr>
-        <w:tc>
-          <w:tcPr>
-            <w:tcW w:w="2789" w:type="dxa"/>
-            <w:tcMar>
-              <w:top w:w="90" w:type="dxa"/>
-              <w:left w:w="140" w:type="dxa"/>
-              <w:bottom w:w="90" w:type="dxa"/>
-              <w:right w:w="140" w:type="dxa"/>
-            </w:tcMar>
-            <w:vAlign w:val="center"/>
-          </w:tcPr>
-          <w:p>
-            <w:pPr>
-              <w:spacing w:after="0" w:line="300" w:lineRule="auto"/>
-            </w:pPr>
-            <w:r>
-              <w:rPr>
-                <w:sz w:val="19"/>
-                <w:szCs w:val="19"/>
-              </w:rPr>
-              <w:t>掃描畫面、預覽視窗、產生器</w:t>
-            </w:r>
-          </w:p>
-        </w:tc>
-        <w:tc>
-          <w:tcPr>
-            <w:tcW w:w="2417" w:type="dxa"/>
-            <w:tcMar>
-              <w:top w:w="90" w:type="dxa"/>
-              <w:left w:w="140" w:type="dxa"/>
-              <w:bottom w:w="90" w:type="dxa"/>
-              <w:right w:w="140" w:type="dxa"/>
-            </w:tcMar>
-            <w:vAlign w:val="center"/>
-          </w:tcPr>
-          <w:p>
-            <w:pPr>
-              <w:spacing w:after="0" w:line="300" w:lineRule="auto"/>
-            </w:pPr>
-            <w:r>
-              <w:rPr>
-                <w:b/>
-                <w:bCs/>
-                <w:color w:val="2B3140"/>
-                <w:sz w:val="16"/>
-                <w:szCs w:val="16"/>
-                <w:bdr w:val="single" w:sz="4" w:space="0" w:color="C3C9D4"/>
-                <w:shd w:val="clear" w:color="auto" w:fill="F1F3F7"/>
-              </w:rPr>
-              <w:t> </w:t>
-            </w:r>
-            <w:r>
-              <w:rPr>
-                <w:b/>
-                <w:bCs/>
-                <w:color w:val="2B3140"/>
-                <w:sz w:val="16"/>
-                <w:szCs w:val="16"/>
-                <w:bdr w:val="single" w:sz="4" w:space="0" w:color="C3C9D4"/>
-                <w:shd w:val="clear" w:color="auto" w:fill="F1F3F7"/>
-              </w:rPr>
-              <w:t>Esc </w:t>
+              <w:t> Esc </w:t>
             </w:r>
           </w:p>
         </w:tc>
@@ -25443,7 +23876,7 @@
       <w:pPr>
         <w:pStyle w:val="1"/>
       </w:pPr>
-      <w:bookmarkStart w:id="58" w:name="_Toc242661004"/>
+      <w:bookmarkStart w:id="58" w:name="_Toc242999100"/>
       <w:r>
         <w:t>B</w:t>
       </w:r>
@@ -25475,12 +23908,6 @@
         <w:gridCol w:w="6509"/>
       </w:tblGrid>
       <w:tr>
-        <w:tblPrEx>
-          <w:tblCellMar>
-            <w:top w:w="0" w:type="dxa"/>
-            <w:bottom w:w="0" w:type="dxa"/>
-          </w:tblCellMar>
-        </w:tblPrEx>
         <w:trPr>
           <w:cantSplit/>
           <w:tblHeader/>
@@ -25543,12 +23970,6 @@
         </w:tc>
       </w:tr>
       <w:tr>
-        <w:tblPrEx>
-          <w:tblCellMar>
-            <w:top w:w="0" w:type="dxa"/>
-            <w:bottom w:w="0" w:type="dxa"/>
-          </w:tblCellMar>
-        </w:tblPrEx>
         <w:trPr>
           <w:cantSplit/>
         </w:trPr>
@@ -25630,12 +24051,6 @@
         </w:tc>
       </w:tr>
       <w:tr>
-        <w:tblPrEx>
-          <w:tblCellMar>
-            <w:top w:w="0" w:type="dxa"/>
-            <w:bottom w:w="0" w:type="dxa"/>
-          </w:tblCellMar>
-        </w:tblPrEx>
         <w:trPr>
           <w:cantSplit/>
         </w:trPr>
@@ -25892,12 +24307,6 @@
         <w:gridCol w:w="6509"/>
       </w:tblGrid>
       <w:tr>
-        <w:tblPrEx>
-          <w:tblCellMar>
-            <w:top w:w="0" w:type="dxa"/>
-            <w:bottom w:w="0" w:type="dxa"/>
-          </w:tblCellMar>
-        </w:tblPrEx>
         <w:trPr>
           <w:cantSplit/>
           <w:tblHeader/>
@@ -25960,12 +24369,6 @@
         </w:tc>
       </w:tr>
       <w:tr>
-        <w:tblPrEx>
-          <w:tblCellMar>
-            <w:top w:w="0" w:type="dxa"/>
-            <w:bottom w:w="0" w:type="dxa"/>
-          </w:tblCellMar>
-        </w:tblPrEx>
         <w:trPr>
           <w:cantSplit/>
         </w:trPr>
@@ -26022,12 +24425,6 @@
         </w:tc>
       </w:tr>
       <w:tr>
-        <w:tblPrEx>
-          <w:tblCellMar>
-            <w:top w:w="0" w:type="dxa"/>
-            <w:bottom w:w="0" w:type="dxa"/>
-          </w:tblCellMar>
-        </w:tblPrEx>
         <w:trPr>
           <w:cantSplit/>
         </w:trPr>
@@ -26124,12 +24521,6 @@
         </w:tc>
       </w:tr>
       <w:tr>
-        <w:tblPrEx>
-          <w:tblCellMar>
-            <w:top w:w="0" w:type="dxa"/>
-            <w:bottom w:w="0" w:type="dxa"/>
-          </w:tblCellMar>
-        </w:tblPrEx>
         <w:trPr>
           <w:cantSplit/>
         </w:trPr>
@@ -26238,12 +24629,6 @@
         </w:tc>
       </w:tr>
       <w:tr>
-        <w:tblPrEx>
-          <w:tblCellMar>
-            <w:top w:w="0" w:type="dxa"/>
-            <w:bottom w:w="0" w:type="dxa"/>
-          </w:tblCellMar>
-        </w:tblPrEx>
         <w:trPr>
           <w:cantSplit/>
         </w:trPr>
@@ -26317,12 +24702,6 @@
         </w:tc>
       </w:tr>
       <w:tr>
-        <w:tblPrEx>
-          <w:tblCellMar>
-            <w:top w:w="0" w:type="dxa"/>
-            <w:bottom w:w="0" w:type="dxa"/>
-          </w:tblCellMar>
-        </w:tblPrEx>
         <w:trPr>
           <w:cantSplit/>
         </w:trPr>
@@ -26413,12 +24792,6 @@
         </w:tc>
       </w:tr>
       <w:tr>
-        <w:tblPrEx>
-          <w:tblCellMar>
-            <w:top w:w="0" w:type="dxa"/>
-            <w:bottom w:w="0" w:type="dxa"/>
-          </w:tblCellMar>
-        </w:tblPrEx>
         <w:trPr>
           <w:cantSplit/>
         </w:trPr>
@@ -26475,12 +24848,6 @@
         </w:tc>
       </w:tr>
       <w:tr>
-        <w:tblPrEx>
-          <w:tblCellMar>
-            <w:top w:w="0" w:type="dxa"/>
-            <w:bottom w:w="0" w:type="dxa"/>
-          </w:tblCellMar>
-        </w:tblPrEx>
         <w:trPr>
           <w:cantSplit/>
         </w:trPr>
@@ -26537,12 +24904,6 @@
         </w:tc>
       </w:tr>
       <w:tr>
-        <w:tblPrEx>
-          <w:tblCellMar>
-            <w:top w:w="0" w:type="dxa"/>
-            <w:bottom w:w="0" w:type="dxa"/>
-          </w:tblCellMar>
-        </w:tblPrEx>
         <w:trPr>
           <w:cantSplit/>
         </w:trPr>
@@ -26630,12 +24991,6 @@
         </w:tc>
       </w:tr>
       <w:tr>
-        <w:tblPrEx>
-          <w:tblCellMar>
-            <w:top w:w="0" w:type="dxa"/>
-            <w:bottom w:w="0" w:type="dxa"/>
-          </w:tblCellMar>
-        </w:tblPrEx>
         <w:trPr>
           <w:cantSplit/>
         </w:trPr>
@@ -26839,7 +25194,7 @@
             <w:szCs w:val="20"/>
             <w:u w:val="single"/>
           </w:rPr>
-          <w:t>https://github.com/Lrniey666/qrcode-tool</w:t>
+          <w:t>https://github.com/naritaroad/qrcode-tool</w:t>
         </w:r>
       </w:hyperlink>
     </w:p>
@@ -26866,7 +25221,7 @@
             <w:szCs w:val="20"/>
             <w:u w:val="single"/>
           </w:rPr>
-          <w:t>https://github.com/Lrniey666/qrcode-tool/releases/latest</w:t>
+          <w:t>https://github.com/naritaroad/qrcode-tool/releases/latest</w:t>
         </w:r>
       </w:hyperlink>
     </w:p>
@@ -26893,7 +25248,7 @@
             <w:szCs w:val="20"/>
             <w:u w:val="single"/>
           </w:rPr>
-          <w:t>https://github.com/Lrniey666/qrcode-tool/issues</w:t>
+          <w:t>https://github.com/naritaroad/qrcode-tool/issues</w:t>
         </w:r>
       </w:hyperlink>
     </w:p>
